--- a/Руководство_разработчика.docx
+++ b/Руководство_разработчика.docx
@@ -385,12 +385,14 @@
         <w:spacing w:before="0" w:after="140"/>
         <w:rPr/>
       </w:pPr>
-      <w:bookmarkStart w:id="0" w:name="_Toc232686608"/>
+      <w:bookmarkStart w:id="0" w:name="__RefHeading___Toc5211_1442373386"/>
+      <w:bookmarkStart w:id="1" w:name="_Toc232686608"/>
+      <w:bookmarkEnd w:id="0"/>
       <w:r>
         <w:rPr/>
         <w:t>СОДЕРЖАНИЕ</w:t>
       </w:r>
-      <w:bookmarkEnd w:id="0"/>
+      <w:bookmarkEnd w:id="1"/>
     </w:p>
     <w:sdt>
       <w:sdtPr>
@@ -405,7 +407,7 @@
             <w:pStyle w:val="TOC1"/>
             <w:tabs>
               <w:tab w:val="clear" w:pos="708"/>
-              <w:tab w:val="right" w:pos="9344" w:leader="dot"/>
+              <w:tab w:val="right" w:pos="9353" w:leader="dot"/>
             </w:tabs>
             <w:rPr/>
           </w:pPr>
@@ -424,57 +426,14 @@
             </w:rPr>
             <w:fldChar w:fldCharType="separate"/>
           </w:r>
-          <w:hyperlink w:anchor="_Toc232686608">
-            <w:sdt>
-              <w:sdtPr>
-                <w:alias w:val="Содержание"/>
-                <w:id w:val="-1149438354"/>
-                <w:text/>
-              </w:sdtPr>
-              <w:sdtContent>
-                <w:r>
-                  <w:rPr>
-                    <w:rStyle w:val="Style12"/>
-                  </w:rPr>
-                </w:r>
-                <w:r>
-                  <w:rPr>
-                    <w:rStyle w:val="Style12"/>
-                  </w:rPr>
-                  <w:t>СОДЕРЖАНИЕ</w:t>
-                  <w:tab/>
-                </w:r>
-              </w:sdtContent>
-            </w:sdt>
-            <w:r>
-              <w:rPr>
-                <w:webHidden/>
-              </w:rPr>
-              <w:fldChar w:fldCharType="begin"/>
-            </w:r>
-            <w:r>
-              <w:rPr>
-                <w:webHidden/>
-              </w:rPr>
-              <w:instrText xml:space="preserve">PAGEREF _Toc232686608 \h</w:instrText>
-            </w:r>
-            <w:r>
-              <w:rPr>
-                <w:webHidden/>
-              </w:rPr>
-              <w:fldChar w:fldCharType="separate"/>
-            </w:r>
+          <w:hyperlink w:anchor="__RefHeading___Toc5211_1442373386" w:tooltip="СОДЕРЖАНИЕ">
             <w:r>
               <w:rPr>
                 <w:rStyle w:val="Style12"/>
               </w:rPr>
+              <w:t>СОДЕРЖАНИЕ</w:t>
+              <w:tab/>
               <w:t>2</w:t>
-            </w:r>
-            <w:r>
-              <w:rPr>
-                <w:webHidden/>
-              </w:rPr>
-              <w:fldChar w:fldCharType="end"/>
             </w:r>
           </w:hyperlink>
         </w:p>
@@ -483,29 +442,11 @@
             <w:pStyle w:val="TOC1"/>
             <w:tabs>
               <w:tab w:val="clear" w:pos="708"/>
-              <w:tab w:val="right" w:pos="9344" w:leader="dot"/>
+              <w:tab w:val="right" w:pos="9353" w:leader="dot"/>
             </w:tabs>
             <w:rPr/>
           </w:pPr>
-          <w:hyperlink w:anchor="_Toc232686609">
-            <w:r>
-              <w:rPr>
-                <w:webHidden/>
-              </w:rPr>
-              <w:fldChar w:fldCharType="begin"/>
-            </w:r>
-            <w:r>
-              <w:rPr>
-                <w:webHidden/>
-              </w:rPr>
-              <w:instrText xml:space="preserve">PAGEREF _Toc232686609 \h</w:instrText>
-            </w:r>
-            <w:r>
-              <w:rPr>
-                <w:webHidden/>
-              </w:rPr>
-              <w:fldChar w:fldCharType="separate"/>
-            </w:r>
+          <w:hyperlink w:anchor="__RefHeading___Toc5213_1442373386" w:tooltip="1. Общие сведения о проекте">
             <w:r>
               <w:rPr>
                 <w:rStyle w:val="Style12"/>
@@ -513,12 +454,6 @@
               <w:t>1. Общие сведения о проекте</w:t>
               <w:tab/>
               <w:t>4</w:t>
-            </w:r>
-            <w:r>
-              <w:rPr>
-                <w:webHidden/>
-              </w:rPr>
-              <w:fldChar w:fldCharType="end"/>
             </w:r>
           </w:hyperlink>
         </w:p>
@@ -527,29 +462,11 @@
             <w:pStyle w:val="TOC2"/>
             <w:tabs>
               <w:tab w:val="clear" w:pos="708"/>
-              <w:tab w:val="right" w:pos="9344" w:leader="dot"/>
+              <w:tab w:val="right" w:pos="9353" w:leader="dot"/>
             </w:tabs>
             <w:rPr/>
           </w:pPr>
-          <w:hyperlink w:anchor="_Toc232686610">
-            <w:r>
-              <w:rPr>
-                <w:webHidden/>
-              </w:rPr>
-              <w:fldChar w:fldCharType="begin"/>
-            </w:r>
-            <w:r>
-              <w:rPr>
-                <w:webHidden/>
-              </w:rPr>
-              <w:instrText xml:space="preserve">PAGEREF _Toc232686610 \h</w:instrText>
-            </w:r>
-            <w:r>
-              <w:rPr>
-                <w:webHidden/>
-              </w:rPr>
-              <w:fldChar w:fldCharType="separate"/>
-            </w:r>
+          <w:hyperlink w:anchor="__RefHeading___Toc5215_1442373386" w:tooltip="1.1. Назначение документа">
             <w:r>
               <w:rPr>
                 <w:rStyle w:val="Style12"/>
@@ -557,12 +474,6 @@
               <w:t>1.1. Назначение документа</w:t>
               <w:tab/>
               <w:t>4</w:t>
-            </w:r>
-            <w:r>
-              <w:rPr>
-                <w:webHidden/>
-              </w:rPr>
-              <w:fldChar w:fldCharType="end"/>
             </w:r>
           </w:hyperlink>
         </w:p>
@@ -571,29 +482,11 @@
             <w:pStyle w:val="TOC2"/>
             <w:tabs>
               <w:tab w:val="clear" w:pos="708"/>
-              <w:tab w:val="right" w:pos="9344" w:leader="dot"/>
+              <w:tab w:val="right" w:pos="9353" w:leader="dot"/>
             </w:tabs>
             <w:rPr/>
           </w:pPr>
-          <w:hyperlink w:anchor="_Toc232686611">
-            <w:r>
-              <w:rPr>
-                <w:webHidden/>
-              </w:rPr>
-              <w:fldChar w:fldCharType="begin"/>
-            </w:r>
-            <w:r>
-              <w:rPr>
-                <w:webHidden/>
-              </w:rPr>
-              <w:instrText xml:space="preserve">PAGEREF _Toc232686611 \h</w:instrText>
-            </w:r>
-            <w:r>
-              <w:rPr>
-                <w:webHidden/>
-              </w:rPr>
-              <w:fldChar w:fldCharType="separate"/>
-            </w:r>
+          <w:hyperlink w:anchor="__RefHeading___Toc5217_1442373386" w:tooltip="1.2. Стек технологий">
             <w:r>
               <w:rPr>
                 <w:rStyle w:val="Style12"/>
@@ -601,12 +494,6 @@
               <w:t>1.2. Стек технологий</w:t>
               <w:tab/>
               <w:t>4</w:t>
-            </w:r>
-            <w:r>
-              <w:rPr>
-                <w:webHidden/>
-              </w:rPr>
-              <w:fldChar w:fldCharType="end"/>
             </w:r>
           </w:hyperlink>
         </w:p>
@@ -615,29 +502,11 @@
             <w:pStyle w:val="TOC2"/>
             <w:tabs>
               <w:tab w:val="clear" w:pos="708"/>
-              <w:tab w:val="right" w:pos="9344" w:leader="dot"/>
+              <w:tab w:val="right" w:pos="9353" w:leader="dot"/>
             </w:tabs>
             <w:rPr/>
           </w:pPr>
-          <w:hyperlink w:anchor="_Toc232686612">
-            <w:r>
-              <w:rPr>
-                <w:webHidden/>
-              </w:rPr>
-              <w:fldChar w:fldCharType="begin"/>
-            </w:r>
-            <w:r>
-              <w:rPr>
-                <w:webHidden/>
-              </w:rPr>
-              <w:instrText xml:space="preserve">PAGEREF _Toc232686612 \h</w:instrText>
-            </w:r>
-            <w:r>
-              <w:rPr>
-                <w:webHidden/>
-              </w:rPr>
-              <w:fldChar w:fldCharType="separate"/>
-            </w:r>
+          <w:hyperlink w:anchor="__RefHeading___Toc5219_1442373386" w:tooltip="1.3. Системные требования">
             <w:r>
               <w:rPr>
                 <w:rStyle w:val="Style12"/>
@@ -645,12 +514,6 @@
               <w:t>1.3. Системные требования</w:t>
               <w:tab/>
               <w:t>4</w:t>
-            </w:r>
-            <w:r>
-              <w:rPr>
-                <w:webHidden/>
-              </w:rPr>
-              <w:fldChar w:fldCharType="end"/>
             </w:r>
           </w:hyperlink>
         </w:p>
@@ -659,29 +522,11 @@
             <w:pStyle w:val="TOC1"/>
             <w:tabs>
               <w:tab w:val="clear" w:pos="708"/>
-              <w:tab w:val="right" w:pos="9344" w:leader="dot"/>
+              <w:tab w:val="right" w:pos="9353" w:leader="dot"/>
             </w:tabs>
             <w:rPr/>
           </w:pPr>
-          <w:hyperlink w:anchor="_Toc232686613">
-            <w:r>
-              <w:rPr>
-                <w:webHidden/>
-              </w:rPr>
-              <w:fldChar w:fldCharType="begin"/>
-            </w:r>
-            <w:r>
-              <w:rPr>
-                <w:webHidden/>
-              </w:rPr>
-              <w:instrText xml:space="preserve">PAGEREF _Toc232686613 \h</w:instrText>
-            </w:r>
-            <w:r>
-              <w:rPr>
-                <w:webHidden/>
-              </w:rPr>
-              <w:fldChar w:fldCharType="separate"/>
-            </w:r>
+          <w:hyperlink w:anchor="__RefHeading___Toc5221_1442373386" w:tooltip="2. Структура каталогов">
             <w:r>
               <w:rPr>
                 <w:rStyle w:val="Style12"/>
@@ -689,12 +534,6 @@
               <w:t>2. Структура каталогов</w:t>
               <w:tab/>
               <w:t>5</w:t>
-            </w:r>
-            <w:r>
-              <w:rPr>
-                <w:webHidden/>
-              </w:rPr>
-              <w:fldChar w:fldCharType="end"/>
             </w:r>
           </w:hyperlink>
         </w:p>
@@ -703,29 +542,11 @@
             <w:pStyle w:val="TOC1"/>
             <w:tabs>
               <w:tab w:val="clear" w:pos="708"/>
-              <w:tab w:val="right" w:pos="9344" w:leader="dot"/>
+              <w:tab w:val="right" w:pos="9353" w:leader="dot"/>
             </w:tabs>
             <w:rPr/>
           </w:pPr>
-          <w:hyperlink w:anchor="_Toc232686614">
-            <w:r>
-              <w:rPr>
-                <w:webHidden/>
-              </w:rPr>
-              <w:fldChar w:fldCharType="begin"/>
-            </w:r>
-            <w:r>
-              <w:rPr>
-                <w:webHidden/>
-              </w:rPr>
-              <w:instrText xml:space="preserve">PAGEREF _Toc232686614 \h</w:instrText>
-            </w:r>
-            <w:r>
-              <w:rPr>
-                <w:webHidden/>
-              </w:rPr>
-              <w:fldChar w:fldCharType="separate"/>
-            </w:r>
+          <w:hyperlink w:anchor="__RefHeading___Toc5223_1442373386" w:tooltip="3. Архитектура приложения">
             <w:r>
               <w:rPr>
                 <w:rStyle w:val="Style12"/>
@@ -733,12 +554,6 @@
               <w:t>3. Архитектура приложения</w:t>
               <w:tab/>
               <w:t>6</w:t>
-            </w:r>
-            <w:r>
-              <w:rPr>
-                <w:webHidden/>
-              </w:rPr>
-              <w:fldChar w:fldCharType="end"/>
             </w:r>
           </w:hyperlink>
         </w:p>
@@ -747,29 +562,11 @@
             <w:pStyle w:val="TOC2"/>
             <w:tabs>
               <w:tab w:val="clear" w:pos="708"/>
-              <w:tab w:val="right" w:pos="9344" w:leader="dot"/>
+              <w:tab w:val="right" w:pos="9353" w:leader="dot"/>
             </w:tabs>
             <w:rPr/>
           </w:pPr>
-          <w:hyperlink w:anchor="_Toc232686615">
-            <w:r>
-              <w:rPr>
-                <w:webHidden/>
-              </w:rPr>
-              <w:fldChar w:fldCharType="begin"/>
-            </w:r>
-            <w:r>
-              <w:rPr>
-                <w:webHidden/>
-              </w:rPr>
-              <w:instrText xml:space="preserve">PAGEREF _Toc232686615 \h</w:instrText>
-            </w:r>
-            <w:r>
-              <w:rPr>
-                <w:webHidden/>
-              </w:rPr>
-              <w:fldChar w:fldCharType="separate"/>
-            </w:r>
+          <w:hyperlink w:anchor="__RefHeading___Toc5225_1442373386" w:tooltip="3.1. Навигация между окнами">
             <w:r>
               <w:rPr>
                 <w:rStyle w:val="Style12"/>
@@ -777,12 +574,6 @@
               <w:t>3.1. Навигация между окнами</w:t>
               <w:tab/>
               <w:t>6</w:t>
-            </w:r>
-            <w:r>
-              <w:rPr>
-                <w:webHidden/>
-              </w:rPr>
-              <w:fldChar w:fldCharType="end"/>
             </w:r>
           </w:hyperlink>
         </w:p>
@@ -791,29 +582,11 @@
             <w:pStyle w:val="TOC2"/>
             <w:tabs>
               <w:tab w:val="clear" w:pos="708"/>
-              <w:tab w:val="right" w:pos="9344" w:leader="dot"/>
+              <w:tab w:val="right" w:pos="9353" w:leader="dot"/>
             </w:tabs>
             <w:rPr/>
           </w:pPr>
-          <w:hyperlink w:anchor="_Toc232686616">
-            <w:r>
-              <w:rPr>
-                <w:webHidden/>
-              </w:rPr>
-              <w:fldChar w:fldCharType="begin"/>
-            </w:r>
-            <w:r>
-              <w:rPr>
-                <w:webHidden/>
-              </w:rPr>
-              <w:instrText xml:space="preserve">PAGEREF _Toc232686616 \h</w:instrText>
-            </w:r>
-            <w:r>
-              <w:rPr>
-                <w:webHidden/>
-              </w:rPr>
-              <w:fldChar w:fldCharType="separate"/>
-            </w:r>
+          <w:hyperlink w:anchor="__RefHeading___Toc5227_1442373386" w:tooltip="3.2. Передача параметров между шагами">
             <w:r>
               <w:rPr>
                 <w:rStyle w:val="Style12"/>
@@ -821,12 +594,6 @@
               <w:t>3.2. Передача параметров между шагами</w:t>
               <w:tab/>
               <w:t>6</w:t>
-            </w:r>
-            <w:r>
-              <w:rPr>
-                <w:webHidden/>
-              </w:rPr>
-              <w:fldChar w:fldCharType="end"/>
             </w:r>
           </w:hyperlink>
         </w:p>
@@ -835,29 +602,11 @@
             <w:pStyle w:val="TOC2"/>
             <w:tabs>
               <w:tab w:val="clear" w:pos="708"/>
-              <w:tab w:val="right" w:pos="9344" w:leader="dot"/>
+              <w:tab w:val="right" w:pos="9353" w:leader="dot"/>
             </w:tabs>
             <w:rPr/>
           </w:pPr>
-          <w:hyperlink w:anchor="_Toc232686617">
-            <w:r>
-              <w:rPr>
-                <w:webHidden/>
-              </w:rPr>
-              <w:fldChar w:fldCharType="begin"/>
-            </w:r>
-            <w:r>
-              <w:rPr>
-                <w:webHidden/>
-              </w:rPr>
-              <w:instrText xml:space="preserve">PAGEREF _Toc232686617 \h</w:instrText>
-            </w:r>
-            <w:r>
-              <w:rPr>
-                <w:webHidden/>
-              </w:rPr>
-              <w:fldChar w:fldCharType="separate"/>
-            </w:r>
+          <w:hyperlink w:anchor="__RefHeading___Toc5229_1442373386" w:tooltip="3.3. Глобальное состояние (app/utils.py)">
             <w:r>
               <w:rPr>
                 <w:rStyle w:val="Style12"/>
@@ -865,12 +614,6 @@
               <w:t>3.3. Глобальное состояние (app/utils.py)</w:t>
               <w:tab/>
               <w:t>6</w:t>
-            </w:r>
-            <w:r>
-              <w:rPr>
-                <w:webHidden/>
-              </w:rPr>
-              <w:fldChar w:fldCharType="end"/>
             </w:r>
           </w:hyperlink>
         </w:p>
@@ -879,29 +622,11 @@
             <w:pStyle w:val="TOC2"/>
             <w:tabs>
               <w:tab w:val="clear" w:pos="708"/>
-              <w:tab w:val="right" w:pos="9344" w:leader="dot"/>
+              <w:tab w:val="right" w:pos="9353" w:leader="dot"/>
             </w:tabs>
             <w:rPr/>
           </w:pPr>
-          <w:hyperlink w:anchor="_Toc232686618">
-            <w:r>
-              <w:rPr>
-                <w:webHidden/>
-              </w:rPr>
-              <w:fldChar w:fldCharType="begin"/>
-            </w:r>
-            <w:r>
-              <w:rPr>
-                <w:webHidden/>
-              </w:rPr>
-              <w:instrText xml:space="preserve">PAGEREF _Toc232686618 \h</w:instrText>
-            </w:r>
-            <w:r>
-              <w:rPr>
-                <w:webHidden/>
-              </w:rPr>
-              <w:fldChar w:fldCharType="separate"/>
-            </w:r>
+          <w:hyperlink w:anchor="__RefHeading___Toc5231_1442373386" w:tooltip="3.4. Составной ключ в базе данных">
             <w:r>
               <w:rPr>
                 <w:rStyle w:val="Style12"/>
@@ -909,12 +634,6 @@
               <w:t>3.4. Составной ключ в базе данных</w:t>
               <w:tab/>
               <w:t>7</w:t>
-            </w:r>
-            <w:r>
-              <w:rPr>
-                <w:webHidden/>
-              </w:rPr>
-              <w:fldChar w:fldCharType="end"/>
             </w:r>
           </w:hyperlink>
         </w:p>
@@ -923,29 +642,11 @@
             <w:pStyle w:val="TOC1"/>
             <w:tabs>
               <w:tab w:val="clear" w:pos="708"/>
-              <w:tab w:val="right" w:pos="9344" w:leader="dot"/>
+              <w:tab w:val="right" w:pos="9353" w:leader="dot"/>
             </w:tabs>
             <w:rPr/>
           </w:pPr>
-          <w:hyperlink w:anchor="_Toc232686619">
-            <w:r>
-              <w:rPr>
-                <w:webHidden/>
-              </w:rPr>
-              <w:fldChar w:fldCharType="begin"/>
-            </w:r>
-            <w:r>
-              <w:rPr>
-                <w:webHidden/>
-              </w:rPr>
-              <w:instrText xml:space="preserve">PAGEREF _Toc232686619 \h</w:instrText>
-            </w:r>
-            <w:r>
-              <w:rPr>
-                <w:webHidden/>
-              </w:rPr>
-              <w:fldChar w:fldCharType="separate"/>
-            </w:r>
+          <w:hyperlink w:anchor="__RefHeading___Toc5233_1442373386" w:tooltip="4. Описание модулей">
             <w:r>
               <w:rPr>
                 <w:rStyle w:val="Style12"/>
@@ -953,12 +654,6 @@
               <w:t>4. Описание модулей</w:t>
               <w:tab/>
               <w:t>7</w:t>
-            </w:r>
-            <w:r>
-              <w:rPr>
-                <w:webHidden/>
-              </w:rPr>
-              <w:fldChar w:fldCharType="end"/>
             </w:r>
           </w:hyperlink>
         </w:p>
@@ -967,42 +662,18 @@
             <w:pStyle w:val="TOC2"/>
             <w:tabs>
               <w:tab w:val="clear" w:pos="708"/>
-              <w:tab w:val="right" w:pos="9344" w:leader="dot"/>
+              <w:tab w:val="right" w:pos="9353" w:leader="dot"/>
             </w:tabs>
             <w:rPr/>
           </w:pPr>
-          <w:hyperlink w:anchor="_Toc232686620">
-            <w:r>
-              <w:rPr>
-                <w:webHidden/>
-              </w:rPr>
-              <w:fldChar w:fldCharType="begin"/>
-            </w:r>
-            <w:r>
-              <w:rPr>
-                <w:webHidden/>
-              </w:rPr>
-              <w:instrText xml:space="preserve">PAGEREF _Toc232686620 \h</w:instrText>
-            </w:r>
-            <w:r>
-              <w:rPr>
-                <w:webHidden/>
-              </w:rPr>
-              <w:fldChar w:fldCharType="separate"/>
-            </w:r>
+          <w:hyperlink w:anchor="__RefHeading___Toc5235_1442373386" w:tooltip="4.1. Trueconf.py — точка входа">
             <w:r>
               <w:rPr>
                 <w:rStyle w:val="Style12"/>
               </w:rPr>
               <w:t>4.1. Trueconf.py — точка входа</w:t>
               <w:tab/>
-              <w:t>8</w:t>
-            </w:r>
-            <w:r>
-              <w:rPr>
-                <w:webHidden/>
-              </w:rPr>
-              <w:fldChar w:fldCharType="end"/>
+              <w:t>7</w:t>
             </w:r>
           </w:hyperlink>
         </w:p>
@@ -1011,29 +682,11 @@
             <w:pStyle w:val="TOC2"/>
             <w:tabs>
               <w:tab w:val="clear" w:pos="708"/>
-              <w:tab w:val="right" w:pos="9344" w:leader="dot"/>
+              <w:tab w:val="right" w:pos="9353" w:leader="dot"/>
             </w:tabs>
             <w:rPr/>
           </w:pPr>
-          <w:hyperlink w:anchor="_Toc232686621">
-            <w:r>
-              <w:rPr>
-                <w:webHidden/>
-              </w:rPr>
-              <w:fldChar w:fldCharType="begin"/>
-            </w:r>
-            <w:r>
-              <w:rPr>
-                <w:webHidden/>
-              </w:rPr>
-              <w:instrText xml:space="preserve">PAGEREF _Toc232686621 \h</w:instrText>
-            </w:r>
-            <w:r>
-              <w:rPr>
-                <w:webHidden/>
-              </w:rPr>
-              <w:fldChar w:fldCharType="separate"/>
-            </w:r>
+          <w:hyperlink w:anchor="__RefHeading___Toc5237_1442373386" w:tooltip="4.2. DBUPDATE.py — фасад обновления БД">
             <w:r>
               <w:rPr>
                 <w:rStyle w:val="Style12"/>
@@ -1041,12 +694,6 @@
               <w:t>4.2. DBUPDATE.py — фасад обновления БД</w:t>
               <w:tab/>
               <w:t>8</w:t>
-            </w:r>
-            <w:r>
-              <w:rPr>
-                <w:webHidden/>
-              </w:rPr>
-              <w:fldChar w:fldCharType="end"/>
             </w:r>
           </w:hyperlink>
         </w:p>
@@ -1055,29 +702,11 @@
             <w:pStyle w:val="TOC2"/>
             <w:tabs>
               <w:tab w:val="clear" w:pos="708"/>
-              <w:tab w:val="right" w:pos="9344" w:leader="dot"/>
+              <w:tab w:val="right" w:pos="9353" w:leader="dot"/>
             </w:tabs>
             <w:rPr/>
           </w:pPr>
-          <w:hyperlink w:anchor="_Toc232686622">
-            <w:r>
-              <w:rPr>
-                <w:webHidden/>
-              </w:rPr>
-              <w:fldChar w:fldCharType="begin"/>
-            </w:r>
-            <w:r>
-              <w:rPr>
-                <w:webHidden/>
-              </w:rPr>
-              <w:instrText xml:space="preserve">PAGEREF _Toc232686622 \h</w:instrText>
-            </w:r>
-            <w:r>
-              <w:rPr>
-                <w:webHidden/>
-              </w:rPr>
-              <w:fldChar w:fldCharType="separate"/>
-            </w:r>
+          <w:hyperlink w:anchor="__RefHeading___Toc5239_1442373386" w:tooltip="4.3. app/utils.py — глобальное состояние и утилиты">
             <w:r>
               <w:rPr>
                 <w:rStyle w:val="Style12"/>
@@ -1085,12 +714,6 @@
               <w:t>4.3. app/utils.py — глобальное состояние и утилиты</w:t>
               <w:tab/>
               <w:t>8</w:t>
-            </w:r>
-            <w:r>
-              <w:rPr>
-                <w:webHidden/>
-              </w:rPr>
-              <w:fldChar w:fldCharType="end"/>
             </w:r>
           </w:hyperlink>
         </w:p>
@@ -1099,29 +722,11 @@
             <w:pStyle w:val="TOC2"/>
             <w:tabs>
               <w:tab w:val="clear" w:pos="708"/>
-              <w:tab w:val="right" w:pos="9344" w:leader="dot"/>
+              <w:tab w:val="right" w:pos="9353" w:leader="dot"/>
             </w:tabs>
             <w:rPr/>
           </w:pPr>
-          <w:hyperlink w:anchor="_Toc232686623">
-            <w:r>
-              <w:rPr>
-                <w:webHidden/>
-              </w:rPr>
-              <w:fldChar w:fldCharType="begin"/>
-            </w:r>
-            <w:r>
-              <w:rPr>
-                <w:webHidden/>
-              </w:rPr>
-              <w:instrText xml:space="preserve">PAGEREF _Toc232686623 \h</w:instrText>
-            </w:r>
-            <w:r>
-              <w:rPr>
-                <w:webHidden/>
-              </w:rPr>
-              <w:fldChar w:fldCharType="separate"/>
-            </w:r>
+          <w:hyperlink w:anchor="__RefHeading___Toc5241_1442373386" w:tooltip="4.4. app/base_window.py — базовый класс окна">
             <w:r>
               <w:rPr>
                 <w:rStyle w:val="Style12"/>
@@ -1129,12 +734,6 @@
               <w:t>4.4. app/base_window.py — базовый класс окна</w:t>
               <w:tab/>
               <w:t>8</w:t>
-            </w:r>
-            <w:r>
-              <w:rPr>
-                <w:webHidden/>
-              </w:rPr>
-              <w:fldChar w:fldCharType="end"/>
             </w:r>
           </w:hyperlink>
         </w:p>
@@ -1143,29 +742,11 @@
             <w:pStyle w:val="TOC2"/>
             <w:tabs>
               <w:tab w:val="clear" w:pos="708"/>
-              <w:tab w:val="right" w:pos="9344" w:leader="dot"/>
+              <w:tab w:val="right" w:pos="9353" w:leader="dot"/>
             </w:tabs>
             <w:rPr/>
           </w:pPr>
-          <w:hyperlink w:anchor="_Toc232686624">
-            <w:r>
-              <w:rPr>
-                <w:webHidden/>
-              </w:rPr>
-              <w:fldChar w:fldCharType="begin"/>
-            </w:r>
-            <w:r>
-              <w:rPr>
-                <w:webHidden/>
-              </w:rPr>
-              <w:instrText xml:space="preserve">PAGEREF _Toc232686624 \h</w:instrText>
-            </w:r>
-            <w:r>
-              <w:rPr>
-                <w:webHidden/>
-              </w:rPr>
-              <w:fldChar w:fldCharType="separate"/>
-            </w:r>
+          <w:hyperlink w:anchor="__RefHeading___Toc5243_1442373386" w:tooltip="4.5. app/main_window.py — главное меню">
             <w:r>
               <w:rPr>
                 <w:rStyle w:val="Style12"/>
@@ -1173,12 +754,6 @@
               <w:t>4.5. app/main_window.py — главное меню</w:t>
               <w:tab/>
               <w:t>9</w:t>
-            </w:r>
-            <w:r>
-              <w:rPr>
-                <w:webHidden/>
-              </w:rPr>
-              <w:fldChar w:fldCharType="end"/>
             </w:r>
           </w:hyperlink>
         </w:p>
@@ -1187,29 +762,11 @@
             <w:pStyle w:val="TOC2"/>
             <w:tabs>
               <w:tab w:val="clear" w:pos="708"/>
-              <w:tab w:val="right" w:pos="9344" w:leader="dot"/>
+              <w:tab w:val="right" w:pos="9353" w:leader="dot"/>
             </w:tabs>
             <w:rPr/>
           </w:pPr>
-          <w:hyperlink w:anchor="_Toc232686625">
-            <w:r>
-              <w:rPr>
-                <w:webHidden/>
-              </w:rPr>
-              <w:fldChar w:fldCharType="begin"/>
-            </w:r>
-            <w:r>
-              <w:rPr>
-                <w:webHidden/>
-              </w:rPr>
-              <w:instrText xml:space="preserve">PAGEREF _Toc232686625 \h</w:instrText>
-            </w:r>
-            <w:r>
-              <w:rPr>
-                <w:webHidden/>
-              </w:rPr>
-              <w:fldChar w:fldCharType="separate"/>
-            </w:r>
+          <w:hyperlink w:anchor="__RefHeading___Toc5245_1442373386" w:tooltip="4.6. app/steps.py — шаги 1–3">
             <w:r>
               <w:rPr>
                 <w:rStyle w:val="Style12"/>
@@ -1217,12 +774,6 @@
               <w:t>4.6. app/steps.py — шаги 1–3</w:t>
               <w:tab/>
               <w:t>9</w:t>
-            </w:r>
-            <w:r>
-              <w:rPr>
-                <w:webHidden/>
-              </w:rPr>
-              <w:fldChar w:fldCharType="end"/>
             </w:r>
           </w:hyperlink>
         </w:p>
@@ -1231,29 +782,11 @@
             <w:pStyle w:val="TOC2"/>
             <w:tabs>
               <w:tab w:val="clear" w:pos="708"/>
-              <w:tab w:val="right" w:pos="9344" w:leader="dot"/>
+              <w:tab w:val="right" w:pos="9353" w:leader="dot"/>
             </w:tabs>
             <w:rPr/>
           </w:pPr>
-          <w:hyperlink w:anchor="_Toc232686626">
-            <w:r>
-              <w:rPr>
-                <w:webHidden/>
-              </w:rPr>
-              <w:fldChar w:fldCharType="begin"/>
-            </w:r>
-            <w:r>
-              <w:rPr>
-                <w:webHidden/>
-              </w:rPr>
-              <w:instrText xml:space="preserve">PAGEREF _Toc232686626 \h</w:instrText>
-            </w:r>
-            <w:r>
-              <w:rPr>
-                <w:webHidden/>
-              </w:rPr>
-              <w:fldChar w:fldCharType="separate"/>
-            </w:r>
+          <w:hyperlink w:anchor="__RefHeading___Toc5247_1442373386" w:tooltip="4.7. app/steps_equip.py — шаги 4–5">
             <w:r>
               <w:rPr>
                 <w:rStyle w:val="Style12"/>
@@ -1261,12 +794,6 @@
               <w:t>4.7. app/steps_equip.py — шаги 4–5</w:t>
               <w:tab/>
               <w:t>10</w:t>
-            </w:r>
-            <w:r>
-              <w:rPr>
-                <w:webHidden/>
-              </w:rPr>
-              <w:fldChar w:fldCharType="end"/>
             </w:r>
           </w:hyperlink>
         </w:p>
@@ -1275,29 +802,11 @@
             <w:pStyle w:val="TOC2"/>
             <w:tabs>
               <w:tab w:val="clear" w:pos="708"/>
-              <w:tab w:val="right" w:pos="9344" w:leader="dot"/>
+              <w:tab w:val="right" w:pos="9353" w:leader="dot"/>
             </w:tabs>
             <w:rPr/>
           </w:pPr>
-          <w:hyperlink w:anchor="_Toc232686627">
-            <w:r>
-              <w:rPr>
-                <w:webHidden/>
-              </w:rPr>
-              <w:fldChar w:fldCharType="begin"/>
-            </w:r>
-            <w:r>
-              <w:rPr>
-                <w:webHidden/>
-              </w:rPr>
-              <w:instrText xml:space="preserve">PAGEREF _Toc232686627 \h</w:instrText>
-            </w:r>
-            <w:r>
-              <w:rPr>
-                <w:webHidden/>
-              </w:rPr>
-              <w:fldChar w:fldCharType="separate"/>
-            </w:r>
+          <w:hyperlink w:anchor="__RefHeading___Toc5249_1442373386" w:tooltip="4.8. app/steps_color.py — шаг 6">
             <w:r>
               <w:rPr>
                 <w:rStyle w:val="Style12"/>
@@ -1305,12 +814,6 @@
               <w:t>4.8. app/steps_color.py — шаг 6</w:t>
               <w:tab/>
               <w:t>10</w:t>
-            </w:r>
-            <w:r>
-              <w:rPr>
-                <w:webHidden/>
-              </w:rPr>
-              <w:fldChar w:fldCharType="end"/>
             </w:r>
           </w:hyperlink>
         </w:p>
@@ -1319,29 +822,11 @@
             <w:pStyle w:val="TOC2"/>
             <w:tabs>
               <w:tab w:val="clear" w:pos="708"/>
-              <w:tab w:val="right" w:pos="9344" w:leader="dot"/>
+              <w:tab w:val="right" w:pos="9353" w:leader="dot"/>
             </w:tabs>
             <w:rPr/>
           </w:pPr>
-          <w:hyperlink w:anchor="_Toc232686628">
-            <w:r>
-              <w:rPr>
-                <w:webHidden/>
-              </w:rPr>
-              <w:fldChar w:fldCharType="begin"/>
-            </w:r>
-            <w:r>
-              <w:rPr>
-                <w:webHidden/>
-              </w:rPr>
-              <w:instrText xml:space="preserve">PAGEREF _Toc232686628 \h</w:instrText>
-            </w:r>
-            <w:r>
-              <w:rPr>
-                <w:webHidden/>
-              </w:rPr>
-              <w:fldChar w:fldCharType="separate"/>
-            </w:r>
+          <w:hyperlink w:anchor="__RefHeading___Toc5251_1442373386" w:tooltip="4.9. app/summary.py — итоговый экран">
             <w:r>
               <w:rPr>
                 <w:rStyle w:val="Style12"/>
@@ -1349,12 +834,6 @@
               <w:t>4.9. app/summary.py — итоговый экран</w:t>
               <w:tab/>
               <w:t>10</w:t>
-            </w:r>
-            <w:r>
-              <w:rPr>
-                <w:webHidden/>
-              </w:rPr>
-              <w:fldChar w:fldCharType="end"/>
             </w:r>
           </w:hyperlink>
         </w:p>
@@ -1363,29 +842,11 @@
             <w:pStyle w:val="TOC2"/>
             <w:tabs>
               <w:tab w:val="clear" w:pos="708"/>
-              <w:tab w:val="right" w:pos="9344" w:leader="dot"/>
+              <w:tab w:val="right" w:pos="9353" w:leader="dot"/>
             </w:tabs>
             <w:rPr/>
           </w:pPr>
-          <w:hyperlink w:anchor="_Toc232686629">
-            <w:r>
-              <w:rPr>
-                <w:webHidden/>
-              </w:rPr>
-              <w:fldChar w:fldCharType="begin"/>
-            </w:r>
-            <w:r>
-              <w:rPr>
-                <w:webHidden/>
-              </w:rPr>
-              <w:instrText xml:space="preserve">PAGEREF _Toc232686629 \h</w:instrText>
-            </w:r>
-            <w:r>
-              <w:rPr>
-                <w:webHidden/>
-              </w:rPr>
-              <w:fldChar w:fldCharType="separate"/>
-            </w:r>
+          <w:hyperlink w:anchor="__RefHeading___Toc5253_1442373386" w:tooltip="4.10. app/analogs.py — поиск аналогов">
             <w:r>
               <w:rPr>
                 <w:rStyle w:val="Style12"/>
@@ -1393,12 +854,6 @@
               <w:t>4.10. app/analogs.py — поиск аналогов</w:t>
               <w:tab/>
               <w:t>11</w:t>
-            </w:r>
-            <w:r>
-              <w:rPr>
-                <w:webHidden/>
-              </w:rPr>
-              <w:fldChar w:fldCharType="end"/>
             </w:r>
           </w:hyperlink>
         </w:p>
@@ -1407,29 +862,11 @@
             <w:pStyle w:val="TOC2"/>
             <w:tabs>
               <w:tab w:val="clear" w:pos="708"/>
-              <w:tab w:val="right" w:pos="9344" w:leader="dot"/>
+              <w:tab w:val="right" w:pos="9353" w:leader="dot"/>
             </w:tabs>
             <w:rPr/>
           </w:pPr>
-          <w:hyperlink w:anchor="_Toc232686630">
-            <w:r>
-              <w:rPr>
-                <w:webHidden/>
-              </w:rPr>
-              <w:fldChar w:fldCharType="begin"/>
-            </w:r>
-            <w:r>
-              <w:rPr>
-                <w:webHidden/>
-              </w:rPr>
-              <w:instrText xml:space="preserve">PAGEREF _Toc232686630 \h</w:instrText>
-            </w:r>
-            <w:r>
-              <w:rPr>
-                <w:webHidden/>
-              </w:rPr>
-              <w:fldChar w:fldCharType="separate"/>
-            </w:r>
+          <w:hyperlink w:anchor="__RefHeading___Toc5255_1442373386" w:tooltip="4.11. app/dealers.py — карта дилеров">
             <w:r>
               <w:rPr>
                 <w:rStyle w:val="Style12"/>
@@ -1437,12 +874,6 @@
               <w:t>4.11. app/dealers.py — карта дилеров</w:t>
               <w:tab/>
               <w:t>11</w:t>
-            </w:r>
-            <w:r>
-              <w:rPr>
-                <w:webHidden/>
-              </w:rPr>
-              <w:fldChar w:fldCharType="end"/>
             </w:r>
           </w:hyperlink>
         </w:p>
@@ -1451,29 +882,11 @@
             <w:pStyle w:val="TOC2"/>
             <w:tabs>
               <w:tab w:val="clear" w:pos="708"/>
-              <w:tab w:val="right" w:pos="9344" w:leader="dot"/>
+              <w:tab w:val="right" w:pos="9353" w:leader="dot"/>
             </w:tabs>
             <w:rPr/>
           </w:pPr>
-          <w:hyperlink w:anchor="_Toc232686631">
-            <w:r>
-              <w:rPr>
-                <w:webHidden/>
-              </w:rPr>
-              <w:fldChar w:fldCharType="begin"/>
-            </w:r>
-            <w:r>
-              <w:rPr>
-                <w:webHidden/>
-              </w:rPr>
-              <w:instrText xml:space="preserve">PAGEREF _Toc232686631 \h</w:instrText>
-            </w:r>
-            <w:r>
-              <w:rPr>
-                <w:webHidden/>
-              </w:rPr>
-              <w:fldChar w:fldCharType="separate"/>
-            </w:r>
+          <w:hyperlink w:anchor="__RefHeading___Toc5257_1442373386" w:tooltip="4.12. app/parsing.py — абстрактный парсер">
             <w:r>
               <w:rPr>
                 <w:rStyle w:val="Style12"/>
@@ -1481,12 +894,6 @@
               <w:t>4.12. app/parsing.py — абстрактный парсер</w:t>
               <w:tab/>
               <w:t>11</w:t>
-            </w:r>
-            <w:r>
-              <w:rPr>
-                <w:webHidden/>
-              </w:rPr>
-              <w:fldChar w:fldCharType="end"/>
             </w:r>
           </w:hyperlink>
         </w:p>
@@ -1495,42 +902,18 @@
             <w:pStyle w:val="TOC2"/>
             <w:tabs>
               <w:tab w:val="clear" w:pos="708"/>
-              <w:tab w:val="right" w:pos="9344" w:leader="dot"/>
+              <w:tab w:val="right" w:pos="9353" w:leader="dot"/>
             </w:tabs>
             <w:rPr/>
           </w:pPr>
-          <w:hyperlink w:anchor="_Toc232686632">
-            <w:r>
-              <w:rPr>
-                <w:webHidden/>
-              </w:rPr>
-              <w:fldChar w:fldCharType="begin"/>
-            </w:r>
-            <w:r>
-              <w:rPr>
-                <w:webHidden/>
-              </w:rPr>
-              <w:instrText xml:space="preserve">PAGEREF _Toc232686632 \h</w:instrText>
-            </w:r>
-            <w:r>
-              <w:rPr>
-                <w:webHidden/>
-              </w:rPr>
-              <w:fldChar w:fldCharType="separate"/>
-            </w:r>
+          <w:hyperlink w:anchor="__RefHeading___Toc5259_1442373386" w:tooltip="4.13. app/lada_parser.py — парсер LADA">
             <w:r>
               <w:rPr>
                 <w:rStyle w:val="Style12"/>
               </w:rPr>
               <w:t>4.13. app/lada_parser.py — парсер LADA</w:t>
               <w:tab/>
-              <w:t>12</w:t>
-            </w:r>
-            <w:r>
-              <w:rPr>
-                <w:webHidden/>
-              </w:rPr>
-              <w:fldChar w:fldCharType="end"/>
+              <w:t>11</w:t>
             </w:r>
           </w:hyperlink>
         </w:p>
@@ -1539,29 +922,11 @@
             <w:pStyle w:val="TOC2"/>
             <w:tabs>
               <w:tab w:val="clear" w:pos="708"/>
-              <w:tab w:val="right" w:pos="9344" w:leader="dot"/>
+              <w:tab w:val="right" w:pos="9353" w:leader="dot"/>
             </w:tabs>
             <w:rPr/>
           </w:pPr>
-          <w:hyperlink w:anchor="_Toc232686633">
-            <w:r>
-              <w:rPr>
-                <w:webHidden/>
-              </w:rPr>
-              <w:fldChar w:fldCharType="begin"/>
-            </w:r>
-            <w:r>
-              <w:rPr>
-                <w:webHidden/>
-              </w:rPr>
-              <w:instrText xml:space="preserve">PAGEREF _Toc232686633 \h</w:instrText>
-            </w:r>
-            <w:r>
-              <w:rPr>
-                <w:webHidden/>
-              </w:rPr>
-              <w:fldChar w:fldCharType="separate"/>
-            </w:r>
+          <w:hyperlink w:anchor="__RefHeading___Toc5261_1442373386" w:tooltip="4.14. app/lada_parser_getters.py — чистые функции парсинга">
             <w:r>
               <w:rPr>
                 <w:rStyle w:val="Style12"/>
@@ -1569,12 +934,6 @@
               <w:t>4.14. app/lada_parser_getters.py — чистые функции парсинга</w:t>
               <w:tab/>
               <w:t>12</w:t>
-            </w:r>
-            <w:r>
-              <w:rPr>
-                <w:webHidden/>
-              </w:rPr>
-              <w:fldChar w:fldCharType="end"/>
             </w:r>
           </w:hyperlink>
         </w:p>
@@ -1583,29 +942,11 @@
             <w:pStyle w:val="TOC2"/>
             <w:tabs>
               <w:tab w:val="clear" w:pos="708"/>
-              <w:tab w:val="right" w:pos="9344" w:leader="dot"/>
+              <w:tab w:val="right" w:pos="9353" w:leader="dot"/>
             </w:tabs>
             <w:rPr/>
           </w:pPr>
-          <w:hyperlink w:anchor="_Toc232686634">
-            <w:r>
-              <w:rPr>
-                <w:webHidden/>
-              </w:rPr>
-              <w:fldChar w:fldCharType="begin"/>
-            </w:r>
-            <w:r>
-              <w:rPr>
-                <w:webHidden/>
-              </w:rPr>
-              <w:instrText xml:space="preserve">PAGEREF _Toc232686634 \h</w:instrText>
-            </w:r>
-            <w:r>
-              <w:rPr>
-                <w:webHidden/>
-              </w:rPr>
-              <w:fldChar w:fldCharType="separate"/>
-            </w:r>
+          <w:hyperlink w:anchor="__RefHeading___Toc5263_1442373386" w:tooltip="4.15. app/db_manager.py — менеджер базы данных">
             <w:r>
               <w:rPr>
                 <w:rStyle w:val="Style12"/>
@@ -1613,12 +954,6 @@
               <w:t>4.15. app/db_manager.py — менеджер базы данных</w:t>
               <w:tab/>
               <w:t>12</w:t>
-            </w:r>
-            <w:r>
-              <w:rPr>
-                <w:webHidden/>
-              </w:rPr>
-              <w:fldChar w:fldCharType="end"/>
             </w:r>
           </w:hyperlink>
         </w:p>
@@ -1627,29 +962,11 @@
             <w:pStyle w:val="TOC1"/>
             <w:tabs>
               <w:tab w:val="clear" w:pos="708"/>
-              <w:tab w:val="right" w:pos="9344" w:leader="dot"/>
+              <w:tab w:val="right" w:pos="9353" w:leader="dot"/>
             </w:tabs>
             <w:rPr/>
           </w:pPr>
-          <w:hyperlink w:anchor="_Toc232686635">
-            <w:r>
-              <w:rPr>
-                <w:webHidden/>
-              </w:rPr>
-              <w:fldChar w:fldCharType="begin"/>
-            </w:r>
-            <w:r>
-              <w:rPr>
-                <w:webHidden/>
-              </w:rPr>
-              <w:instrText xml:space="preserve">PAGEREF _Toc232686635 \h</w:instrText>
-            </w:r>
-            <w:r>
-              <w:rPr>
-                <w:webHidden/>
-              </w:rPr>
-              <w:fldChar w:fldCharType="separate"/>
-            </w:r>
+          <w:hyperlink w:anchor="__RefHeading___Toc5265_1442373386" w:tooltip="5. Схема базы данных">
             <w:r>
               <w:rPr>
                 <w:rStyle w:val="Style12"/>
@@ -1657,12 +974,6 @@
               <w:t>5. Схема базы данных</w:t>
               <w:tab/>
               <w:t>12</w:t>
-            </w:r>
-            <w:r>
-              <w:rPr>
-                <w:webHidden/>
-              </w:rPr>
-              <w:fldChar w:fldCharType="end"/>
             </w:r>
           </w:hyperlink>
         </w:p>
@@ -1671,29 +982,11 @@
             <w:pStyle w:val="TOC2"/>
             <w:tabs>
               <w:tab w:val="clear" w:pos="708"/>
-              <w:tab w:val="right" w:pos="9344" w:leader="dot"/>
+              <w:tab w:val="right" w:pos="9353" w:leader="dot"/>
             </w:tabs>
             <w:rPr/>
           </w:pPr>
-          <w:hyperlink w:anchor="_Toc232686636">
-            <w:r>
-              <w:rPr>
-                <w:webHidden/>
-              </w:rPr>
-              <w:fldChar w:fldCharType="begin"/>
-            </w:r>
-            <w:r>
-              <w:rPr>
-                <w:webHidden/>
-              </w:rPr>
-              <w:instrText xml:space="preserve">PAGEREF _Toc232686636 \h</w:instrText>
-            </w:r>
-            <w:r>
-              <w:rPr>
-                <w:webHidden/>
-              </w:rPr>
-              <w:fldChar w:fldCharType="separate"/>
-            </w:r>
+          <w:hyperlink w:anchor="__RefHeading___Toc5267_1442373386" w:tooltip="5.1. Таблица MODEL">
             <w:r>
               <w:rPr>
                 <w:rStyle w:val="Style12"/>
@@ -1701,12 +994,6 @@
               <w:t>5.1. Таблица MODEL</w:t>
               <w:tab/>
               <w:t>12</w:t>
-            </w:r>
-            <w:r>
-              <w:rPr>
-                <w:webHidden/>
-              </w:rPr>
-              <w:fldChar w:fldCharType="end"/>
             </w:r>
           </w:hyperlink>
         </w:p>
@@ -1715,29 +1002,11 @@
             <w:pStyle w:val="TOC2"/>
             <w:tabs>
               <w:tab w:val="clear" w:pos="708"/>
-              <w:tab w:val="right" w:pos="9344" w:leader="dot"/>
+              <w:tab w:val="right" w:pos="9353" w:leader="dot"/>
             </w:tabs>
             <w:rPr/>
           </w:pPr>
-          <w:hyperlink w:anchor="_Toc232686637">
-            <w:r>
-              <w:rPr>
-                <w:webHidden/>
-              </w:rPr>
-              <w:fldChar w:fldCharType="begin"/>
-            </w:r>
-            <w:r>
-              <w:rPr>
-                <w:webHidden/>
-              </w:rPr>
-              <w:instrText xml:space="preserve">PAGEREF _Toc232686637 \h</w:instrText>
-            </w:r>
-            <w:r>
-              <w:rPr>
-                <w:webHidden/>
-              </w:rPr>
-              <w:fldChar w:fldCharType="separate"/>
-            </w:r>
+          <w:hyperlink w:anchor="__RefHeading___Toc5269_1442373386" w:tooltip="5.2. Таблица BODY">
             <w:r>
               <w:rPr>
                 <w:rStyle w:val="Style12"/>
@@ -1745,12 +1014,6 @@
               <w:t>5.2. Таблица BODY</w:t>
               <w:tab/>
               <w:t>13</w:t>
-            </w:r>
-            <w:r>
-              <w:rPr>
-                <w:webHidden/>
-              </w:rPr>
-              <w:fldChar w:fldCharType="end"/>
             </w:r>
           </w:hyperlink>
         </w:p>
@@ -1759,29 +1022,11 @@
             <w:pStyle w:val="TOC2"/>
             <w:tabs>
               <w:tab w:val="clear" w:pos="708"/>
-              <w:tab w:val="right" w:pos="9344" w:leader="dot"/>
+              <w:tab w:val="right" w:pos="9353" w:leader="dot"/>
             </w:tabs>
             <w:rPr/>
           </w:pPr>
-          <w:hyperlink w:anchor="_Toc232686638">
-            <w:r>
-              <w:rPr>
-                <w:webHidden/>
-              </w:rPr>
-              <w:fldChar w:fldCharType="begin"/>
-            </w:r>
-            <w:r>
-              <w:rPr>
-                <w:webHidden/>
-              </w:rPr>
-              <w:instrText xml:space="preserve">PAGEREF _Toc232686638 \h</w:instrText>
-            </w:r>
-            <w:r>
-              <w:rPr>
-                <w:webHidden/>
-              </w:rPr>
-              <w:fldChar w:fldCharType="separate"/>
-            </w:r>
+          <w:hyperlink w:anchor="__RefHeading___Toc5271_1442373386" w:tooltip="5.3. Таблица COMPLECTATION">
             <w:r>
               <w:rPr>
                 <w:rStyle w:val="Style12"/>
@@ -1789,12 +1034,6 @@
               <w:t>5.3. Таблица COMPLECTATION</w:t>
               <w:tab/>
               <w:t>13</w:t>
-            </w:r>
-            <w:r>
-              <w:rPr>
-                <w:webHidden/>
-              </w:rPr>
-              <w:fldChar w:fldCharType="end"/>
             </w:r>
           </w:hyperlink>
         </w:p>
@@ -1803,29 +1042,11 @@
             <w:pStyle w:val="TOC2"/>
             <w:tabs>
               <w:tab w:val="clear" w:pos="708"/>
-              <w:tab w:val="right" w:pos="9344" w:leader="dot"/>
+              <w:tab w:val="right" w:pos="9353" w:leader="dot"/>
             </w:tabs>
             <w:rPr/>
           </w:pPr>
-          <w:hyperlink w:anchor="_Toc232686639">
-            <w:r>
-              <w:rPr>
-                <w:webHidden/>
-              </w:rPr>
-              <w:fldChar w:fldCharType="begin"/>
-            </w:r>
-            <w:r>
-              <w:rPr>
-                <w:webHidden/>
-              </w:rPr>
-              <w:instrText xml:space="preserve">PAGEREF _Toc232686639 \h</w:instrText>
-            </w:r>
-            <w:r>
-              <w:rPr>
-                <w:webHidden/>
-              </w:rPr>
-              <w:fldChar w:fldCharType="separate"/>
-            </w:r>
+          <w:hyperlink w:anchor="__RefHeading___Toc5273_1442373386" w:tooltip="5.4. Таблица EQUIPMENT">
             <w:r>
               <w:rPr>
                 <w:rStyle w:val="Style12"/>
@@ -1833,12 +1054,6 @@
               <w:t>5.4. Таблица EQUIPMENT</w:t>
               <w:tab/>
               <w:t>13</w:t>
-            </w:r>
-            <w:r>
-              <w:rPr>
-                <w:webHidden/>
-              </w:rPr>
-              <w:fldChar w:fldCharType="end"/>
             </w:r>
           </w:hyperlink>
         </w:p>
@@ -1847,29 +1062,11 @@
             <w:pStyle w:val="TOC2"/>
             <w:tabs>
               <w:tab w:val="clear" w:pos="708"/>
-              <w:tab w:val="right" w:pos="9344" w:leader="dot"/>
+              <w:tab w:val="right" w:pos="9353" w:leader="dot"/>
             </w:tabs>
             <w:rPr/>
           </w:pPr>
-          <w:hyperlink w:anchor="_Toc232686640">
-            <w:r>
-              <w:rPr>
-                <w:webHidden/>
-              </w:rPr>
-              <w:fldChar w:fldCharType="begin"/>
-            </w:r>
-            <w:r>
-              <w:rPr>
-                <w:webHidden/>
-              </w:rPr>
-              <w:instrText xml:space="preserve">PAGEREF _Toc232686640 \h</w:instrText>
-            </w:r>
-            <w:r>
-              <w:rPr>
-                <w:webHidden/>
-              </w:rPr>
-              <w:fldChar w:fldCharType="separate"/>
-            </w:r>
+          <w:hyperlink w:anchor="__RefHeading___Toc5275_1442373386" w:tooltip="5.5. Таблица COLOR">
             <w:r>
               <w:rPr>
                 <w:rStyle w:val="Style12"/>
@@ -1877,12 +1074,6 @@
               <w:t>5.5. Таблица COLOR</w:t>
               <w:tab/>
               <w:t>14</w:t>
-            </w:r>
-            <w:r>
-              <w:rPr>
-                <w:webHidden/>
-              </w:rPr>
-              <w:fldChar w:fldCharType="end"/>
             </w:r>
           </w:hyperlink>
         </w:p>
@@ -1891,29 +1082,11 @@
             <w:pStyle w:val="TOC1"/>
             <w:tabs>
               <w:tab w:val="clear" w:pos="708"/>
-              <w:tab w:val="right" w:pos="9344" w:leader="dot"/>
+              <w:tab w:val="right" w:pos="9353" w:leader="dot"/>
             </w:tabs>
             <w:rPr/>
           </w:pPr>
-          <w:hyperlink w:anchor="_Toc232686641">
-            <w:r>
-              <w:rPr>
-                <w:webHidden/>
-              </w:rPr>
-              <w:fldChar w:fldCharType="begin"/>
-            </w:r>
-            <w:r>
-              <w:rPr>
-                <w:webHidden/>
-              </w:rPr>
-              <w:instrText xml:space="preserve">PAGEREF _Toc232686641 \h</w:instrText>
-            </w:r>
-            <w:r>
-              <w:rPr>
-                <w:webHidden/>
-              </w:rPr>
-              <w:fldChar w:fldCharType="separate"/>
-            </w:r>
+          <w:hyperlink w:anchor="__RefHeading___Toc5277_1442373386" w:tooltip="6. API парсера lada.ru">
             <w:r>
               <w:rPr>
                 <w:rStyle w:val="Style12"/>
@@ -1921,12 +1094,6 @@
               <w:t>6. API парсера lada.ru</w:t>
               <w:tab/>
               <w:t>14</w:t>
-            </w:r>
-            <w:r>
-              <w:rPr>
-                <w:webHidden/>
-              </w:rPr>
-              <w:fldChar w:fldCharType="end"/>
             </w:r>
           </w:hyperlink>
         </w:p>
@@ -1935,29 +1102,11 @@
             <w:pStyle w:val="TOC2"/>
             <w:tabs>
               <w:tab w:val="clear" w:pos="708"/>
-              <w:tab w:val="right" w:pos="9344" w:leader="dot"/>
+              <w:tab w:val="right" w:pos="9353" w:leader="dot"/>
             </w:tabs>
             <w:rPr/>
           </w:pPr>
-          <w:hyperlink w:anchor="_Toc232686642">
-            <w:r>
-              <w:rPr>
-                <w:webHidden/>
-              </w:rPr>
-              <w:fldChar w:fldCharType="begin"/>
-            </w:r>
-            <w:r>
-              <w:rPr>
-                <w:webHidden/>
-              </w:rPr>
-              <w:instrText xml:space="preserve">PAGEREF _Toc232686642 \h</w:instrText>
-            </w:r>
-            <w:r>
-              <w:rPr>
-                <w:webHidden/>
-              </w:rPr>
-              <w:fldChar w:fldCharType="separate"/>
-            </w:r>
+          <w:hyperlink w:anchor="__RefHeading___Toc5279_1442373386" w:tooltip="6.1. Настройки HTTP-сессии">
             <w:r>
               <w:rPr>
                 <w:rStyle w:val="Style12"/>
@@ -1965,12 +1114,6 @@
               <w:t>6.1. Настройки HTTP-сессии</w:t>
               <w:tab/>
               <w:t>15</w:t>
-            </w:r>
-            <w:r>
-              <w:rPr>
-                <w:webHidden/>
-              </w:rPr>
-              <w:fldChar w:fldCharType="end"/>
             </w:r>
           </w:hyperlink>
         </w:p>
@@ -1979,29 +1122,11 @@
             <w:pStyle w:val="TOC2"/>
             <w:tabs>
               <w:tab w:val="clear" w:pos="708"/>
-              <w:tab w:val="right" w:pos="9344" w:leader="dot"/>
+              <w:tab w:val="right" w:pos="9353" w:leader="dot"/>
             </w:tabs>
             <w:rPr/>
           </w:pPr>
-          <w:hyperlink w:anchor="_Toc232686643">
-            <w:r>
-              <w:rPr>
-                <w:webHidden/>
-              </w:rPr>
-              <w:fldChar w:fldCharType="begin"/>
-            </w:r>
-            <w:r>
-              <w:rPr>
-                <w:webHidden/>
-              </w:rPr>
-              <w:instrText xml:space="preserve">PAGEREF _Toc232686643 \h</w:instrText>
-            </w:r>
-            <w:r>
-              <w:rPr>
-                <w:webHidden/>
-              </w:rPr>
-              <w:fldChar w:fldCharType="separate"/>
-            </w:r>
+          <w:hyperlink w:anchor="__RefHeading___Toc5281_1442373386" w:tooltip="6.2. Добавление нового бренда">
             <w:r>
               <w:rPr>
                 <w:rStyle w:val="Style12"/>
@@ -2009,12 +1134,6 @@
               <w:t>6.2. Добавление нового бренда</w:t>
               <w:tab/>
               <w:t>15</w:t>
-            </w:r>
-            <w:r>
-              <w:rPr>
-                <w:webHidden/>
-              </w:rPr>
-              <w:fldChar w:fldCharType="end"/>
             </w:r>
           </w:hyperlink>
         </w:p>
@@ -2023,29 +1142,11 @@
             <w:pStyle w:val="TOC1"/>
             <w:tabs>
               <w:tab w:val="clear" w:pos="708"/>
-              <w:tab w:val="right" w:pos="9344" w:leader="dot"/>
+              <w:tab w:val="right" w:pos="9353" w:leader="dot"/>
             </w:tabs>
             <w:rPr/>
           </w:pPr>
-          <w:hyperlink w:anchor="_Toc232686644">
-            <w:r>
-              <w:rPr>
-                <w:webHidden/>
-              </w:rPr>
-              <w:fldChar w:fldCharType="begin"/>
-            </w:r>
-            <w:r>
-              <w:rPr>
-                <w:webHidden/>
-              </w:rPr>
-              <w:instrText xml:space="preserve">PAGEREF _Toc232686644 \h</w:instrText>
-            </w:r>
-            <w:r>
-              <w:rPr>
-                <w:webHidden/>
-              </w:rPr>
-              <w:fldChar w:fldCharType="separate"/>
-            </w:r>
+          <w:hyperlink w:anchor="__RefHeading___Toc5283_1442373386" w:tooltip="7. Зависимости и установка">
             <w:r>
               <w:rPr>
                 <w:rStyle w:val="Style12"/>
@@ -2053,12 +1154,6 @@
               <w:t>7. Зависимости и установка</w:t>
               <w:tab/>
               <w:t>16</w:t>
-            </w:r>
-            <w:r>
-              <w:rPr>
-                <w:webHidden/>
-              </w:rPr>
-              <w:fldChar w:fldCharType="end"/>
             </w:r>
           </w:hyperlink>
         </w:p>
@@ -2067,29 +1162,11 @@
             <w:pStyle w:val="TOC2"/>
             <w:tabs>
               <w:tab w:val="clear" w:pos="708"/>
-              <w:tab w:val="right" w:pos="9344" w:leader="dot"/>
+              <w:tab w:val="right" w:pos="9353" w:leader="dot"/>
             </w:tabs>
             <w:rPr/>
           </w:pPr>
-          <w:hyperlink w:anchor="_Toc232686645">
-            <w:r>
-              <w:rPr>
-                <w:webHidden/>
-              </w:rPr>
-              <w:fldChar w:fldCharType="begin"/>
-            </w:r>
-            <w:r>
-              <w:rPr>
-                <w:webHidden/>
-              </w:rPr>
-              <w:instrText xml:space="preserve">PAGEREF _Toc232686645 \h</w:instrText>
-            </w:r>
-            <w:r>
-              <w:rPr>
-                <w:webHidden/>
-              </w:rPr>
-              <w:fldChar w:fldCharType="separate"/>
-            </w:r>
+          <w:hyperlink w:anchor="__RefHeading___Toc5285_1442373386" w:tooltip="7.1. Файл requirements.txt">
             <w:r>
               <w:rPr>
                 <w:rStyle w:val="Style12"/>
@@ -2097,12 +1174,6 @@
               <w:t>7.1. Файл requirements.txt</w:t>
               <w:tab/>
               <w:t>16</w:t>
-            </w:r>
-            <w:r>
-              <w:rPr>
-                <w:webHidden/>
-              </w:rPr>
-              <w:fldChar w:fldCharType="end"/>
             </w:r>
           </w:hyperlink>
         </w:p>
@@ -2111,29 +1182,11 @@
             <w:pStyle w:val="TOC2"/>
             <w:tabs>
               <w:tab w:val="clear" w:pos="708"/>
-              <w:tab w:val="right" w:pos="9344" w:leader="dot"/>
+              <w:tab w:val="right" w:pos="9353" w:leader="dot"/>
             </w:tabs>
             <w:rPr/>
           </w:pPr>
-          <w:hyperlink w:anchor="_Toc232686646">
-            <w:r>
-              <w:rPr>
-                <w:webHidden/>
-              </w:rPr>
-              <w:fldChar w:fldCharType="begin"/>
-            </w:r>
-            <w:r>
-              <w:rPr>
-                <w:webHidden/>
-              </w:rPr>
-              <w:instrText xml:space="preserve">PAGEREF _Toc232686646 \h</w:instrText>
-            </w:r>
-            <w:r>
-              <w:rPr>
-                <w:webHidden/>
-              </w:rPr>
-              <w:fldChar w:fldCharType="separate"/>
-            </w:r>
+          <w:hyperlink w:anchor="__RefHeading___Toc5287_1442373386" w:tooltip="7.2. Установка и запуск">
             <w:r>
               <w:rPr>
                 <w:rStyle w:val="Style12"/>
@@ -2141,12 +1194,6 @@
               <w:t>7.2. Установка и запуск</w:t>
               <w:tab/>
               <w:t>16</w:t>
-            </w:r>
-            <w:r>
-              <w:rPr>
-                <w:webHidden/>
-              </w:rPr>
-              <w:fldChar w:fldCharType="end"/>
             </w:r>
           </w:hyperlink>
         </w:p>
@@ -2155,29 +1202,11 @@
             <w:pStyle w:val="TOC1"/>
             <w:tabs>
               <w:tab w:val="clear" w:pos="708"/>
-              <w:tab w:val="right" w:pos="9344" w:leader="dot"/>
+              <w:tab w:val="right" w:pos="9353" w:leader="dot"/>
             </w:tabs>
             <w:rPr/>
           </w:pPr>
-          <w:hyperlink w:anchor="_Toc232686647">
-            <w:r>
-              <w:rPr>
-                <w:webHidden/>
-              </w:rPr>
-              <w:fldChar w:fldCharType="begin"/>
-            </w:r>
-            <w:r>
-              <w:rPr>
-                <w:webHidden/>
-              </w:rPr>
-              <w:instrText xml:space="preserve">PAGEREF _Toc232686647 \h</w:instrText>
-            </w:r>
-            <w:r>
-              <w:rPr>
-                <w:webHidden/>
-              </w:rPr>
-              <w:fldChar w:fldCharType="separate"/>
-            </w:r>
+          <w:hyperlink w:anchor="__RefHeading___Toc5289_1442373386" w:tooltip="8. Стандарты кодирования">
             <w:r>
               <w:rPr>
                 <w:rStyle w:val="Style12"/>
@@ -2185,12 +1214,6 @@
               <w:t>8. Стандарты кодирования</w:t>
               <w:tab/>
               <w:t>16</w:t>
-            </w:r>
-            <w:r>
-              <w:rPr>
-                <w:webHidden/>
-              </w:rPr>
-              <w:fldChar w:fldCharType="end"/>
             </w:r>
           </w:hyperlink>
         </w:p>
@@ -2199,29 +1222,11 @@
             <w:pStyle w:val="TOC2"/>
             <w:tabs>
               <w:tab w:val="clear" w:pos="708"/>
-              <w:tab w:val="right" w:pos="9344" w:leader="dot"/>
+              <w:tab w:val="right" w:pos="9353" w:leader="dot"/>
             </w:tabs>
             <w:rPr/>
           </w:pPr>
-          <w:hyperlink w:anchor="_Toc232686648">
-            <w:r>
-              <w:rPr>
-                <w:webHidden/>
-              </w:rPr>
-              <w:fldChar w:fldCharType="begin"/>
-            </w:r>
-            <w:r>
-              <w:rPr>
-                <w:webHidden/>
-              </w:rPr>
-              <w:instrText xml:space="preserve">PAGEREF _Toc232686648 \h</w:instrText>
-            </w:r>
-            <w:r>
-              <w:rPr>
-                <w:webHidden/>
-              </w:rPr>
-              <w:fldChar w:fldCharType="separate"/>
-            </w:r>
+          <w:hyperlink w:anchor="__RefHeading___Toc5291_1442373386" w:tooltip="8.1. PEP 8">
             <w:r>
               <w:rPr>
                 <w:rStyle w:val="Style12"/>
@@ -2229,12 +1234,6 @@
               <w:t>8.1. PEP 8</w:t>
               <w:tab/>
               <w:t>17</w:t>
-            </w:r>
-            <w:r>
-              <w:rPr>
-                <w:webHidden/>
-              </w:rPr>
-              <w:fldChar w:fldCharType="end"/>
             </w:r>
           </w:hyperlink>
         </w:p>
@@ -2243,29 +1242,11 @@
             <w:pStyle w:val="TOC2"/>
             <w:tabs>
               <w:tab w:val="clear" w:pos="708"/>
-              <w:tab w:val="right" w:pos="9344" w:leader="dot"/>
+              <w:tab w:val="right" w:pos="9353" w:leader="dot"/>
             </w:tabs>
             <w:rPr/>
           </w:pPr>
-          <w:hyperlink w:anchor="_Toc232686649">
-            <w:r>
-              <w:rPr>
-                <w:webHidden/>
-              </w:rPr>
-              <w:fldChar w:fldCharType="begin"/>
-            </w:r>
-            <w:r>
-              <w:rPr>
-                <w:webHidden/>
-              </w:rPr>
-              <w:instrText xml:space="preserve">PAGEREF _Toc232686649 \h</w:instrText>
-            </w:r>
-            <w:r>
-              <w:rPr>
-                <w:webHidden/>
-              </w:rPr>
-              <w:fldChar w:fldCharType="separate"/>
-            </w:r>
+          <w:hyperlink w:anchor="__RefHeading___Toc5293_1442373386" w:tooltip="8.2. PEP 257 — формат docstring">
             <w:r>
               <w:rPr>
                 <w:rStyle w:val="Style12"/>
@@ -2273,12 +1254,6 @@
               <w:t>8.2. PEP 257 — формат docstring</w:t>
               <w:tab/>
               <w:t>17</w:t>
-            </w:r>
-            <w:r>
-              <w:rPr>
-                <w:webHidden/>
-              </w:rPr>
-              <w:fldChar w:fldCharType="end"/>
             </w:r>
           </w:hyperlink>
         </w:p>
@@ -2287,29 +1262,11 @@
             <w:pStyle w:val="TOC2"/>
             <w:tabs>
               <w:tab w:val="clear" w:pos="708"/>
-              <w:tab w:val="right" w:pos="9344" w:leader="dot"/>
+              <w:tab w:val="right" w:pos="9353" w:leader="dot"/>
             </w:tabs>
             <w:rPr/>
           </w:pPr>
-          <w:hyperlink w:anchor="_Toc232686650">
-            <w:r>
-              <w:rPr>
-                <w:webHidden/>
-              </w:rPr>
-              <w:fldChar w:fldCharType="begin"/>
-            </w:r>
-            <w:r>
-              <w:rPr>
-                <w:webHidden/>
-              </w:rPr>
-              <w:instrText xml:space="preserve">PAGEREF _Toc232686650 \h</w:instrText>
-            </w:r>
-            <w:r>
-              <w:rPr>
-                <w:webHidden/>
-              </w:rPr>
-              <w:fldChar w:fldCharType="separate"/>
-            </w:r>
+          <w:hyperlink w:anchor="__RefHeading___Toc5295_1442373386" w:tooltip="8.3. Ограничение размера модулей">
             <w:r>
               <w:rPr>
                 <w:rStyle w:val="Style12"/>
@@ -2317,12 +1274,6 @@
               <w:t>8.3. Ограничение размера модулей</w:t>
               <w:tab/>
               <w:t>17</w:t>
-            </w:r>
-            <w:r>
-              <w:rPr>
-                <w:webHidden/>
-              </w:rPr>
-              <w:fldChar w:fldCharType="end"/>
             </w:r>
           </w:hyperlink>
         </w:p>
@@ -2331,29 +1282,11 @@
             <w:pStyle w:val="TOC2"/>
             <w:tabs>
               <w:tab w:val="clear" w:pos="708"/>
-              <w:tab w:val="right" w:pos="9344" w:leader="dot"/>
+              <w:tab w:val="right" w:pos="9353" w:leader="dot"/>
             </w:tabs>
             <w:rPr/>
           </w:pPr>
-          <w:hyperlink w:anchor="_Toc232686651">
-            <w:r>
-              <w:rPr>
-                <w:webHidden/>
-              </w:rPr>
-              <w:fldChar w:fldCharType="begin"/>
-            </w:r>
-            <w:r>
-              <w:rPr>
-                <w:webHidden/>
-              </w:rPr>
-              <w:instrText xml:space="preserve">PAGEREF _Toc232686651 \h</w:instrText>
-            </w:r>
-            <w:r>
-              <w:rPr>
-                <w:webHidden/>
-              </w:rPr>
-              <w:fldChar w:fldCharType="separate"/>
-            </w:r>
+          <w:hyperlink w:anchor="__RefHeading___Toc5297_1442373386" w:tooltip="8.4. Минимальная оценка в Spyder">
             <w:r>
               <w:rPr>
                 <w:rStyle w:val="Style12"/>
@@ -2361,12 +1294,6 @@
               <w:t>8.4. Минимальная оценка в Spyder</w:t>
               <w:tab/>
               <w:t>17</w:t>
-            </w:r>
-            <w:r>
-              <w:rPr>
-                <w:webHidden/>
-              </w:rPr>
-              <w:fldChar w:fldCharType="end"/>
             </w:r>
           </w:hyperlink>
         </w:p>
@@ -2375,29 +1302,11 @@
             <w:pStyle w:val="TOC1"/>
             <w:tabs>
               <w:tab w:val="clear" w:pos="708"/>
-              <w:tab w:val="right" w:pos="9344" w:leader="dot"/>
+              <w:tab w:val="right" w:pos="9353" w:leader="dot"/>
             </w:tabs>
             <w:rPr/>
           </w:pPr>
-          <w:hyperlink w:anchor="_Toc232686652">
-            <w:r>
-              <w:rPr>
-                <w:webHidden/>
-              </w:rPr>
-              <w:fldChar w:fldCharType="begin"/>
-            </w:r>
-            <w:r>
-              <w:rPr>
-                <w:webHidden/>
-              </w:rPr>
-              <w:instrText xml:space="preserve">PAGEREF _Toc232686652 \h</w:instrText>
-            </w:r>
-            <w:r>
-              <w:rPr>
-                <w:webHidden/>
-              </w:rPr>
-              <w:fldChar w:fldCharType="separate"/>
-            </w:r>
+          <w:hyperlink w:anchor="__RefHeading___Toc5299_1442373386" w:tooltip="9. Типичные ошибки и их устранение">
             <w:r>
               <w:rPr>
                 <w:rStyle w:val="Style12"/>
@@ -2406,11 +1315,25 @@
               <w:tab/>
               <w:t>17</w:t>
             </w:r>
+          </w:hyperlink>
+        </w:p>
+        <w:p>
+          <w:pPr>
+            <w:pStyle w:val="TOC1"/>
+            <w:tabs>
+              <w:tab w:val="clear" w:pos="708"/>
+              <w:tab w:val="right" w:pos="9353" w:leader="dot"/>
+            </w:tabs>
+            <w:rPr/>
+          </w:pPr>
+          <w:hyperlink w:anchor="__RefHeading___Toc5301_1442373386" w:tooltip="10. Расширение приложения">
             <w:r>
               <w:rPr>
-                <w:webHidden/>
+                <w:rStyle w:val="Style12"/>
               </w:rPr>
-              <w:fldChar w:fldCharType="end"/>
+              <w:t>10. Расширение приложения</w:t>
+              <w:tab/>
+              <w:t>18</w:t>
             </w:r>
           </w:hyperlink>
           <w:r>
@@ -2449,24 +1372,28 @@
         <w:spacing w:before="0" w:after="140"/>
         <w:rPr/>
       </w:pPr>
-      <w:bookmarkStart w:id="1" w:name="_Toc232686609"/>
+      <w:bookmarkStart w:id="2" w:name="__RefHeading___Toc5213_1442373386"/>
+      <w:bookmarkStart w:id="3" w:name="_Toc232686609"/>
+      <w:bookmarkEnd w:id="2"/>
       <w:r>
         <w:rPr/>
         <w:t>1. Общие сведения о проекте</w:t>
       </w:r>
-      <w:bookmarkEnd w:id="1"/>
+      <w:bookmarkEnd w:id="3"/>
     </w:p>
     <w:p>
       <w:pPr>
         <w:pStyle w:val="Heading2"/>
         <w:rPr/>
       </w:pPr>
-      <w:bookmarkStart w:id="2" w:name="_Toc232686610"/>
+      <w:bookmarkStart w:id="4" w:name="__RefHeading___Toc5215_1442373386"/>
+      <w:bookmarkStart w:id="5" w:name="_Toc232686610"/>
+      <w:bookmarkEnd w:id="4"/>
       <w:r>
         <w:rPr/>
         <w:t>1.1. Назначение документа</w:t>
       </w:r>
-      <w:bookmarkEnd w:id="2"/>
+      <w:bookmarkEnd w:id="5"/>
     </w:p>
     <w:p>
       <w:pPr>
@@ -2485,12 +1412,14 @@
         <w:pStyle w:val="Heading2"/>
         <w:rPr/>
       </w:pPr>
-      <w:bookmarkStart w:id="3" w:name="_Toc232686611"/>
+      <w:bookmarkStart w:id="6" w:name="__RefHeading___Toc5217_1442373386"/>
+      <w:bookmarkStart w:id="7" w:name="_Toc232686611"/>
+      <w:bookmarkEnd w:id="6"/>
       <w:r>
         <w:rPr/>
         <w:t>1.2. Стек технологий</w:t>
       </w:r>
-      <w:bookmarkEnd w:id="3"/>
+      <w:bookmarkEnd w:id="7"/>
     </w:p>
     <w:p>
       <w:pPr>
@@ -2890,12 +1819,14 @@
         <w:pStyle w:val="Heading2"/>
         <w:rPr/>
       </w:pPr>
-      <w:bookmarkStart w:id="4" w:name="_Toc232686612"/>
+      <w:bookmarkStart w:id="8" w:name="__RefHeading___Toc5219_1442373386"/>
+      <w:bookmarkStart w:id="9" w:name="_Toc232686612"/>
+      <w:bookmarkEnd w:id="8"/>
       <w:r>
         <w:rPr/>
         <w:t>1.3. Системные требования</w:t>
       </w:r>
-      <w:bookmarkEnd w:id="4"/>
+      <w:bookmarkEnd w:id="9"/>
     </w:p>
     <w:p>
       <w:pPr>
@@ -3246,12 +2177,14 @@
         <w:pStyle w:val="Heading1"/>
         <w:rPr/>
       </w:pPr>
-      <w:bookmarkStart w:id="5" w:name="_Toc232686613"/>
+      <w:bookmarkStart w:id="10" w:name="__RefHeading___Toc5221_1442373386"/>
+      <w:bookmarkStart w:id="11" w:name="_Toc232686613"/>
+      <w:bookmarkEnd w:id="10"/>
       <w:r>
         <w:rPr/>
         <w:t>2. Структура каталогов</w:t>
       </w:r>
-      <w:bookmarkEnd w:id="5"/>
+      <w:bookmarkEnd w:id="11"/>
     </w:p>
     <w:p>
       <w:pPr>
@@ -4247,24 +3180,28 @@
         <w:pStyle w:val="Heading1"/>
         <w:rPr/>
       </w:pPr>
-      <w:bookmarkStart w:id="6" w:name="_Toc232686614"/>
+      <w:bookmarkStart w:id="12" w:name="__RefHeading___Toc5223_1442373386"/>
+      <w:bookmarkStart w:id="13" w:name="_Toc232686614"/>
+      <w:bookmarkEnd w:id="12"/>
       <w:r>
         <w:rPr/>
         <w:t>3. Архитектура приложения</w:t>
       </w:r>
-      <w:bookmarkEnd w:id="6"/>
+      <w:bookmarkEnd w:id="13"/>
     </w:p>
     <w:p>
       <w:pPr>
         <w:pStyle w:val="Heading2"/>
         <w:rPr/>
       </w:pPr>
-      <w:bookmarkStart w:id="7" w:name="_Toc232686615"/>
+      <w:bookmarkStart w:id="14" w:name="__RefHeading___Toc5225_1442373386"/>
+      <w:bookmarkStart w:id="15" w:name="_Toc232686615"/>
+      <w:bookmarkEnd w:id="14"/>
       <w:r>
         <w:rPr/>
         <w:t>3.1. Навигация между окнами</w:t>
       </w:r>
-      <w:bookmarkEnd w:id="7"/>
+      <w:bookmarkEnd w:id="15"/>
     </w:p>
     <w:p>
       <w:pPr>
@@ -4296,7 +3233,9 @@
           <w:lang w:val="en-US"/>
         </w:rPr>
       </w:pPr>
-      <w:bookmarkStart w:id="8" w:name="_Toc232686616"/>
+      <w:bookmarkStart w:id="16" w:name="__RefHeading___Toc5227_1442373386"/>
+      <w:bookmarkStart w:id="17" w:name="_Toc232686616"/>
+      <w:bookmarkEnd w:id="16"/>
       <w:r>
         <w:rPr>
           <w:lang w:val="en-US"/>
@@ -4337,7 +3276,7 @@
         <w:rPr/>
         <w:t>шагами</w:t>
       </w:r>
-      <w:bookmarkEnd w:id="8"/>
+      <w:bookmarkEnd w:id="17"/>
     </w:p>
     <w:p>
       <w:pPr>
@@ -4688,12 +3627,14 @@
         <w:pStyle w:val="Heading2"/>
         <w:rPr/>
       </w:pPr>
-      <w:bookmarkStart w:id="9" w:name="_Toc232686617"/>
+      <w:bookmarkStart w:id="18" w:name="__RefHeading___Toc5229_1442373386"/>
+      <w:bookmarkStart w:id="19" w:name="_Toc232686617"/>
+      <w:bookmarkEnd w:id="18"/>
       <w:r>
         <w:rPr/>
         <w:t>3.3. Глобальное состояние (app/utils.py)</w:t>
       </w:r>
-      <w:bookmarkEnd w:id="9"/>
+      <w:bookmarkEnd w:id="19"/>
     </w:p>
     <w:p>
       <w:pPr>
@@ -4995,12 +3936,14 @@
         <w:pStyle w:val="Heading2"/>
         <w:rPr/>
       </w:pPr>
-      <w:bookmarkStart w:id="10" w:name="_Toc232686618"/>
+      <w:bookmarkStart w:id="20" w:name="__RefHeading___Toc5231_1442373386"/>
+      <w:bookmarkStart w:id="21" w:name="_Toc232686618"/>
+      <w:bookmarkEnd w:id="20"/>
       <w:r>
         <w:rPr/>
         <w:t>3.4. Составной ключ в базе данных</w:t>
       </w:r>
-      <w:bookmarkEnd w:id="10"/>
+      <w:bookmarkEnd w:id="21"/>
     </w:p>
     <w:p>
       <w:pPr>
@@ -5417,24 +4360,28 @@
         <w:pStyle w:val="Heading1"/>
         <w:rPr/>
       </w:pPr>
-      <w:bookmarkStart w:id="11" w:name="_Toc232686619"/>
+      <w:bookmarkStart w:id="22" w:name="__RefHeading___Toc5233_1442373386"/>
+      <w:bookmarkStart w:id="23" w:name="_Toc232686619"/>
+      <w:bookmarkEnd w:id="22"/>
       <w:r>
         <w:rPr/>
         <w:t>4. Описание модулей</w:t>
       </w:r>
-      <w:bookmarkEnd w:id="11"/>
+      <w:bookmarkEnd w:id="23"/>
     </w:p>
     <w:p>
       <w:pPr>
         <w:pStyle w:val="Heading2"/>
         <w:rPr/>
       </w:pPr>
-      <w:bookmarkStart w:id="12" w:name="_Toc232686620"/>
+      <w:bookmarkStart w:id="24" w:name="__RefHeading___Toc5235_1442373386"/>
+      <w:bookmarkStart w:id="25" w:name="_Toc232686620"/>
+      <w:bookmarkEnd w:id="24"/>
       <w:r>
         <w:rPr/>
         <w:t>4.1. Trueconf.py — точка входа</w:t>
       </w:r>
-      <w:bookmarkEnd w:id="12"/>
+      <w:bookmarkEnd w:id="25"/>
     </w:p>
     <w:p>
       <w:pPr>
@@ -5453,12 +4400,14 @@
         <w:pStyle w:val="Heading2"/>
         <w:rPr/>
       </w:pPr>
-      <w:bookmarkStart w:id="13" w:name="_Toc232686621"/>
+      <w:bookmarkStart w:id="26" w:name="__RefHeading___Toc5237_1442373386"/>
+      <w:bookmarkStart w:id="27" w:name="_Toc232686621"/>
+      <w:bookmarkEnd w:id="26"/>
       <w:r>
         <w:rPr/>
         <w:t>4.2. DBUPDATE.py — фасад обновления БД</w:t>
       </w:r>
-      <w:bookmarkEnd w:id="13"/>
+      <w:bookmarkEnd w:id="27"/>
     </w:p>
     <w:p>
       <w:pPr>
@@ -5477,12 +4426,14 @@
         <w:pStyle w:val="Heading2"/>
         <w:rPr/>
       </w:pPr>
-      <w:bookmarkStart w:id="14" w:name="_Toc232686622"/>
+      <w:bookmarkStart w:id="28" w:name="__RefHeading___Toc5239_1442373386"/>
+      <w:bookmarkStart w:id="29" w:name="_Toc232686622"/>
+      <w:bookmarkEnd w:id="28"/>
       <w:r>
         <w:rPr/>
         <w:t>4.3. app/utils.py — глобальное состояние и утилиты</w:t>
       </w:r>
-      <w:bookmarkEnd w:id="14"/>
+      <w:bookmarkEnd w:id="29"/>
     </w:p>
     <w:p>
       <w:pPr>
@@ -5712,12 +4663,14 @@
         <w:pStyle w:val="Heading2"/>
         <w:rPr/>
       </w:pPr>
-      <w:bookmarkStart w:id="15" w:name="_Toc232686623"/>
+      <w:bookmarkStart w:id="30" w:name="__RefHeading___Toc5241_1442373386"/>
+      <w:bookmarkStart w:id="31" w:name="_Toc232686623"/>
+      <w:bookmarkEnd w:id="30"/>
       <w:r>
         <w:rPr/>
         <w:t>4.4. app/base_window.py — базовый класс окна</w:t>
       </w:r>
-      <w:bookmarkEnd w:id="15"/>
+      <w:bookmarkEnd w:id="31"/>
     </w:p>
     <w:p>
       <w:pPr>
@@ -6471,7 +5424,9 @@
           <w:lang w:val="en-US"/>
         </w:rPr>
       </w:pPr>
-      <w:bookmarkStart w:id="16" w:name="_Toc232686624"/>
+      <w:bookmarkStart w:id="32" w:name="__RefHeading___Toc5243_1442373386"/>
+      <w:bookmarkStart w:id="33" w:name="_Toc232686624"/>
+      <w:bookmarkEnd w:id="32"/>
       <w:r>
         <w:rPr>
           <w:lang w:val="en-US"/>
@@ -6492,7 +5447,7 @@
         <w:rPr/>
         <w:t>меню</w:t>
       </w:r>
-      <w:bookmarkEnd w:id="16"/>
+      <w:bookmarkEnd w:id="33"/>
     </w:p>
     <w:p>
       <w:pPr>
@@ -6785,12 +5740,14 @@
         <w:pStyle w:val="Heading2"/>
         <w:rPr/>
       </w:pPr>
-      <w:bookmarkStart w:id="17" w:name="_Toc232686625"/>
+      <w:bookmarkStart w:id="34" w:name="__RefHeading___Toc5245_1442373386"/>
+      <w:bookmarkStart w:id="35" w:name="_Toc232686625"/>
+      <w:bookmarkEnd w:id="34"/>
       <w:r>
         <w:rPr/>
         <w:t>4.6. app/steps.py — шаги 1–3</w:t>
       </w:r>
-      <w:bookmarkEnd w:id="17"/>
+      <w:bookmarkEnd w:id="35"/>
     </w:p>
     <w:p>
       <w:pPr>
@@ -7067,7 +6024,9 @@
           <w:lang w:val="en-US"/>
         </w:rPr>
       </w:pPr>
-      <w:bookmarkStart w:id="18" w:name="_Toc232686626"/>
+      <w:bookmarkStart w:id="36" w:name="__RefHeading___Toc5247_1442373386"/>
+      <w:bookmarkStart w:id="37" w:name="_Toc232686626"/>
+      <w:bookmarkEnd w:id="36"/>
       <w:r>
         <w:rPr>
           <w:lang w:val="en-US"/>
@@ -7084,7 +6043,7 @@
         </w:rPr>
         <w:t xml:space="preserve"> 4–5</w:t>
       </w:r>
-      <w:bookmarkEnd w:id="18"/>
+      <w:bookmarkEnd w:id="37"/>
     </w:p>
     <w:p>
       <w:pPr>
@@ -7342,7 +6301,9 @@
           <w:lang w:val="en-US"/>
         </w:rPr>
       </w:pPr>
-      <w:bookmarkStart w:id="19" w:name="_Toc232686627"/>
+      <w:bookmarkStart w:id="38" w:name="__RefHeading___Toc5249_1442373386"/>
+      <w:bookmarkStart w:id="39" w:name="_Toc232686627"/>
+      <w:bookmarkEnd w:id="38"/>
       <w:r>
         <w:rPr>
           <w:lang w:val="en-US"/>
@@ -7359,7 +6320,7 @@
         </w:rPr>
         <w:t xml:space="preserve"> 6</w:t>
       </w:r>
-      <w:bookmarkEnd w:id="19"/>
+      <w:bookmarkEnd w:id="39"/>
     </w:p>
     <w:p>
       <w:pPr>
@@ -7378,12 +6339,14 @@
         <w:pStyle w:val="Heading2"/>
         <w:rPr/>
       </w:pPr>
-      <w:bookmarkStart w:id="20" w:name="_Toc232686628"/>
+      <w:bookmarkStart w:id="40" w:name="__RefHeading___Toc5251_1442373386"/>
+      <w:bookmarkStart w:id="41" w:name="_Toc232686628"/>
+      <w:bookmarkEnd w:id="40"/>
       <w:r>
         <w:rPr/>
         <w:t>4.9. app/summary.py — итоговый экран</w:t>
       </w:r>
-      <w:bookmarkEnd w:id="20"/>
+      <w:bookmarkEnd w:id="41"/>
     </w:p>
     <w:p>
       <w:pPr>
@@ -7402,12 +6365,14 @@
         <w:pStyle w:val="Heading2"/>
         <w:rPr/>
       </w:pPr>
-      <w:bookmarkStart w:id="21" w:name="_Toc232686629"/>
+      <w:bookmarkStart w:id="42" w:name="__RefHeading___Toc5253_1442373386"/>
+      <w:bookmarkStart w:id="43" w:name="_Toc232686629"/>
+      <w:bookmarkEnd w:id="42"/>
       <w:r>
         <w:rPr/>
         <w:t>4.10. app/analogs.py — поиск аналогов</w:t>
       </w:r>
-      <w:bookmarkEnd w:id="21"/>
+      <w:bookmarkEnd w:id="43"/>
     </w:p>
     <w:p>
       <w:pPr>
@@ -7426,12 +6391,14 @@
         <w:pStyle w:val="Heading2"/>
         <w:rPr/>
       </w:pPr>
-      <w:bookmarkStart w:id="22" w:name="_Toc232686630"/>
+      <w:bookmarkStart w:id="44" w:name="__RefHeading___Toc5255_1442373386"/>
+      <w:bookmarkStart w:id="45" w:name="_Toc232686630"/>
+      <w:bookmarkEnd w:id="44"/>
       <w:r>
         <w:rPr/>
         <w:t>4.11. app/dealers.py — карта дилеров</w:t>
       </w:r>
-      <w:bookmarkEnd w:id="22"/>
+      <w:bookmarkEnd w:id="45"/>
     </w:p>
     <w:p>
       <w:pPr>
@@ -7450,12 +6417,14 @@
         <w:pStyle w:val="Heading2"/>
         <w:rPr/>
       </w:pPr>
-      <w:bookmarkStart w:id="23" w:name="_Toc232686631"/>
+      <w:bookmarkStart w:id="46" w:name="__RefHeading___Toc5257_1442373386"/>
+      <w:bookmarkStart w:id="47" w:name="_Toc232686631"/>
+      <w:bookmarkEnd w:id="46"/>
       <w:r>
         <w:rPr/>
         <w:t>4.12. app/parsing.py — абстрактный парсер</w:t>
       </w:r>
-      <w:bookmarkEnd w:id="23"/>
+      <w:bookmarkEnd w:id="47"/>
     </w:p>
     <w:p>
       <w:pPr>
@@ -7799,7 +6768,9 @@
           <w:lang w:val="en-US"/>
         </w:rPr>
       </w:pPr>
-      <w:bookmarkStart w:id="24" w:name="_Toc232686632"/>
+      <w:bookmarkStart w:id="48" w:name="__RefHeading___Toc5259_1442373386"/>
+      <w:bookmarkStart w:id="49" w:name="_Toc232686632"/>
+      <w:bookmarkEnd w:id="48"/>
       <w:r>
         <w:rPr>
           <w:lang w:val="en-US"/>
@@ -7816,7 +6787,7 @@
         </w:rPr>
         <w:t xml:space="preserve"> LADA</w:t>
       </w:r>
-      <w:bookmarkEnd w:id="24"/>
+      <w:bookmarkEnd w:id="49"/>
     </w:p>
     <w:p>
       <w:pPr>
@@ -7835,12 +6806,14 @@
         <w:pStyle w:val="Heading2"/>
         <w:rPr/>
       </w:pPr>
-      <w:bookmarkStart w:id="25" w:name="_Toc232686633"/>
+      <w:bookmarkStart w:id="50" w:name="__RefHeading___Toc5261_1442373386"/>
+      <w:bookmarkStart w:id="51" w:name="_Toc232686633"/>
+      <w:bookmarkEnd w:id="50"/>
       <w:r>
         <w:rPr/>
         <w:t>4.14. app/lada_parser_getters.py — чистые функции парсинга</w:t>
       </w:r>
-      <w:bookmarkEnd w:id="25"/>
+      <w:bookmarkEnd w:id="51"/>
     </w:p>
     <w:p>
       <w:pPr>
@@ -7889,12 +6862,14 @@
         <w:pStyle w:val="Heading2"/>
         <w:rPr/>
       </w:pPr>
-      <w:bookmarkStart w:id="26" w:name="_Toc232686634"/>
+      <w:bookmarkStart w:id="52" w:name="__RefHeading___Toc5263_1442373386"/>
+      <w:bookmarkStart w:id="53" w:name="_Toc232686634"/>
+      <w:bookmarkEnd w:id="52"/>
       <w:r>
         <w:rPr/>
         <w:t>4.15. app/db_manager.py — менеджер базы данных</w:t>
       </w:r>
-      <w:bookmarkEnd w:id="26"/>
+      <w:bookmarkEnd w:id="53"/>
     </w:p>
     <w:p>
       <w:pPr>
@@ -7923,12 +6898,14 @@
         <w:pStyle w:val="Heading1"/>
         <w:rPr/>
       </w:pPr>
-      <w:bookmarkStart w:id="27" w:name="_Toc232686635"/>
+      <w:bookmarkStart w:id="54" w:name="__RefHeading___Toc5265_1442373386"/>
+      <w:bookmarkStart w:id="55" w:name="_Toc232686635"/>
+      <w:bookmarkEnd w:id="54"/>
       <w:r>
         <w:rPr/>
         <w:t>5. Схема базы данных</w:t>
       </w:r>
-      <w:bookmarkEnd w:id="27"/>
+      <w:bookmarkEnd w:id="55"/>
     </w:p>
     <w:p>
       <w:pPr>
@@ -7947,12 +6924,14 @@
         <w:pStyle w:val="Heading2"/>
         <w:rPr/>
       </w:pPr>
-      <w:bookmarkStart w:id="28" w:name="_Toc232686636"/>
+      <w:bookmarkStart w:id="56" w:name="__RefHeading___Toc5267_1442373386"/>
+      <w:bookmarkStart w:id="57" w:name="_Toc232686636"/>
+      <w:bookmarkEnd w:id="56"/>
       <w:r>
         <w:rPr/>
         <w:t>5.1. Таблица MODEL</w:t>
       </w:r>
-      <w:bookmarkEnd w:id="28"/>
+      <w:bookmarkEnd w:id="57"/>
     </w:p>
     <w:p>
       <w:pPr>
@@ -8299,12 +7278,14 @@
         <w:pStyle w:val="Heading2"/>
         <w:rPr/>
       </w:pPr>
-      <w:bookmarkStart w:id="29" w:name="_Toc232686637"/>
+      <w:bookmarkStart w:id="58" w:name="__RefHeading___Toc5269_1442373386"/>
+      <w:bookmarkStart w:id="59" w:name="_Toc232686637"/>
+      <w:bookmarkEnd w:id="58"/>
       <w:r>
         <w:rPr/>
         <w:t>5.2. Таблица BODY</w:t>
       </w:r>
-      <w:bookmarkEnd w:id="29"/>
+      <w:bookmarkEnd w:id="59"/>
     </w:p>
     <w:p>
       <w:pPr>
@@ -8735,12 +7716,14 @@
         <w:pStyle w:val="Heading2"/>
         <w:rPr/>
       </w:pPr>
-      <w:bookmarkStart w:id="30" w:name="_Toc232686638"/>
+      <w:bookmarkStart w:id="60" w:name="__RefHeading___Toc5271_1442373386"/>
+      <w:bookmarkStart w:id="61" w:name="_Toc232686638"/>
+      <w:bookmarkEnd w:id="60"/>
       <w:r>
         <w:rPr/>
         <w:t>5.3. Таблица COMPLECTATION</w:t>
       </w:r>
-      <w:bookmarkEnd w:id="30"/>
+      <w:bookmarkEnd w:id="61"/>
     </w:p>
     <w:p>
       <w:pPr>
@@ -9337,12 +8320,14 @@
         <w:pStyle w:val="Heading2"/>
         <w:rPr/>
       </w:pPr>
-      <w:bookmarkStart w:id="31" w:name="_Toc232686639"/>
+      <w:bookmarkStart w:id="62" w:name="__RefHeading___Toc5273_1442373386"/>
+      <w:bookmarkStart w:id="63" w:name="_Toc232686639"/>
+      <w:bookmarkEnd w:id="62"/>
       <w:r>
         <w:rPr/>
         <w:t>5.4. Таблица EQUIPMENT</w:t>
       </w:r>
-      <w:bookmarkEnd w:id="31"/>
+      <w:bookmarkEnd w:id="63"/>
     </w:p>
     <w:p>
       <w:pPr>
@@ -9867,12 +8852,14 @@
         <w:pStyle w:val="Heading2"/>
         <w:rPr/>
       </w:pPr>
-      <w:bookmarkStart w:id="32" w:name="_Toc232686640"/>
+      <w:bookmarkStart w:id="64" w:name="__RefHeading___Toc5275_1442373386"/>
+      <w:bookmarkStart w:id="65" w:name="_Toc232686640"/>
+      <w:bookmarkEnd w:id="64"/>
       <w:r>
         <w:rPr/>
         <w:t>5.5. Таблица COLOR</w:t>
       </w:r>
-      <w:bookmarkEnd w:id="32"/>
+      <w:bookmarkEnd w:id="65"/>
     </w:p>
     <w:p>
       <w:pPr>
@@ -10327,7 +9314,9 @@
           <w:lang w:val="en-US"/>
         </w:rPr>
       </w:pPr>
-      <w:bookmarkStart w:id="33" w:name="_Toc232686641"/>
+      <w:bookmarkStart w:id="66" w:name="__RefHeading___Toc5277_1442373386"/>
+      <w:bookmarkStart w:id="67" w:name="_Toc232686641"/>
+      <w:bookmarkEnd w:id="66"/>
       <w:r>
         <w:rPr>
           <w:lang w:val="en-US"/>
@@ -10344,7 +9333,7 @@
         </w:rPr>
         <w:t xml:space="preserve"> lada.ru</w:t>
       </w:r>
-      <w:bookmarkEnd w:id="33"/>
+      <w:bookmarkEnd w:id="67"/>
     </w:p>
     <w:p>
       <w:pPr>
@@ -10972,12 +9961,14 @@
         <w:pStyle w:val="Heading2"/>
         <w:rPr/>
       </w:pPr>
-      <w:bookmarkStart w:id="34" w:name="_Toc232686642"/>
+      <w:bookmarkStart w:id="68" w:name="__RefHeading___Toc5279_1442373386"/>
+      <w:bookmarkStart w:id="69" w:name="_Toc232686642"/>
+      <w:bookmarkEnd w:id="68"/>
       <w:r>
         <w:rPr/>
         <w:t>6.1. Настройки HTTP-сессии</w:t>
       </w:r>
-      <w:bookmarkEnd w:id="34"/>
+      <w:bookmarkEnd w:id="69"/>
     </w:p>
     <w:p>
       <w:pPr>
@@ -11338,12 +10329,14 @@
         <w:pStyle w:val="Heading2"/>
         <w:rPr/>
       </w:pPr>
-      <w:bookmarkStart w:id="35" w:name="_Toc232686643"/>
+      <w:bookmarkStart w:id="70" w:name="__RefHeading___Toc5281_1442373386"/>
+      <w:bookmarkStart w:id="71" w:name="_Toc232686643"/>
+      <w:bookmarkEnd w:id="70"/>
       <w:r>
         <w:rPr/>
         <w:t>6.2. Добавление нового бренда</w:t>
       </w:r>
-      <w:bookmarkEnd w:id="35"/>
+      <w:bookmarkEnd w:id="71"/>
     </w:p>
     <w:p>
       <w:pPr>
@@ -11513,24 +10506,28 @@
         <w:pStyle w:val="Heading1"/>
         <w:rPr/>
       </w:pPr>
-      <w:bookmarkStart w:id="36" w:name="_Toc232686644"/>
+      <w:bookmarkStart w:id="72" w:name="__RefHeading___Toc5283_1442373386"/>
+      <w:bookmarkStart w:id="73" w:name="_Toc232686644"/>
+      <w:bookmarkEnd w:id="72"/>
       <w:r>
         <w:rPr/>
         <w:t>7. Зависимости и установка</w:t>
       </w:r>
-      <w:bookmarkEnd w:id="36"/>
+      <w:bookmarkEnd w:id="73"/>
     </w:p>
     <w:p>
       <w:pPr>
         <w:pStyle w:val="Heading2"/>
         <w:rPr/>
       </w:pPr>
-      <w:bookmarkStart w:id="37" w:name="_Toc232686645"/>
+      <w:bookmarkStart w:id="74" w:name="__RefHeading___Toc5285_1442373386"/>
+      <w:bookmarkStart w:id="75" w:name="_Toc232686645"/>
+      <w:bookmarkEnd w:id="74"/>
       <w:r>
         <w:rPr/>
         <w:t>7.1. Файл requirements.txt</w:t>
       </w:r>
-      <w:bookmarkEnd w:id="37"/>
+      <w:bookmarkEnd w:id="75"/>
     </w:p>
     <w:p>
       <w:pPr>
@@ -11635,7 +10632,9 @@
           <w:lang w:val="en-US"/>
         </w:rPr>
       </w:pPr>
-      <w:bookmarkStart w:id="38" w:name="_Toc232686646"/>
+      <w:bookmarkStart w:id="76" w:name="__RefHeading___Toc5287_1442373386"/>
+      <w:bookmarkStart w:id="77" w:name="_Toc232686646"/>
+      <w:bookmarkEnd w:id="76"/>
       <w:r>
         <w:rPr>
           <w:lang w:val="en-US"/>
@@ -11666,7 +10665,7 @@
         <w:rPr/>
         <w:t>запуск</w:t>
       </w:r>
-      <w:bookmarkEnd w:id="38"/>
+      <w:bookmarkEnd w:id="77"/>
     </w:p>
     <w:p>
       <w:pPr>
@@ -11759,24 +10758,28 @@
         <w:pStyle w:val="Heading1"/>
         <w:rPr/>
       </w:pPr>
-      <w:bookmarkStart w:id="39" w:name="_Toc232686647"/>
+      <w:bookmarkStart w:id="78" w:name="__RefHeading___Toc5289_1442373386"/>
+      <w:bookmarkStart w:id="79" w:name="_Toc232686647"/>
+      <w:bookmarkEnd w:id="78"/>
       <w:r>
         <w:rPr/>
         <w:t>8. Стандарты кодирования</w:t>
       </w:r>
-      <w:bookmarkEnd w:id="39"/>
+      <w:bookmarkEnd w:id="79"/>
     </w:p>
     <w:p>
       <w:pPr>
         <w:pStyle w:val="Heading2"/>
         <w:rPr/>
       </w:pPr>
-      <w:bookmarkStart w:id="40" w:name="_Toc232686648"/>
+      <w:bookmarkStart w:id="80" w:name="__RefHeading___Toc5291_1442373386"/>
+      <w:bookmarkStart w:id="81" w:name="_Toc232686648"/>
+      <w:bookmarkEnd w:id="80"/>
       <w:r>
         <w:rPr/>
         <w:t>8.1. PEP 8</w:t>
       </w:r>
-      <w:bookmarkEnd w:id="40"/>
+      <w:bookmarkEnd w:id="81"/>
     </w:p>
     <w:p>
       <w:pPr>
@@ -11853,12 +10856,14 @@
         <w:pStyle w:val="Heading2"/>
         <w:rPr/>
       </w:pPr>
-      <w:bookmarkStart w:id="41" w:name="_Toc232686649"/>
+      <w:bookmarkStart w:id="82" w:name="__RefHeading___Toc5293_1442373386"/>
+      <w:bookmarkStart w:id="83" w:name="_Toc232686649"/>
+      <w:bookmarkEnd w:id="82"/>
       <w:r>
         <w:rPr/>
         <w:t>8.2. PEP 257 — формат docstring</w:t>
       </w:r>
-      <w:bookmarkEnd w:id="41"/>
+      <w:bookmarkEnd w:id="83"/>
     </w:p>
     <w:p>
       <w:pPr>
@@ -12141,12 +11146,14 @@
         <w:pStyle w:val="Heading2"/>
         <w:rPr/>
       </w:pPr>
-      <w:bookmarkStart w:id="42" w:name="_Toc232686650"/>
+      <w:bookmarkStart w:id="84" w:name="__RefHeading___Toc5295_1442373386"/>
+      <w:bookmarkStart w:id="85" w:name="_Toc232686650"/>
+      <w:bookmarkEnd w:id="84"/>
       <w:r>
         <w:rPr/>
         <w:t>8.3. Ограничение размера модулей</w:t>
       </w:r>
-      <w:bookmarkEnd w:id="42"/>
+      <w:bookmarkEnd w:id="85"/>
     </w:p>
     <w:p>
       <w:pPr>
@@ -12165,12 +11172,14 @@
         <w:pStyle w:val="Heading2"/>
         <w:rPr/>
       </w:pPr>
-      <w:bookmarkStart w:id="43" w:name="_Toc232686651"/>
+      <w:bookmarkStart w:id="86" w:name="__RefHeading___Toc5297_1442373386"/>
+      <w:bookmarkStart w:id="87" w:name="_Toc232686651"/>
+      <w:bookmarkEnd w:id="86"/>
       <w:r>
         <w:rPr/>
         <w:t>8.4. Минимальная оценка в Spyder</w:t>
       </w:r>
-      <w:bookmarkEnd w:id="43"/>
+      <w:bookmarkEnd w:id="87"/>
     </w:p>
     <w:p>
       <w:pPr>
@@ -12199,12 +11208,14 @@
         <w:pStyle w:val="Heading1"/>
         <w:rPr/>
       </w:pPr>
-      <w:bookmarkStart w:id="44" w:name="_Toc232686652"/>
+      <w:bookmarkStart w:id="88" w:name="__RefHeading___Toc5299_1442373386"/>
+      <w:bookmarkStart w:id="89" w:name="_Toc232686652"/>
+      <w:bookmarkEnd w:id="88"/>
       <w:r>
         <w:rPr/>
         <w:t>9. Типичные ошибки и их устранение</w:t>
       </w:r>
-      <w:bookmarkEnd w:id="44"/>
+      <w:bookmarkEnd w:id="89"/>
     </w:p>
     <w:p>
       <w:pPr>
@@ -12856,6 +11867,172 @@
         </w:tc>
       </w:tr>
     </w:tbl>
+    <w:p>
+      <w:pPr>
+        <w:pStyle w:val="Normal"/>
+        <w:spacing w:lineRule="auto" w:line="360"/>
+        <w:rPr/>
+      </w:pPr>
+      <w:r>
+        <w:rPr/>
+      </w:r>
+    </w:p>
+    <w:p>
+      <w:pPr>
+        <w:pStyle w:val="Heading1"/>
+        <w:rPr/>
+      </w:pPr>
+      <w:bookmarkStart w:id="90" w:name="__RefHeading___Toc5301_1442373386"/>
+      <w:bookmarkStart w:id="91" w:name="_Toc_NewChapter10"/>
+      <w:bookmarkEnd w:id="90"/>
+      <w:r>
+        <w:rPr/>
+        <w:t>10. Расширение приложения</w:t>
+      </w:r>
+      <w:bookmarkEnd w:id="91"/>
+    </w:p>
+    <w:p>
+      <w:pPr>
+        <w:pStyle w:val="Normal"/>
+        <w:spacing w:lineRule="auto" w:line="360"/>
+        <w:rPr/>
+      </w:pPr>
+      <w:r>
+        <w:rPr/>
+      </w:r>
+    </w:p>
+    <w:p>
+      <w:pPr>
+        <w:pStyle w:val="Normal"/>
+        <w:spacing w:lineRule="auto" w:line="360"/>
+        <w:jc w:val="both"/>
+        <w:rPr/>
+      </w:pPr>
+      <w:r>
+        <w:rPr/>
+        <w:t>Для подключения нового автомобильного бренда необходимо выполнить четыре действия.</w:t>
+      </w:r>
+    </w:p>
+    <w:p>
+      <w:pPr>
+        <w:pStyle w:val="Normal"/>
+        <w:spacing w:lineRule="auto" w:line="360"/>
+        <w:rPr/>
+      </w:pPr>
+      <w:r>
+        <w:rPr/>
+      </w:r>
+    </w:p>
+    <w:p>
+      <w:pPr>
+        <w:pStyle w:val="Normal"/>
+        <w:spacing w:lineRule="auto" w:line="360"/>
+        <w:jc w:val="both"/>
+        <w:rPr/>
+      </w:pPr>
+      <w:r>
+        <w:rPr/>
+        <w:t>Первое — создать файл парсера в папке app/. Файл называется по бренду, например app/kia_parser.py. Внутри создаётся класс, наследующий Parsing из app/parsing.py. Класс обязан реализовать пять методов: get_model, get_body, get_engine, get_options, get_color. Главный метод return_everything запускает весь цикл парсинга и возвращает словарь с ключами brand, models, bodies, complectations, equipment, colors. Значение ключа brand определяет имя файла базы данных: класс UpdateDB формирует его автоматически как f"{data['brand']}.db", то есть при значении «kia» будет создан файл kia.db. Для скачивания изображений используется унаследованный метод self.image_save(url, (категория, название)), перед его вызовом необходимо создать папку для фотографий через self.makedir("pictures", "kia").</w:t>
+      </w:r>
+    </w:p>
+    <w:p>
+      <w:pPr>
+        <w:pStyle w:val="Normal"/>
+        <w:spacing w:lineRule="auto" w:line="360"/>
+        <w:rPr/>
+      </w:pPr>
+      <w:r>
+        <w:rPr/>
+      </w:r>
+    </w:p>
+    <w:p>
+      <w:pPr>
+        <w:pStyle w:val="Normal"/>
+        <w:spacing w:lineRule="auto" w:line="360"/>
+        <w:jc w:val="both"/>
+        <w:rPr/>
+      </w:pPr>
+      <w:r>
+        <w:rPr/>
+        <w:t>Второе — соблюдать формат данных, который ожидает UpdateDB. Ключи во всех пяти словарях составляются через разделитель * и разбиваются UpdateDB по этому символу на части, которые записываются в колонки таблиц. Ключ модели выглядит как «Sportage», ключ кузова — «Sportage*SUV», ключ комплектации — «Sportage*SUV*Classic», ключ оборудования — «Sportage*SUV*Classic*двигатель*2.0 л», ключ цвета — «Sportage*SUV*Classic*Белый». Для двигателей четвёртая часть ключа оборудования обязательно должна быть строкой «двигатель» — именно по этому значению SQL-запрос в Engine._load() отбирает двигатели из общей таблицы EQUIPMENT и отделяет их от прочих опций.</w:t>
+      </w:r>
+    </w:p>
+    <w:p>
+      <w:pPr>
+        <w:pStyle w:val="Normal"/>
+        <w:spacing w:lineRule="auto" w:line="360"/>
+        <w:rPr/>
+      </w:pPr>
+      <w:r>
+        <w:rPr/>
+      </w:r>
+    </w:p>
+    <w:p>
+      <w:pPr>
+        <w:pStyle w:val="Normal"/>
+        <w:spacing w:lineRule="auto" w:line="360"/>
+        <w:jc w:val="both"/>
+        <w:rPr/>
+      </w:pPr>
+      <w:r>
+        <w:rPr/>
+        <w:t>Третье — зарегистрировать бренд в файле DBUPDATE.py. Необходимо добавить импорт нового класса парсера, добавить запись в словарь brands в формате «KIA»: «kia.db» и написать функцию обновления по образцу существующей all_update(). Функция создаёт экземпляр парсера с четырьмя URL-адресами API нового бренда, вызывает return_everything() и передаёт результат в UpdateDB(data). Словарь brands читается в MainWindow автоматически при запуске для заполнения выпадающего списка брендов, поэтому после добавления записи новый бренд появится в интерфейсе без каких-либо изменений в главном окне. При выборе бренда пользователем вызывается state.set_session(), которая переключает state.db на новый файл базы данных, после чего все шаги конфигуратора начинают читать данные из него.</w:t>
+      </w:r>
+    </w:p>
+    <w:p>
+      <w:pPr>
+        <w:pStyle w:val="Normal"/>
+        <w:spacing w:lineRule="auto" w:line="360"/>
+        <w:rPr/>
+      </w:pPr>
+      <w:r>
+        <w:rPr/>
+      </w:r>
+    </w:p>
+    <w:p>
+      <w:pPr>
+        <w:pStyle w:val="Normal"/>
+        <w:spacing w:lineRule="auto" w:line="360"/>
+        <w:jc w:val="both"/>
+        <w:rPr/>
+      </w:pPr>
+      <w:r>
+        <w:rPr/>
+        <w:t>Четвёртое — добавить кнопку обновления в окно настроек. В классе Settings файла app/main_window.py добавляется новый метод по образцу существующего _update_db(). Метод проверяет cooldown в 1800 секунд через state.timeup, показывает окно загрузки Load, вызывает новую функцию из DBUPDATE и фиксирует время обновления. Кнопку, которая вызывает этот метод, необходимо добавить в файл ui/settings.ui через Qt Designer.</w:t>
+      </w:r>
+    </w:p>
+    <w:p>
+      <w:pPr>
+        <w:pStyle w:val="Normal"/>
+        <w:spacing w:lineRule="auto" w:line="360"/>
+        <w:rPr/>
+      </w:pPr>
+      <w:r>
+        <w:rPr/>
+      </w:r>
+    </w:p>
+    <w:p>
+      <w:pPr>
+        <w:pStyle w:val="Normal"/>
+        <w:spacing w:lineRule="auto" w:line="360"/>
+        <w:jc w:val="both"/>
+        <w:rPr/>
+      </w:pPr>
+      <w:r>
+        <w:rPr/>
+        <w:t>Для подключения нового сайта вторичного рынка необходимо создать аналогичный класс AnalogSearch в отдельном файле, например app/avito_search.py. В классе определяются два словаря: _MODEL_MAP и _BODY_MAP. Словарь _MODEL_MAP сопоставляет название модели в нижнем регистре с фрагментом URL целевого сайта. Словарь _BODY_MAP сопоставляет тип кузова из базы данных со значением параметра на целевом сайте. Значения обоих словарей необходимо определить вручную: открыть целевой сайт в браузере, выбрать нужные фильтры и извлечь соответствующие фрагменты из адресной строки. Эти словари передаются в метод _build_url(), который по аналогии с AnalogSearch строит итоговую ссылку из базового пути, параметров модели и кузова, а также GET-параметров фильтрации по цене и объёму двигателя. Готовая ссылка передаётся в встроенный браузер QWebEngineView. Новый класс подключается к кнопке в классе InTotal файла app/summary.py; кнопку добавить в ui/fwindow.ui через Qt Designer.</w:t>
+      </w:r>
+    </w:p>
+    <w:p>
+      <w:pPr>
+        <w:pStyle w:val="Normal"/>
+        <w:spacing w:lineRule="auto" w:line="360"/>
+        <w:rPr/>
+      </w:pPr>
+      <w:r>
+        <w:rPr/>
+      </w:r>
+    </w:p>
     <w:p>
       <w:pPr>
         <w:pStyle w:val="Normal"/>
@@ -14040,30 +13217,7 @@
     <w:pPr/>
     <w:rPr/>
   </w:style>
-  <w:style w:type="paragraph" w:styleId="Style16">
-    <w:name w:val="Содержимое таблицы"/>
-    <w:basedOn w:val="Normal"/>
-    <w:qFormat/>
-    <w:pPr>
-      <w:widowControl w:val="false"/>
-      <w:suppressLineNumbers/>
-    </w:pPr>
-    <w:rPr/>
-  </w:style>
-  <w:style w:type="paragraph" w:styleId="Style17">
-    <w:name w:val="Заголовок таблицы"/>
-    <w:basedOn w:val="Style16"/>
-    <w:qFormat/>
-    <w:pPr>
-      <w:suppressLineNumbers/>
-      <w:jc w:val="center"/>
-    </w:pPr>
-    <w:rPr>
-      <w:b/>
-      <w:bCs/>
-    </w:rPr>
-  </w:style>
-  <w:style w:type="numbering" w:styleId="Style18" w:default="1">
+  <w:style w:type="numbering" w:styleId="Style16" w:default="1">
     <w:name w:val="Без списка"/>
     <w:uiPriority w:val="99"/>
     <w:semiHidden/>

--- a/Руководство_разработчика.docx
+++ b/Руководство_разработчика.docx
@@ -416,26 +416,27 @@
           </w:r>
           <w:r>
             <w:rPr>
-              <w:rStyle w:val="Style12"/>
+              <w:rStyle w:val="user2"/>
             </w:rPr>
             <w:instrText xml:space="preserve"> TOC \o "1-3" \h</w:instrText>
           </w:r>
           <w:r>
             <w:rPr>
-              <w:rStyle w:val="Style12"/>
+              <w:rStyle w:val="user2"/>
             </w:rPr>
             <w:fldChar w:fldCharType="separate"/>
           </w:r>
-          <w:hyperlink w:anchor="__RefHeading___Toc5211_1442373386" w:tooltip="СОДЕРЖАНИЕ">
-            <w:r>
-              <w:rPr>
-                <w:rStyle w:val="Style12"/>
-              </w:rPr>
-              <w:t>СОДЕРЖАНИЕ</w:t>
-              <w:tab/>
-              <w:t>2</w:t>
-            </w:r>
-          </w:hyperlink>
+          <w:r>
+            <w:rPr>
+              <w:rStyle w:val="user2"/>
+            </w:rPr>
+            <w:t>СОДЕРЖАНИЕ</w:t>
+          </w:r>
+          <w:r>
+            <w:rPr/>
+            <w:tab/>
+            <w:t>2</w:t>
+          </w:r>
         </w:p>
         <w:p>
           <w:pPr>
@@ -446,16 +447,12 @@
             </w:tabs>
             <w:rPr/>
           </w:pPr>
-          <w:hyperlink w:anchor="__RefHeading___Toc5213_1442373386" w:tooltip="1. Общие сведения о проекте">
-            <w:r>
-              <w:rPr>
-                <w:rStyle w:val="Style12"/>
-              </w:rPr>
-              <w:t>1. Общие сведения о проекте</w:t>
-              <w:tab/>
-              <w:t>4</w:t>
-            </w:r>
-          </w:hyperlink>
+          <w:r>
+            <w:rPr/>
+            <w:t>1. Общие сведения о проекте</w:t>
+            <w:tab/>
+            <w:t>4</w:t>
+          </w:r>
         </w:p>
         <w:p>
           <w:pPr>
@@ -466,16 +463,12 @@
             </w:tabs>
             <w:rPr/>
           </w:pPr>
-          <w:hyperlink w:anchor="__RefHeading___Toc5215_1442373386" w:tooltip="1.1. Назначение документа">
-            <w:r>
-              <w:rPr>
-                <w:rStyle w:val="Style12"/>
-              </w:rPr>
-              <w:t>1.1. Назначение документа</w:t>
-              <w:tab/>
-              <w:t>4</w:t>
-            </w:r>
-          </w:hyperlink>
+          <w:r>
+            <w:rPr/>
+            <w:t>1.1. Назначение документа</w:t>
+            <w:tab/>
+            <w:t>4</w:t>
+          </w:r>
         </w:p>
         <w:p>
           <w:pPr>
@@ -486,16 +479,12 @@
             </w:tabs>
             <w:rPr/>
           </w:pPr>
-          <w:hyperlink w:anchor="__RefHeading___Toc5217_1442373386" w:tooltip="1.2. Стек технологий">
-            <w:r>
-              <w:rPr>
-                <w:rStyle w:val="Style12"/>
-              </w:rPr>
-              <w:t>1.2. Стек технологий</w:t>
-              <w:tab/>
-              <w:t>4</w:t>
-            </w:r>
-          </w:hyperlink>
+          <w:r>
+            <w:rPr/>
+            <w:t>1.2. Стек технологий</w:t>
+            <w:tab/>
+            <w:t>4</w:t>
+          </w:r>
         </w:p>
         <w:p>
           <w:pPr>
@@ -506,16 +495,12 @@
             </w:tabs>
             <w:rPr/>
           </w:pPr>
-          <w:hyperlink w:anchor="__RefHeading___Toc5219_1442373386" w:tooltip="1.3. Системные требования">
-            <w:r>
-              <w:rPr>
-                <w:rStyle w:val="Style12"/>
-              </w:rPr>
-              <w:t>1.3. Системные требования</w:t>
-              <w:tab/>
-              <w:t>4</w:t>
-            </w:r>
-          </w:hyperlink>
+          <w:r>
+            <w:rPr/>
+            <w:t>1.3. Системные требования</w:t>
+            <w:tab/>
+            <w:t>4</w:t>
+          </w:r>
         </w:p>
         <w:p>
           <w:pPr>
@@ -526,16 +511,12 @@
             </w:tabs>
             <w:rPr/>
           </w:pPr>
-          <w:hyperlink w:anchor="__RefHeading___Toc5221_1442373386" w:tooltip="2. Структура каталогов">
-            <w:r>
-              <w:rPr>
-                <w:rStyle w:val="Style12"/>
-              </w:rPr>
-              <w:t>2. Структура каталогов</w:t>
-              <w:tab/>
-              <w:t>5</w:t>
-            </w:r>
-          </w:hyperlink>
+          <w:r>
+            <w:rPr/>
+            <w:t>2. Структура каталогов</w:t>
+            <w:tab/>
+            <w:t>5</w:t>
+          </w:r>
         </w:p>
         <w:p>
           <w:pPr>
@@ -546,16 +527,12 @@
             </w:tabs>
             <w:rPr/>
           </w:pPr>
-          <w:hyperlink w:anchor="__RefHeading___Toc5223_1442373386" w:tooltip="3. Архитектура приложения">
-            <w:r>
-              <w:rPr>
-                <w:rStyle w:val="Style12"/>
-              </w:rPr>
-              <w:t>3. Архитектура приложения</w:t>
-              <w:tab/>
-              <w:t>6</w:t>
-            </w:r>
-          </w:hyperlink>
+          <w:r>
+            <w:rPr/>
+            <w:t>3. Архитектура приложения</w:t>
+            <w:tab/>
+            <w:t>6</w:t>
+          </w:r>
         </w:p>
         <w:p>
           <w:pPr>
@@ -566,16 +543,12 @@
             </w:tabs>
             <w:rPr/>
           </w:pPr>
-          <w:hyperlink w:anchor="__RefHeading___Toc5225_1442373386" w:tooltip="3.1. Навигация между окнами">
-            <w:r>
-              <w:rPr>
-                <w:rStyle w:val="Style12"/>
-              </w:rPr>
-              <w:t>3.1. Навигация между окнами</w:t>
-              <w:tab/>
-              <w:t>6</w:t>
-            </w:r>
-          </w:hyperlink>
+          <w:r>
+            <w:rPr/>
+            <w:t>3.1. Навигация между окнами</w:t>
+            <w:tab/>
+            <w:t>6</w:t>
+          </w:r>
         </w:p>
         <w:p>
           <w:pPr>
@@ -586,16 +559,12 @@
             </w:tabs>
             <w:rPr/>
           </w:pPr>
-          <w:hyperlink w:anchor="__RefHeading___Toc5227_1442373386" w:tooltip="3.2. Передача параметров между шагами">
-            <w:r>
-              <w:rPr>
-                <w:rStyle w:val="Style12"/>
-              </w:rPr>
-              <w:t>3.2. Передача параметров между шагами</w:t>
-              <w:tab/>
-              <w:t>6</w:t>
-            </w:r>
-          </w:hyperlink>
+          <w:r>
+            <w:rPr/>
+            <w:t>3.2. Передача параметров между шагами</w:t>
+            <w:tab/>
+            <w:t>6</w:t>
+          </w:r>
         </w:p>
         <w:p>
           <w:pPr>
@@ -606,16 +575,12 @@
             </w:tabs>
             <w:rPr/>
           </w:pPr>
-          <w:hyperlink w:anchor="__RefHeading___Toc5229_1442373386" w:tooltip="3.3. Глобальное состояние (app/utils.py)">
-            <w:r>
-              <w:rPr>
-                <w:rStyle w:val="Style12"/>
-              </w:rPr>
-              <w:t>3.3. Глобальное состояние (app/utils.py)</w:t>
-              <w:tab/>
-              <w:t>6</w:t>
-            </w:r>
-          </w:hyperlink>
+          <w:r>
+            <w:rPr/>
+            <w:t>3.3. Глобальное состояние (app/utils.py)</w:t>
+            <w:tab/>
+            <w:t>6</w:t>
+          </w:r>
         </w:p>
         <w:p>
           <w:pPr>
@@ -626,16 +591,12 @@
             </w:tabs>
             <w:rPr/>
           </w:pPr>
-          <w:hyperlink w:anchor="__RefHeading___Toc5231_1442373386" w:tooltip="3.4. Составной ключ в базе данных">
-            <w:r>
-              <w:rPr>
-                <w:rStyle w:val="Style12"/>
-              </w:rPr>
-              <w:t>3.4. Составной ключ в базе данных</w:t>
-              <w:tab/>
-              <w:t>7</w:t>
-            </w:r>
-          </w:hyperlink>
+          <w:r>
+            <w:rPr/>
+            <w:t>3.4. Составной ключ в базе данных</w:t>
+            <w:tab/>
+            <w:t>7</w:t>
+          </w:r>
         </w:p>
         <w:p>
           <w:pPr>
@@ -646,16 +607,12 @@
             </w:tabs>
             <w:rPr/>
           </w:pPr>
-          <w:hyperlink w:anchor="__RefHeading___Toc5233_1442373386" w:tooltip="4. Описание модулей">
-            <w:r>
-              <w:rPr>
-                <w:rStyle w:val="Style12"/>
-              </w:rPr>
-              <w:t>4. Описание модулей</w:t>
-              <w:tab/>
-              <w:t>7</w:t>
-            </w:r>
-          </w:hyperlink>
+          <w:r>
+            <w:rPr/>
+            <w:t>4. Описание модулей</w:t>
+            <w:tab/>
+            <w:t>7</w:t>
+          </w:r>
         </w:p>
         <w:p>
           <w:pPr>
@@ -666,16 +623,12 @@
             </w:tabs>
             <w:rPr/>
           </w:pPr>
-          <w:hyperlink w:anchor="__RefHeading___Toc5235_1442373386" w:tooltip="4.1. Trueconf.py — точка входа">
-            <w:r>
-              <w:rPr>
-                <w:rStyle w:val="Style12"/>
-              </w:rPr>
-              <w:t>4.1. Trueconf.py — точка входа</w:t>
-              <w:tab/>
-              <w:t>7</w:t>
-            </w:r>
-          </w:hyperlink>
+          <w:r>
+            <w:rPr/>
+            <w:t>4.1. Trueconf.py — точка входа</w:t>
+            <w:tab/>
+            <w:t>7</w:t>
+          </w:r>
         </w:p>
         <w:p>
           <w:pPr>
@@ -686,16 +639,12 @@
             </w:tabs>
             <w:rPr/>
           </w:pPr>
-          <w:hyperlink w:anchor="__RefHeading___Toc5237_1442373386" w:tooltip="4.2. DBUPDATE.py — фасад обновления БД">
-            <w:r>
-              <w:rPr>
-                <w:rStyle w:val="Style12"/>
-              </w:rPr>
-              <w:t>4.2. DBUPDATE.py — фасад обновления БД</w:t>
-              <w:tab/>
-              <w:t>8</w:t>
-            </w:r>
-          </w:hyperlink>
+          <w:r>
+            <w:rPr/>
+            <w:t>4.2. DBUPDATE.py — фасад обновления БД</w:t>
+            <w:tab/>
+            <w:t>8</w:t>
+          </w:r>
         </w:p>
         <w:p>
           <w:pPr>
@@ -706,16 +655,12 @@
             </w:tabs>
             <w:rPr/>
           </w:pPr>
-          <w:hyperlink w:anchor="__RefHeading___Toc5239_1442373386" w:tooltip="4.3. app/utils.py — глобальное состояние и утилиты">
-            <w:r>
-              <w:rPr>
-                <w:rStyle w:val="Style12"/>
-              </w:rPr>
-              <w:t>4.3. app/utils.py — глобальное состояние и утилиты</w:t>
-              <w:tab/>
-              <w:t>8</w:t>
-            </w:r>
-          </w:hyperlink>
+          <w:r>
+            <w:rPr/>
+            <w:t>4.3. app/utils.py — глобальное состояние и утилиты</w:t>
+            <w:tab/>
+            <w:t>8</w:t>
+          </w:r>
         </w:p>
         <w:p>
           <w:pPr>
@@ -726,16 +671,12 @@
             </w:tabs>
             <w:rPr/>
           </w:pPr>
-          <w:hyperlink w:anchor="__RefHeading___Toc5241_1442373386" w:tooltip="4.4. app/base_window.py — базовый класс окна">
-            <w:r>
-              <w:rPr>
-                <w:rStyle w:val="Style12"/>
-              </w:rPr>
-              <w:t>4.4. app/base_window.py — базовый класс окна</w:t>
-              <w:tab/>
-              <w:t>8</w:t>
-            </w:r>
-          </w:hyperlink>
+          <w:r>
+            <w:rPr/>
+            <w:t>4.4. app/base_window.py — базовый класс окна</w:t>
+            <w:tab/>
+            <w:t>8</w:t>
+          </w:r>
         </w:p>
         <w:p>
           <w:pPr>
@@ -746,16 +687,12 @@
             </w:tabs>
             <w:rPr/>
           </w:pPr>
-          <w:hyperlink w:anchor="__RefHeading___Toc5243_1442373386" w:tooltip="4.5. app/main_window.py — главное меню">
-            <w:r>
-              <w:rPr>
-                <w:rStyle w:val="Style12"/>
-              </w:rPr>
-              <w:t>4.5. app/main_window.py — главное меню</w:t>
-              <w:tab/>
-              <w:t>9</w:t>
-            </w:r>
-          </w:hyperlink>
+          <w:r>
+            <w:rPr/>
+            <w:t>4.5. app/main_window.py — главное меню</w:t>
+            <w:tab/>
+            <w:t>9</w:t>
+          </w:r>
         </w:p>
         <w:p>
           <w:pPr>
@@ -766,16 +703,12 @@
             </w:tabs>
             <w:rPr/>
           </w:pPr>
-          <w:hyperlink w:anchor="__RefHeading___Toc5245_1442373386" w:tooltip="4.6. app/steps.py — шаги 1–3">
-            <w:r>
-              <w:rPr>
-                <w:rStyle w:val="Style12"/>
-              </w:rPr>
-              <w:t>4.6. app/steps.py — шаги 1–3</w:t>
-              <w:tab/>
-              <w:t>9</w:t>
-            </w:r>
-          </w:hyperlink>
+          <w:r>
+            <w:rPr/>
+            <w:t>4.6. app/steps.py — шаги 1–3</w:t>
+            <w:tab/>
+            <w:t>9</w:t>
+          </w:r>
         </w:p>
         <w:p>
           <w:pPr>
@@ -786,16 +719,12 @@
             </w:tabs>
             <w:rPr/>
           </w:pPr>
-          <w:hyperlink w:anchor="__RefHeading___Toc5247_1442373386" w:tooltip="4.7. app/steps_equip.py — шаги 4–5">
-            <w:r>
-              <w:rPr>
-                <w:rStyle w:val="Style12"/>
-              </w:rPr>
-              <w:t>4.7. app/steps_equip.py — шаги 4–5</w:t>
-              <w:tab/>
-              <w:t>10</w:t>
-            </w:r>
-          </w:hyperlink>
+          <w:r>
+            <w:rPr/>
+            <w:t>4.7. app/steps_equip.py — шаги 4–5</w:t>
+            <w:tab/>
+            <w:t>10</w:t>
+          </w:r>
         </w:p>
         <w:p>
           <w:pPr>
@@ -806,16 +735,12 @@
             </w:tabs>
             <w:rPr/>
           </w:pPr>
-          <w:hyperlink w:anchor="__RefHeading___Toc5249_1442373386" w:tooltip="4.8. app/steps_color.py — шаг 6">
-            <w:r>
-              <w:rPr>
-                <w:rStyle w:val="Style12"/>
-              </w:rPr>
-              <w:t>4.8. app/steps_color.py — шаг 6</w:t>
-              <w:tab/>
-              <w:t>10</w:t>
-            </w:r>
-          </w:hyperlink>
+          <w:r>
+            <w:rPr/>
+            <w:t>4.8. app/steps_color.py — шаг 6</w:t>
+            <w:tab/>
+            <w:t>10</w:t>
+          </w:r>
         </w:p>
         <w:p>
           <w:pPr>
@@ -826,16 +751,12 @@
             </w:tabs>
             <w:rPr/>
           </w:pPr>
-          <w:hyperlink w:anchor="__RefHeading___Toc5251_1442373386" w:tooltip="4.9. app/summary.py — итоговый экран">
-            <w:r>
-              <w:rPr>
-                <w:rStyle w:val="Style12"/>
-              </w:rPr>
-              <w:t>4.9. app/summary.py — итоговый экран</w:t>
-              <w:tab/>
-              <w:t>10</w:t>
-            </w:r>
-          </w:hyperlink>
+          <w:r>
+            <w:rPr/>
+            <w:t>4.9. app/summary.py — итоговый экран</w:t>
+            <w:tab/>
+            <w:t>10</w:t>
+          </w:r>
         </w:p>
         <w:p>
           <w:pPr>
@@ -846,16 +767,12 @@
             </w:tabs>
             <w:rPr/>
           </w:pPr>
-          <w:hyperlink w:anchor="__RefHeading___Toc5253_1442373386" w:tooltip="4.10. app/analogs.py — поиск аналогов">
-            <w:r>
-              <w:rPr>
-                <w:rStyle w:val="Style12"/>
-              </w:rPr>
-              <w:t>4.10. app/analogs.py — поиск аналогов</w:t>
-              <w:tab/>
-              <w:t>11</w:t>
-            </w:r>
-          </w:hyperlink>
+          <w:r>
+            <w:rPr/>
+            <w:t>4.10. app/analogs.py — поиск аналогов</w:t>
+            <w:tab/>
+            <w:t>11</w:t>
+          </w:r>
         </w:p>
         <w:p>
           <w:pPr>
@@ -866,16 +783,12 @@
             </w:tabs>
             <w:rPr/>
           </w:pPr>
-          <w:hyperlink w:anchor="__RefHeading___Toc5255_1442373386" w:tooltip="4.11. app/dealers.py — карта дилеров">
-            <w:r>
-              <w:rPr>
-                <w:rStyle w:val="Style12"/>
-              </w:rPr>
-              <w:t>4.11. app/dealers.py — карта дилеров</w:t>
-              <w:tab/>
-              <w:t>11</w:t>
-            </w:r>
-          </w:hyperlink>
+          <w:r>
+            <w:rPr/>
+            <w:t>4.11. app/dealers.py — карта дилеров</w:t>
+            <w:tab/>
+            <w:t>11</w:t>
+          </w:r>
         </w:p>
         <w:p>
           <w:pPr>
@@ -886,16 +799,12 @@
             </w:tabs>
             <w:rPr/>
           </w:pPr>
-          <w:hyperlink w:anchor="__RefHeading___Toc5257_1442373386" w:tooltip="4.12. app/parsing.py — абстрактный парсер">
-            <w:r>
-              <w:rPr>
-                <w:rStyle w:val="Style12"/>
-              </w:rPr>
-              <w:t>4.12. app/parsing.py — абстрактный парсер</w:t>
-              <w:tab/>
-              <w:t>11</w:t>
-            </w:r>
-          </w:hyperlink>
+          <w:r>
+            <w:rPr/>
+            <w:t>4.12. app/parsing.py — абстрактный парсер</w:t>
+            <w:tab/>
+            <w:t>11</w:t>
+          </w:r>
         </w:p>
         <w:p>
           <w:pPr>
@@ -906,16 +815,12 @@
             </w:tabs>
             <w:rPr/>
           </w:pPr>
-          <w:hyperlink w:anchor="__RefHeading___Toc5259_1442373386" w:tooltip="4.13. app/lada_parser.py — парсер LADA">
-            <w:r>
-              <w:rPr>
-                <w:rStyle w:val="Style12"/>
-              </w:rPr>
-              <w:t>4.13. app/lada_parser.py — парсер LADA</w:t>
-              <w:tab/>
-              <w:t>11</w:t>
-            </w:r>
-          </w:hyperlink>
+          <w:r>
+            <w:rPr/>
+            <w:t>4.13. app/lada_parser.py — парсер LADA</w:t>
+            <w:tab/>
+            <w:t>11</w:t>
+          </w:r>
         </w:p>
         <w:p>
           <w:pPr>
@@ -926,16 +831,12 @@
             </w:tabs>
             <w:rPr/>
           </w:pPr>
-          <w:hyperlink w:anchor="__RefHeading___Toc5261_1442373386" w:tooltip="4.14. app/lada_parser_getters.py — чистые функции парсинга">
-            <w:r>
-              <w:rPr>
-                <w:rStyle w:val="Style12"/>
-              </w:rPr>
-              <w:t>4.14. app/lada_parser_getters.py — чистые функции парсинга</w:t>
-              <w:tab/>
-              <w:t>12</w:t>
-            </w:r>
-          </w:hyperlink>
+          <w:r>
+            <w:rPr/>
+            <w:t>4.14. app/lada_parser_getters.py — чистые функции парсинга</w:t>
+            <w:tab/>
+            <w:t>12</w:t>
+          </w:r>
         </w:p>
         <w:p>
           <w:pPr>
@@ -946,16 +847,12 @@
             </w:tabs>
             <w:rPr/>
           </w:pPr>
-          <w:hyperlink w:anchor="__RefHeading___Toc5263_1442373386" w:tooltip="4.15. app/db_manager.py — менеджер базы данных">
-            <w:r>
-              <w:rPr>
-                <w:rStyle w:val="Style12"/>
-              </w:rPr>
-              <w:t>4.15. app/db_manager.py — менеджер базы данных</w:t>
-              <w:tab/>
-              <w:t>12</w:t>
-            </w:r>
-          </w:hyperlink>
+          <w:r>
+            <w:rPr/>
+            <w:t>4.15. app/db_manager.py — менеджер базы данных</w:t>
+            <w:tab/>
+            <w:t>12</w:t>
+          </w:r>
         </w:p>
         <w:p>
           <w:pPr>
@@ -966,16 +863,12 @@
             </w:tabs>
             <w:rPr/>
           </w:pPr>
-          <w:hyperlink w:anchor="__RefHeading___Toc5265_1442373386" w:tooltip="5. Схема базы данных">
-            <w:r>
-              <w:rPr>
-                <w:rStyle w:val="Style12"/>
-              </w:rPr>
-              <w:t>5. Схема базы данных</w:t>
-              <w:tab/>
-              <w:t>12</w:t>
-            </w:r>
-          </w:hyperlink>
+          <w:r>
+            <w:rPr/>
+            <w:t>5. Схема базы данных</w:t>
+            <w:tab/>
+            <w:t>12</w:t>
+          </w:r>
         </w:p>
         <w:p>
           <w:pPr>
@@ -986,16 +879,12 @@
             </w:tabs>
             <w:rPr/>
           </w:pPr>
-          <w:hyperlink w:anchor="__RefHeading___Toc5267_1442373386" w:tooltip="5.1. Таблица MODEL">
-            <w:r>
-              <w:rPr>
-                <w:rStyle w:val="Style12"/>
-              </w:rPr>
-              <w:t>5.1. Таблица MODEL</w:t>
-              <w:tab/>
-              <w:t>12</w:t>
-            </w:r>
-          </w:hyperlink>
+          <w:r>
+            <w:rPr/>
+            <w:t>5.1. Таблица MODEL</w:t>
+            <w:tab/>
+            <w:t>12</w:t>
+          </w:r>
         </w:p>
         <w:p>
           <w:pPr>
@@ -1006,16 +895,12 @@
             </w:tabs>
             <w:rPr/>
           </w:pPr>
-          <w:hyperlink w:anchor="__RefHeading___Toc5269_1442373386" w:tooltip="5.2. Таблица BODY">
-            <w:r>
-              <w:rPr>
-                <w:rStyle w:val="Style12"/>
-              </w:rPr>
-              <w:t>5.2. Таблица BODY</w:t>
-              <w:tab/>
-              <w:t>13</w:t>
-            </w:r>
-          </w:hyperlink>
+          <w:r>
+            <w:rPr/>
+            <w:t>5.2. Таблица BODY</w:t>
+            <w:tab/>
+            <w:t>13</w:t>
+          </w:r>
         </w:p>
         <w:p>
           <w:pPr>
@@ -1026,16 +911,12 @@
             </w:tabs>
             <w:rPr/>
           </w:pPr>
-          <w:hyperlink w:anchor="__RefHeading___Toc5271_1442373386" w:tooltip="5.3. Таблица COMPLECTATION">
-            <w:r>
-              <w:rPr>
-                <w:rStyle w:val="Style12"/>
-              </w:rPr>
-              <w:t>5.3. Таблица COMPLECTATION</w:t>
-              <w:tab/>
-              <w:t>13</w:t>
-            </w:r>
-          </w:hyperlink>
+          <w:r>
+            <w:rPr/>
+            <w:t>5.3. Таблица COMPLECTATION</w:t>
+            <w:tab/>
+            <w:t>13</w:t>
+          </w:r>
         </w:p>
         <w:p>
           <w:pPr>
@@ -1046,16 +927,12 @@
             </w:tabs>
             <w:rPr/>
           </w:pPr>
-          <w:hyperlink w:anchor="__RefHeading___Toc5273_1442373386" w:tooltip="5.4. Таблица EQUIPMENT">
-            <w:r>
-              <w:rPr>
-                <w:rStyle w:val="Style12"/>
-              </w:rPr>
-              <w:t>5.4. Таблица EQUIPMENT</w:t>
-              <w:tab/>
-              <w:t>13</w:t>
-            </w:r>
-          </w:hyperlink>
+          <w:r>
+            <w:rPr/>
+            <w:t>5.4. Таблица EQUIPMENT</w:t>
+            <w:tab/>
+            <w:t>13</w:t>
+          </w:r>
         </w:p>
         <w:p>
           <w:pPr>
@@ -1066,16 +943,12 @@
             </w:tabs>
             <w:rPr/>
           </w:pPr>
-          <w:hyperlink w:anchor="__RefHeading___Toc5275_1442373386" w:tooltip="5.5. Таблица COLOR">
-            <w:r>
-              <w:rPr>
-                <w:rStyle w:val="Style12"/>
-              </w:rPr>
-              <w:t>5.5. Таблица COLOR</w:t>
-              <w:tab/>
-              <w:t>14</w:t>
-            </w:r>
-          </w:hyperlink>
+          <w:r>
+            <w:rPr/>
+            <w:t>5.5. Таблица COLOR</w:t>
+            <w:tab/>
+            <w:t>14</w:t>
+          </w:r>
         </w:p>
         <w:p>
           <w:pPr>
@@ -1086,16 +959,12 @@
             </w:tabs>
             <w:rPr/>
           </w:pPr>
-          <w:hyperlink w:anchor="__RefHeading___Toc5277_1442373386" w:tooltip="6. API парсера lada.ru">
-            <w:r>
-              <w:rPr>
-                <w:rStyle w:val="Style12"/>
-              </w:rPr>
-              <w:t>6. API парсера lada.ru</w:t>
-              <w:tab/>
-              <w:t>14</w:t>
-            </w:r>
-          </w:hyperlink>
+          <w:r>
+            <w:rPr/>
+            <w:t>6. API парсера lada.ru</w:t>
+            <w:tab/>
+            <w:t>14</w:t>
+          </w:r>
         </w:p>
         <w:p>
           <w:pPr>
@@ -1106,16 +975,12 @@
             </w:tabs>
             <w:rPr/>
           </w:pPr>
-          <w:hyperlink w:anchor="__RefHeading___Toc5279_1442373386" w:tooltip="6.1. Настройки HTTP-сессии">
-            <w:r>
-              <w:rPr>
-                <w:rStyle w:val="Style12"/>
-              </w:rPr>
-              <w:t>6.1. Настройки HTTP-сессии</w:t>
-              <w:tab/>
-              <w:t>15</w:t>
-            </w:r>
-          </w:hyperlink>
+          <w:r>
+            <w:rPr/>
+            <w:t>6.1. Настройки HTTP-сессии</w:t>
+            <w:tab/>
+            <w:t>15</w:t>
+          </w:r>
         </w:p>
         <w:p>
           <w:pPr>
@@ -1126,16 +991,12 @@
             </w:tabs>
             <w:rPr/>
           </w:pPr>
-          <w:hyperlink w:anchor="__RefHeading___Toc5281_1442373386" w:tooltip="6.2. Добавление нового бренда">
-            <w:r>
-              <w:rPr>
-                <w:rStyle w:val="Style12"/>
-              </w:rPr>
-              <w:t>6.2. Добавление нового бренда</w:t>
-              <w:tab/>
-              <w:t>15</w:t>
-            </w:r>
-          </w:hyperlink>
+          <w:r>
+            <w:rPr/>
+            <w:t>6.2. Добавление нового бренда</w:t>
+            <w:tab/>
+            <w:t>15</w:t>
+          </w:r>
         </w:p>
         <w:p>
           <w:pPr>
@@ -1146,16 +1007,12 @@
             </w:tabs>
             <w:rPr/>
           </w:pPr>
-          <w:hyperlink w:anchor="__RefHeading___Toc5283_1442373386" w:tooltip="7. Зависимости и установка">
-            <w:r>
-              <w:rPr>
-                <w:rStyle w:val="Style12"/>
-              </w:rPr>
-              <w:t>7. Зависимости и установка</w:t>
-              <w:tab/>
-              <w:t>16</w:t>
-            </w:r>
-          </w:hyperlink>
+          <w:r>
+            <w:rPr/>
+            <w:t>7. Зависимости и установка</w:t>
+            <w:tab/>
+            <w:t>16</w:t>
+          </w:r>
         </w:p>
         <w:p>
           <w:pPr>
@@ -1166,16 +1023,12 @@
             </w:tabs>
             <w:rPr/>
           </w:pPr>
-          <w:hyperlink w:anchor="__RefHeading___Toc5285_1442373386" w:tooltip="7.1. Файл requirements.txt">
-            <w:r>
-              <w:rPr>
-                <w:rStyle w:val="Style12"/>
-              </w:rPr>
-              <w:t>7.1. Файл requirements.txt</w:t>
-              <w:tab/>
-              <w:t>16</w:t>
-            </w:r>
-          </w:hyperlink>
+          <w:r>
+            <w:rPr/>
+            <w:t>7.1. Файл requirements.txt</w:t>
+            <w:tab/>
+            <w:t>16</w:t>
+          </w:r>
         </w:p>
         <w:p>
           <w:pPr>
@@ -1186,16 +1039,12 @@
             </w:tabs>
             <w:rPr/>
           </w:pPr>
-          <w:hyperlink w:anchor="__RefHeading___Toc5287_1442373386" w:tooltip="7.2. Установка и запуск">
-            <w:r>
-              <w:rPr>
-                <w:rStyle w:val="Style12"/>
-              </w:rPr>
-              <w:t>7.2. Установка и запуск</w:t>
-              <w:tab/>
-              <w:t>16</w:t>
-            </w:r>
-          </w:hyperlink>
+          <w:r>
+            <w:rPr/>
+            <w:t>7.2. Установка и запуск</w:t>
+            <w:tab/>
+            <w:t>16</w:t>
+          </w:r>
         </w:p>
         <w:p>
           <w:pPr>
@@ -1206,16 +1055,12 @@
             </w:tabs>
             <w:rPr/>
           </w:pPr>
-          <w:hyperlink w:anchor="__RefHeading___Toc5289_1442373386" w:tooltip="8. Стандарты кодирования">
-            <w:r>
-              <w:rPr>
-                <w:rStyle w:val="Style12"/>
-              </w:rPr>
-              <w:t>8. Стандарты кодирования</w:t>
-              <w:tab/>
-              <w:t>16</w:t>
-            </w:r>
-          </w:hyperlink>
+          <w:r>
+            <w:rPr/>
+            <w:t>8. Стандарты кодирования</w:t>
+            <w:tab/>
+            <w:t>16</w:t>
+          </w:r>
         </w:p>
         <w:p>
           <w:pPr>
@@ -1226,16 +1071,12 @@
             </w:tabs>
             <w:rPr/>
           </w:pPr>
-          <w:hyperlink w:anchor="__RefHeading___Toc5291_1442373386" w:tooltip="8.1. PEP 8">
-            <w:r>
-              <w:rPr>
-                <w:rStyle w:val="Style12"/>
-              </w:rPr>
-              <w:t>8.1. PEP 8</w:t>
-              <w:tab/>
-              <w:t>17</w:t>
-            </w:r>
-          </w:hyperlink>
+          <w:r>
+            <w:rPr/>
+            <w:t>8.1. PEP 8</w:t>
+            <w:tab/>
+            <w:t>17</w:t>
+          </w:r>
         </w:p>
         <w:p>
           <w:pPr>
@@ -1246,16 +1087,12 @@
             </w:tabs>
             <w:rPr/>
           </w:pPr>
-          <w:hyperlink w:anchor="__RefHeading___Toc5293_1442373386" w:tooltip="8.2. PEP 257 — формат docstring">
-            <w:r>
-              <w:rPr>
-                <w:rStyle w:val="Style12"/>
-              </w:rPr>
-              <w:t>8.2. PEP 257 — формат docstring</w:t>
-              <w:tab/>
-              <w:t>17</w:t>
-            </w:r>
-          </w:hyperlink>
+          <w:r>
+            <w:rPr/>
+            <w:t>8.2. PEP 257 — формат docstring</w:t>
+            <w:tab/>
+            <w:t>17</w:t>
+          </w:r>
         </w:p>
         <w:p>
           <w:pPr>
@@ -1266,16 +1103,12 @@
             </w:tabs>
             <w:rPr/>
           </w:pPr>
-          <w:hyperlink w:anchor="__RefHeading___Toc5295_1442373386" w:tooltip="8.3. Ограничение размера модулей">
-            <w:r>
-              <w:rPr>
-                <w:rStyle w:val="Style12"/>
-              </w:rPr>
-              <w:t>8.3. Ограничение размера модулей</w:t>
-              <w:tab/>
-              <w:t>17</w:t>
-            </w:r>
-          </w:hyperlink>
+          <w:r>
+            <w:rPr/>
+            <w:t>8.3. Ограничение размера модулей</w:t>
+            <w:tab/>
+            <w:t>17</w:t>
+          </w:r>
         </w:p>
         <w:p>
           <w:pPr>
@@ -1286,16 +1119,12 @@
             </w:tabs>
             <w:rPr/>
           </w:pPr>
-          <w:hyperlink w:anchor="__RefHeading___Toc5297_1442373386" w:tooltip="8.4. Минимальная оценка в Spyder">
-            <w:r>
-              <w:rPr>
-                <w:rStyle w:val="Style12"/>
-              </w:rPr>
-              <w:t>8.4. Минимальная оценка в Spyder</w:t>
-              <w:tab/>
-              <w:t>17</w:t>
-            </w:r>
-          </w:hyperlink>
+          <w:r>
+            <w:rPr/>
+            <w:t>8.4. Минимальная оценка в Spyder</w:t>
+            <w:tab/>
+            <w:t>17</w:t>
+          </w:r>
         </w:p>
         <w:p>
           <w:pPr>
@@ -1306,16 +1135,12 @@
             </w:tabs>
             <w:rPr/>
           </w:pPr>
-          <w:hyperlink w:anchor="__RefHeading___Toc5299_1442373386" w:tooltip="9. Типичные ошибки и их устранение">
-            <w:r>
-              <w:rPr>
-                <w:rStyle w:val="Style12"/>
-              </w:rPr>
-              <w:t>9. Типичные ошибки и их устранение</w:t>
-              <w:tab/>
-              <w:t>17</w:t>
-            </w:r>
-          </w:hyperlink>
+          <w:r>
+            <w:rPr/>
+            <w:t>9. Типичные ошибки и их устранение</w:t>
+            <w:tab/>
+            <w:t>17</w:t>
+          </w:r>
         </w:p>
         <w:p>
           <w:pPr>
@@ -1326,20 +1151,14 @@
             </w:tabs>
             <w:rPr/>
           </w:pPr>
-          <w:hyperlink w:anchor="__RefHeading___Toc5301_1442373386" w:tooltip="10. Расширение приложения">
-            <w:r>
-              <w:rPr>
-                <w:rStyle w:val="Style12"/>
-              </w:rPr>
-              <w:t>10. Расширение приложения</w:t>
-              <w:tab/>
-              <w:t>18</w:t>
-            </w:r>
-          </w:hyperlink>
           <w:r>
-            <w:rPr>
-              <w:rStyle w:val="Style12"/>
-            </w:rPr>
+            <w:rPr/>
+            <w:t>10. Расширение приложения</w:t>
+            <w:tab/>
+            <w:t>18</w:t>
+          </w:r>
+          <w:r>
+            <w:rPr/>
             <w:fldChar w:fldCharType="end"/>
           </w:r>
         </w:p>
@@ -1450,8 +1269,8 @@
         <w:tblLook w:firstRow="1" w:noVBand="1" w:lastRow="0" w:firstColumn="1" w:lastColumn="0" w:noHBand="0" w:val="04a0"/>
       </w:tblPr>
       <w:tblGrid>
-        <w:gridCol w:w="3199"/>
-        <w:gridCol w:w="5827"/>
+        <w:gridCol w:w="3198"/>
+        <w:gridCol w:w="5828"/>
       </w:tblGrid>
       <w:tr>
         <w:trPr>
@@ -1459,7 +1278,7 @@
         </w:trPr>
         <w:tc>
           <w:tcPr>
-            <w:tcW w:w="3199" w:type="dxa"/>
+            <w:tcW w:w="3198" w:type="dxa"/>
             <w:tcBorders>
               <w:top w:val="single" w:sz="4" w:space="0" w:color="000000"/>
               <w:start w:val="single" w:sz="4" w:space="0" w:color="000000"/>
@@ -1486,7 +1305,7 @@
         </w:tc>
         <w:tc>
           <w:tcPr>
-            <w:tcW w:w="5827" w:type="dxa"/>
+            <w:tcW w:w="5828" w:type="dxa"/>
             <w:tcBorders>
               <w:top w:val="single" w:sz="4" w:space="0" w:color="000000"/>
               <w:start w:val="single" w:sz="4" w:space="0" w:color="000000"/>
@@ -1513,7 +1332,7 @@
         <w:trPr/>
         <w:tc>
           <w:tcPr>
-            <w:tcW w:w="3199" w:type="dxa"/>
+            <w:tcW w:w="3198" w:type="dxa"/>
             <w:tcBorders>
               <w:top w:val="single" w:sz="4" w:space="0" w:color="000000"/>
               <w:start w:val="single" w:sz="4" w:space="0" w:color="000000"/>
@@ -1536,7 +1355,7 @@
         </w:tc>
         <w:tc>
           <w:tcPr>
-            <w:tcW w:w="5827" w:type="dxa"/>
+            <w:tcW w:w="5828" w:type="dxa"/>
             <w:tcBorders>
               <w:top w:val="single" w:sz="4" w:space="0" w:color="000000"/>
               <w:start w:val="single" w:sz="4" w:space="0" w:color="000000"/>
@@ -1562,7 +1381,7 @@
         <w:trPr/>
         <w:tc>
           <w:tcPr>
-            <w:tcW w:w="3199" w:type="dxa"/>
+            <w:tcW w:w="3198" w:type="dxa"/>
             <w:tcBorders>
               <w:top w:val="single" w:sz="4" w:space="0" w:color="000000"/>
               <w:start w:val="single" w:sz="4" w:space="0" w:color="000000"/>
@@ -1585,7 +1404,7 @@
         </w:tc>
         <w:tc>
           <w:tcPr>
-            <w:tcW w:w="5827" w:type="dxa"/>
+            <w:tcW w:w="5828" w:type="dxa"/>
             <w:tcBorders>
               <w:top w:val="single" w:sz="4" w:space="0" w:color="000000"/>
               <w:start w:val="single" w:sz="4" w:space="0" w:color="000000"/>
@@ -1611,7 +1430,7 @@
         <w:trPr/>
         <w:tc>
           <w:tcPr>
-            <w:tcW w:w="3199" w:type="dxa"/>
+            <w:tcW w:w="3198" w:type="dxa"/>
             <w:tcBorders>
               <w:top w:val="single" w:sz="4" w:space="0" w:color="000000"/>
               <w:start w:val="single" w:sz="4" w:space="0" w:color="000000"/>
@@ -1634,7 +1453,7 @@
         </w:tc>
         <w:tc>
           <w:tcPr>
-            <w:tcW w:w="5827" w:type="dxa"/>
+            <w:tcW w:w="5828" w:type="dxa"/>
             <w:tcBorders>
               <w:top w:val="single" w:sz="4" w:space="0" w:color="000000"/>
               <w:start w:val="single" w:sz="4" w:space="0" w:color="000000"/>
@@ -1660,7 +1479,7 @@
         <w:trPr/>
         <w:tc>
           <w:tcPr>
-            <w:tcW w:w="3199" w:type="dxa"/>
+            <w:tcW w:w="3198" w:type="dxa"/>
             <w:tcBorders>
               <w:top w:val="single" w:sz="4" w:space="0" w:color="000000"/>
               <w:start w:val="single" w:sz="4" w:space="0" w:color="000000"/>
@@ -1683,7 +1502,7 @@
         </w:tc>
         <w:tc>
           <w:tcPr>
-            <w:tcW w:w="5827" w:type="dxa"/>
+            <w:tcW w:w="5828" w:type="dxa"/>
             <w:tcBorders>
               <w:top w:val="single" w:sz="4" w:space="0" w:color="000000"/>
               <w:start w:val="single" w:sz="4" w:space="0" w:color="000000"/>
@@ -1709,7 +1528,7 @@
         <w:trPr/>
         <w:tc>
           <w:tcPr>
-            <w:tcW w:w="3199" w:type="dxa"/>
+            <w:tcW w:w="3198" w:type="dxa"/>
             <w:tcBorders>
               <w:top w:val="single" w:sz="4" w:space="0" w:color="000000"/>
               <w:start w:val="single" w:sz="4" w:space="0" w:color="000000"/>
@@ -1732,7 +1551,7 @@
         </w:tc>
         <w:tc>
           <w:tcPr>
-            <w:tcW w:w="5827" w:type="dxa"/>
+            <w:tcW w:w="5828" w:type="dxa"/>
             <w:tcBorders>
               <w:top w:val="single" w:sz="4" w:space="0" w:color="000000"/>
               <w:start w:val="single" w:sz="4" w:space="0" w:color="000000"/>
@@ -1758,7 +1577,7 @@
         <w:trPr/>
         <w:tc>
           <w:tcPr>
-            <w:tcW w:w="3199" w:type="dxa"/>
+            <w:tcW w:w="3198" w:type="dxa"/>
             <w:tcBorders>
               <w:top w:val="single" w:sz="4" w:space="0" w:color="000000"/>
               <w:start w:val="single" w:sz="4" w:space="0" w:color="000000"/>
@@ -1781,7 +1600,7 @@
         </w:tc>
         <w:tc>
           <w:tcPr>
-            <w:tcW w:w="5827" w:type="dxa"/>
+            <w:tcW w:w="5828" w:type="dxa"/>
             <w:tcBorders>
               <w:top w:val="single" w:sz="4" w:space="0" w:color="000000"/>
               <w:start w:val="single" w:sz="4" w:space="0" w:color="000000"/>
@@ -1857,8 +1676,8 @@
         <w:tblLook w:firstRow="1" w:noVBand="1" w:lastRow="0" w:firstColumn="1" w:lastColumn="0" w:noHBand="0" w:val="04a0"/>
       </w:tblPr>
       <w:tblGrid>
-        <w:gridCol w:w="3199"/>
-        <w:gridCol w:w="5827"/>
+        <w:gridCol w:w="3198"/>
+        <w:gridCol w:w="5828"/>
       </w:tblGrid>
       <w:tr>
         <w:trPr>
@@ -1866,7 +1685,7 @@
         </w:trPr>
         <w:tc>
           <w:tcPr>
-            <w:tcW w:w="3199" w:type="dxa"/>
+            <w:tcW w:w="3198" w:type="dxa"/>
             <w:tcBorders>
               <w:top w:val="single" w:sz="4" w:space="0" w:color="000000"/>
               <w:start w:val="single" w:sz="4" w:space="0" w:color="000000"/>
@@ -1893,7 +1712,7 @@
         </w:tc>
         <w:tc>
           <w:tcPr>
-            <w:tcW w:w="5827" w:type="dxa"/>
+            <w:tcW w:w="5828" w:type="dxa"/>
             <w:tcBorders>
               <w:top w:val="single" w:sz="4" w:space="0" w:color="000000"/>
               <w:start w:val="single" w:sz="4" w:space="0" w:color="000000"/>
@@ -1920,7 +1739,7 @@
         <w:trPr/>
         <w:tc>
           <w:tcPr>
-            <w:tcW w:w="3199" w:type="dxa"/>
+            <w:tcW w:w="3198" w:type="dxa"/>
             <w:tcBorders>
               <w:top w:val="single" w:sz="4" w:space="0" w:color="000000"/>
               <w:start w:val="single" w:sz="4" w:space="0" w:color="000000"/>
@@ -1943,7 +1762,7 @@
         </w:tc>
         <w:tc>
           <w:tcPr>
-            <w:tcW w:w="5827" w:type="dxa"/>
+            <w:tcW w:w="5828" w:type="dxa"/>
             <w:tcBorders>
               <w:top w:val="single" w:sz="4" w:space="0" w:color="000000"/>
               <w:start w:val="single" w:sz="4" w:space="0" w:color="000000"/>
@@ -1969,7 +1788,7 @@
         <w:trPr/>
         <w:tc>
           <w:tcPr>
-            <w:tcW w:w="3199" w:type="dxa"/>
+            <w:tcW w:w="3198" w:type="dxa"/>
             <w:tcBorders>
               <w:top w:val="single" w:sz="4" w:space="0" w:color="000000"/>
               <w:start w:val="single" w:sz="4" w:space="0" w:color="000000"/>
@@ -1992,7 +1811,7 @@
         </w:tc>
         <w:tc>
           <w:tcPr>
-            <w:tcW w:w="5827" w:type="dxa"/>
+            <w:tcW w:w="5828" w:type="dxa"/>
             <w:tcBorders>
               <w:top w:val="single" w:sz="4" w:space="0" w:color="000000"/>
               <w:start w:val="single" w:sz="4" w:space="0" w:color="000000"/>
@@ -2018,7 +1837,7 @@
         <w:trPr/>
         <w:tc>
           <w:tcPr>
-            <w:tcW w:w="3199" w:type="dxa"/>
+            <w:tcW w:w="3198" w:type="dxa"/>
             <w:tcBorders>
               <w:top w:val="single" w:sz="4" w:space="0" w:color="000000"/>
               <w:start w:val="single" w:sz="4" w:space="0" w:color="000000"/>
@@ -2041,7 +1860,7 @@
         </w:tc>
         <w:tc>
           <w:tcPr>
-            <w:tcW w:w="5827" w:type="dxa"/>
+            <w:tcW w:w="5828" w:type="dxa"/>
             <w:tcBorders>
               <w:top w:val="single" w:sz="4" w:space="0" w:color="000000"/>
               <w:start w:val="single" w:sz="4" w:space="0" w:color="000000"/>
@@ -2067,7 +1886,7 @@
         <w:trPr/>
         <w:tc>
           <w:tcPr>
-            <w:tcW w:w="3199" w:type="dxa"/>
+            <w:tcW w:w="3198" w:type="dxa"/>
             <w:tcBorders>
               <w:top w:val="single" w:sz="4" w:space="0" w:color="000000"/>
               <w:start w:val="single" w:sz="4" w:space="0" w:color="000000"/>
@@ -2090,7 +1909,7 @@
         </w:tc>
         <w:tc>
           <w:tcPr>
-            <w:tcW w:w="5827" w:type="dxa"/>
+            <w:tcW w:w="5828" w:type="dxa"/>
             <w:tcBorders>
               <w:top w:val="single" w:sz="4" w:space="0" w:color="000000"/>
               <w:start w:val="single" w:sz="4" w:space="0" w:color="000000"/>
@@ -2116,7 +1935,7 @@
         <w:trPr/>
         <w:tc>
           <w:tcPr>
-            <w:tcW w:w="3199" w:type="dxa"/>
+            <w:tcW w:w="3198" w:type="dxa"/>
             <w:tcBorders>
               <w:top w:val="single" w:sz="4" w:space="0" w:color="000000"/>
               <w:start w:val="single" w:sz="4" w:space="0" w:color="000000"/>
@@ -2139,7 +1958,7 @@
         </w:tc>
         <w:tc>
           <w:tcPr>
-            <w:tcW w:w="5827" w:type="dxa"/>
+            <w:tcW w:w="5828" w:type="dxa"/>
             <w:tcBorders>
               <w:top w:val="single" w:sz="4" w:space="0" w:color="000000"/>
               <w:start w:val="single" w:sz="4" w:space="0" w:color="000000"/>
@@ -3307,8 +3126,8 @@
         <w:tblLook w:firstRow="1" w:noVBand="1" w:lastRow="0" w:firstColumn="1" w:lastColumn="0" w:noHBand="0" w:val="04a0"/>
       </w:tblPr>
       <w:tblGrid>
-        <w:gridCol w:w="2799"/>
-        <w:gridCol w:w="6227"/>
+        <w:gridCol w:w="2798"/>
+        <w:gridCol w:w="6228"/>
       </w:tblGrid>
       <w:tr>
         <w:trPr>
@@ -3316,7 +3135,7 @@
         </w:trPr>
         <w:tc>
           <w:tcPr>
-            <w:tcW w:w="2799" w:type="dxa"/>
+            <w:tcW w:w="2798" w:type="dxa"/>
             <w:tcBorders>
               <w:top w:val="single" w:sz="4" w:space="0" w:color="000000"/>
               <w:start w:val="single" w:sz="4" w:space="0" w:color="000000"/>
@@ -3343,7 +3162,7 @@
         </w:tc>
         <w:tc>
           <w:tcPr>
-            <w:tcW w:w="6227" w:type="dxa"/>
+            <w:tcW w:w="6228" w:type="dxa"/>
             <w:tcBorders>
               <w:top w:val="single" w:sz="4" w:space="0" w:color="000000"/>
               <w:start w:val="single" w:sz="4" w:space="0" w:color="000000"/>
@@ -3370,7 +3189,7 @@
         <w:trPr/>
         <w:tc>
           <w:tcPr>
-            <w:tcW w:w="2799" w:type="dxa"/>
+            <w:tcW w:w="2798" w:type="dxa"/>
             <w:tcBorders>
               <w:top w:val="single" w:sz="4" w:space="0" w:color="000000"/>
               <w:start w:val="single" w:sz="4" w:space="0" w:color="000000"/>
@@ -3393,7 +3212,7 @@
         </w:tc>
         <w:tc>
           <w:tcPr>
-            <w:tcW w:w="6227" w:type="dxa"/>
+            <w:tcW w:w="6228" w:type="dxa"/>
             <w:tcBorders>
               <w:top w:val="single" w:sz="4" w:space="0" w:color="000000"/>
               <w:start w:val="single" w:sz="4" w:space="0" w:color="000000"/>
@@ -3419,7 +3238,7 @@
         <w:trPr/>
         <w:tc>
           <w:tcPr>
-            <w:tcW w:w="2799" w:type="dxa"/>
+            <w:tcW w:w="2798" w:type="dxa"/>
             <w:tcBorders>
               <w:top w:val="single" w:sz="4" w:space="0" w:color="000000"/>
               <w:start w:val="single" w:sz="4" w:space="0" w:color="000000"/>
@@ -3442,7 +3261,7 @@
         </w:tc>
         <w:tc>
           <w:tcPr>
-            <w:tcW w:w="6227" w:type="dxa"/>
+            <w:tcW w:w="6228" w:type="dxa"/>
             <w:tcBorders>
               <w:top w:val="single" w:sz="4" w:space="0" w:color="000000"/>
               <w:start w:val="single" w:sz="4" w:space="0" w:color="000000"/>
@@ -3468,7 +3287,7 @@
         <w:trPr/>
         <w:tc>
           <w:tcPr>
-            <w:tcW w:w="2799" w:type="dxa"/>
+            <w:tcW w:w="2798" w:type="dxa"/>
             <w:tcBorders>
               <w:top w:val="single" w:sz="4" w:space="0" w:color="000000"/>
               <w:start w:val="single" w:sz="4" w:space="0" w:color="000000"/>
@@ -3491,7 +3310,7 @@
         </w:tc>
         <w:tc>
           <w:tcPr>
-            <w:tcW w:w="6227" w:type="dxa"/>
+            <w:tcW w:w="6228" w:type="dxa"/>
             <w:tcBorders>
               <w:top w:val="single" w:sz="4" w:space="0" w:color="000000"/>
               <w:start w:val="single" w:sz="4" w:space="0" w:color="000000"/>
@@ -3517,7 +3336,7 @@
         <w:trPr/>
         <w:tc>
           <w:tcPr>
-            <w:tcW w:w="2799" w:type="dxa"/>
+            <w:tcW w:w="2798" w:type="dxa"/>
             <w:tcBorders>
               <w:top w:val="single" w:sz="4" w:space="0" w:color="000000"/>
               <w:start w:val="single" w:sz="4" w:space="0" w:color="000000"/>
@@ -3540,7 +3359,7 @@
         </w:tc>
         <w:tc>
           <w:tcPr>
-            <w:tcW w:w="6227" w:type="dxa"/>
+            <w:tcW w:w="6228" w:type="dxa"/>
             <w:tcBorders>
               <w:top w:val="single" w:sz="4" w:space="0" w:color="000000"/>
               <w:start w:val="single" w:sz="4" w:space="0" w:color="000000"/>
@@ -3566,7 +3385,7 @@
         <w:trPr/>
         <w:tc>
           <w:tcPr>
-            <w:tcW w:w="2799" w:type="dxa"/>
+            <w:tcW w:w="2798" w:type="dxa"/>
             <w:tcBorders>
               <w:top w:val="single" w:sz="4" w:space="0" w:color="000000"/>
               <w:start w:val="single" w:sz="4" w:space="0" w:color="000000"/>
@@ -3589,7 +3408,7 @@
         </w:tc>
         <w:tc>
           <w:tcPr>
-            <w:tcW w:w="6227" w:type="dxa"/>
+            <w:tcW w:w="6228" w:type="dxa"/>
             <w:tcBorders>
               <w:top w:val="single" w:sz="4" w:space="0" w:color="000000"/>
               <w:start w:val="single" w:sz="4" w:space="0" w:color="000000"/>
@@ -3665,8 +3484,8 @@
         <w:tblLook w:firstRow="1" w:noVBand="1" w:lastRow="0" w:firstColumn="1" w:lastColumn="0" w:noHBand="0" w:val="04a0"/>
       </w:tblPr>
       <w:tblGrid>
-        <w:gridCol w:w="2799"/>
-        <w:gridCol w:w="6227"/>
+        <w:gridCol w:w="2798"/>
+        <w:gridCol w:w="6228"/>
       </w:tblGrid>
       <w:tr>
         <w:trPr>
@@ -3674,7 +3493,7 @@
         </w:trPr>
         <w:tc>
           <w:tcPr>
-            <w:tcW w:w="2799" w:type="dxa"/>
+            <w:tcW w:w="2798" w:type="dxa"/>
             <w:tcBorders>
               <w:top w:val="single" w:sz="4" w:space="0" w:color="000000"/>
               <w:start w:val="single" w:sz="4" w:space="0" w:color="000000"/>
@@ -3701,7 +3520,7 @@
         </w:tc>
         <w:tc>
           <w:tcPr>
-            <w:tcW w:w="6227" w:type="dxa"/>
+            <w:tcW w:w="6228" w:type="dxa"/>
             <w:tcBorders>
               <w:top w:val="single" w:sz="4" w:space="0" w:color="000000"/>
               <w:start w:val="single" w:sz="4" w:space="0" w:color="000000"/>
@@ -3728,7 +3547,7 @@
         <w:trPr/>
         <w:tc>
           <w:tcPr>
-            <w:tcW w:w="2799" w:type="dxa"/>
+            <w:tcW w:w="2798" w:type="dxa"/>
             <w:tcBorders>
               <w:top w:val="single" w:sz="4" w:space="0" w:color="000000"/>
               <w:start w:val="single" w:sz="4" w:space="0" w:color="000000"/>
@@ -3751,7 +3570,7 @@
         </w:tc>
         <w:tc>
           <w:tcPr>
-            <w:tcW w:w="6227" w:type="dxa"/>
+            <w:tcW w:w="6228" w:type="dxa"/>
             <w:tcBorders>
               <w:top w:val="single" w:sz="4" w:space="0" w:color="000000"/>
               <w:start w:val="single" w:sz="4" w:space="0" w:color="000000"/>
@@ -3777,7 +3596,7 @@
         <w:trPr/>
         <w:tc>
           <w:tcPr>
-            <w:tcW w:w="2799" w:type="dxa"/>
+            <w:tcW w:w="2798" w:type="dxa"/>
             <w:tcBorders>
               <w:top w:val="single" w:sz="4" w:space="0" w:color="000000"/>
               <w:start w:val="single" w:sz="4" w:space="0" w:color="000000"/>
@@ -3800,7 +3619,7 @@
         </w:tc>
         <w:tc>
           <w:tcPr>
-            <w:tcW w:w="6227" w:type="dxa"/>
+            <w:tcW w:w="6228" w:type="dxa"/>
             <w:tcBorders>
               <w:top w:val="single" w:sz="4" w:space="0" w:color="000000"/>
               <w:start w:val="single" w:sz="4" w:space="0" w:color="000000"/>
@@ -3826,7 +3645,7 @@
         <w:trPr/>
         <w:tc>
           <w:tcPr>
-            <w:tcW w:w="2799" w:type="dxa"/>
+            <w:tcW w:w="2798" w:type="dxa"/>
             <w:tcBorders>
               <w:top w:val="single" w:sz="4" w:space="0" w:color="000000"/>
               <w:start w:val="single" w:sz="4" w:space="0" w:color="000000"/>
@@ -3849,7 +3668,7 @@
         </w:tc>
         <w:tc>
           <w:tcPr>
-            <w:tcW w:w="6227" w:type="dxa"/>
+            <w:tcW w:w="6228" w:type="dxa"/>
             <w:tcBorders>
               <w:top w:val="single" w:sz="4" w:space="0" w:color="000000"/>
               <w:start w:val="single" w:sz="4" w:space="0" w:color="000000"/>
@@ -3875,7 +3694,7 @@
         <w:trPr/>
         <w:tc>
           <w:tcPr>
-            <w:tcW w:w="2799" w:type="dxa"/>
+            <w:tcW w:w="2798" w:type="dxa"/>
             <w:tcBorders>
               <w:top w:val="single" w:sz="4" w:space="0" w:color="000000"/>
               <w:start w:val="single" w:sz="4" w:space="0" w:color="000000"/>
@@ -3898,7 +3717,7 @@
         </w:tc>
         <w:tc>
           <w:tcPr>
-            <w:tcW w:w="6227" w:type="dxa"/>
+            <w:tcW w:w="6228" w:type="dxa"/>
             <w:tcBorders>
               <w:top w:val="single" w:sz="4" w:space="0" w:color="000000"/>
               <w:start w:val="single" w:sz="4" w:space="0" w:color="000000"/>
@@ -3996,8 +3815,8 @@
         <w:tblLook w:firstRow="1" w:noVBand="1" w:lastRow="0" w:firstColumn="1" w:lastColumn="0" w:noHBand="0" w:val="04a0"/>
       </w:tblPr>
       <w:tblGrid>
-        <w:gridCol w:w="2799"/>
-        <w:gridCol w:w="6227"/>
+        <w:gridCol w:w="2798"/>
+        <w:gridCol w:w="6228"/>
       </w:tblGrid>
       <w:tr>
         <w:trPr>
@@ -4005,7 +3824,7 @@
         </w:trPr>
         <w:tc>
           <w:tcPr>
-            <w:tcW w:w="2799" w:type="dxa"/>
+            <w:tcW w:w="2798" w:type="dxa"/>
             <w:tcBorders>
               <w:top w:val="single" w:sz="4" w:space="0" w:color="000000"/>
               <w:start w:val="single" w:sz="4" w:space="0" w:color="000000"/>
@@ -4032,7 +3851,7 @@
         </w:tc>
         <w:tc>
           <w:tcPr>
-            <w:tcW w:w="6227" w:type="dxa"/>
+            <w:tcW w:w="6228" w:type="dxa"/>
             <w:tcBorders>
               <w:top w:val="single" w:sz="4" w:space="0" w:color="000000"/>
               <w:start w:val="single" w:sz="4" w:space="0" w:color="000000"/>
@@ -4059,7 +3878,7 @@
         <w:trPr/>
         <w:tc>
           <w:tcPr>
-            <w:tcW w:w="2799" w:type="dxa"/>
+            <w:tcW w:w="2798" w:type="dxa"/>
             <w:tcBorders>
               <w:top w:val="single" w:sz="4" w:space="0" w:color="000000"/>
               <w:start w:val="single" w:sz="4" w:space="0" w:color="000000"/>
@@ -4082,7 +3901,7 @@
         </w:tc>
         <w:tc>
           <w:tcPr>
-            <w:tcW w:w="6227" w:type="dxa"/>
+            <w:tcW w:w="6228" w:type="dxa"/>
             <w:tcBorders>
               <w:top w:val="single" w:sz="4" w:space="0" w:color="000000"/>
               <w:start w:val="single" w:sz="4" w:space="0" w:color="000000"/>
@@ -4108,7 +3927,7 @@
         <w:trPr/>
         <w:tc>
           <w:tcPr>
-            <w:tcW w:w="2799" w:type="dxa"/>
+            <w:tcW w:w="2798" w:type="dxa"/>
             <w:tcBorders>
               <w:top w:val="single" w:sz="4" w:space="0" w:color="000000"/>
               <w:start w:val="single" w:sz="4" w:space="0" w:color="000000"/>
@@ -4131,7 +3950,7 @@
         </w:tc>
         <w:tc>
           <w:tcPr>
-            <w:tcW w:w="6227" w:type="dxa"/>
+            <w:tcW w:w="6228" w:type="dxa"/>
             <w:tcBorders>
               <w:top w:val="single" w:sz="4" w:space="0" w:color="000000"/>
               <w:start w:val="single" w:sz="4" w:space="0" w:color="000000"/>
@@ -4157,7 +3976,7 @@
         <w:trPr/>
         <w:tc>
           <w:tcPr>
-            <w:tcW w:w="2799" w:type="dxa"/>
+            <w:tcW w:w="2798" w:type="dxa"/>
             <w:tcBorders>
               <w:top w:val="single" w:sz="4" w:space="0" w:color="000000"/>
               <w:start w:val="single" w:sz="4" w:space="0" w:color="000000"/>
@@ -4180,7 +3999,7 @@
         </w:tc>
         <w:tc>
           <w:tcPr>
-            <w:tcW w:w="6227" w:type="dxa"/>
+            <w:tcW w:w="6228" w:type="dxa"/>
             <w:tcBorders>
               <w:top w:val="single" w:sz="4" w:space="0" w:color="000000"/>
               <w:start w:val="single" w:sz="4" w:space="0" w:color="000000"/>
@@ -4206,7 +4025,7 @@
         <w:trPr/>
         <w:tc>
           <w:tcPr>
-            <w:tcW w:w="2799" w:type="dxa"/>
+            <w:tcW w:w="2798" w:type="dxa"/>
             <w:tcBorders>
               <w:top w:val="single" w:sz="4" w:space="0" w:color="000000"/>
               <w:start w:val="single" w:sz="4" w:space="0" w:color="000000"/>
@@ -4229,7 +4048,7 @@
         </w:tc>
         <w:tc>
           <w:tcPr>
-            <w:tcW w:w="6227" w:type="dxa"/>
+            <w:tcW w:w="6228" w:type="dxa"/>
             <w:tcBorders>
               <w:top w:val="single" w:sz="4" w:space="0" w:color="000000"/>
               <w:start w:val="single" w:sz="4" w:space="0" w:color="000000"/>
@@ -4299,7 +4118,7 @@
         <w:trPr/>
         <w:tc>
           <w:tcPr>
-            <w:tcW w:w="2799" w:type="dxa"/>
+            <w:tcW w:w="2798" w:type="dxa"/>
             <w:tcBorders>
               <w:top w:val="single" w:sz="4" w:space="0" w:color="000000"/>
               <w:start w:val="single" w:sz="4" w:space="0" w:color="000000"/>
@@ -4322,7 +4141,7 @@
         </w:tc>
         <w:tc>
           <w:tcPr>
-            <w:tcW w:w="6227" w:type="dxa"/>
+            <w:tcW w:w="6228" w:type="dxa"/>
             <w:tcBorders>
               <w:top w:val="single" w:sz="4" w:space="0" w:color="000000"/>
               <w:start w:val="single" w:sz="4" w:space="0" w:color="000000"/>
@@ -4486,8 +4305,8 @@
         <w:tblLook w:firstRow="1" w:noVBand="1" w:lastRow="0" w:firstColumn="1" w:lastColumn="0" w:noHBand="0" w:val="04a0"/>
       </w:tblPr>
       <w:tblGrid>
-        <w:gridCol w:w="3599"/>
-        <w:gridCol w:w="5427"/>
+        <w:gridCol w:w="3598"/>
+        <w:gridCol w:w="5428"/>
       </w:tblGrid>
       <w:tr>
         <w:trPr>
@@ -4495,7 +4314,7 @@
         </w:trPr>
         <w:tc>
           <w:tcPr>
-            <w:tcW w:w="3599" w:type="dxa"/>
+            <w:tcW w:w="3598" w:type="dxa"/>
             <w:tcBorders>
               <w:top w:val="single" w:sz="4" w:space="0" w:color="000000"/>
               <w:start w:val="single" w:sz="4" w:space="0" w:color="000000"/>
@@ -4522,7 +4341,7 @@
         </w:tc>
         <w:tc>
           <w:tcPr>
-            <w:tcW w:w="5427" w:type="dxa"/>
+            <w:tcW w:w="5428" w:type="dxa"/>
             <w:tcBorders>
               <w:top w:val="single" w:sz="4" w:space="0" w:color="000000"/>
               <w:start w:val="single" w:sz="4" w:space="0" w:color="000000"/>
@@ -4549,7 +4368,7 @@
         <w:trPr/>
         <w:tc>
           <w:tcPr>
-            <w:tcW w:w="3599" w:type="dxa"/>
+            <w:tcW w:w="3598" w:type="dxa"/>
             <w:tcBorders>
               <w:top w:val="single" w:sz="4" w:space="0" w:color="000000"/>
               <w:start w:val="single" w:sz="4" w:space="0" w:color="000000"/>
@@ -4572,7 +4391,7 @@
         </w:tc>
         <w:tc>
           <w:tcPr>
-            <w:tcW w:w="5427" w:type="dxa"/>
+            <w:tcW w:w="5428" w:type="dxa"/>
             <w:tcBorders>
               <w:top w:val="single" w:sz="4" w:space="0" w:color="000000"/>
               <w:start w:val="single" w:sz="4" w:space="0" w:color="000000"/>
@@ -4598,7 +4417,7 @@
         <w:trPr/>
         <w:tc>
           <w:tcPr>
-            <w:tcW w:w="3599" w:type="dxa"/>
+            <w:tcW w:w="3598" w:type="dxa"/>
             <w:tcBorders>
               <w:top w:val="single" w:sz="4" w:space="0" w:color="000000"/>
               <w:start w:val="single" w:sz="4" w:space="0" w:color="000000"/>
@@ -4625,7 +4444,7 @@
         </w:tc>
         <w:tc>
           <w:tcPr>
-            <w:tcW w:w="5427" w:type="dxa"/>
+            <w:tcW w:w="5428" w:type="dxa"/>
             <w:tcBorders>
               <w:top w:val="single" w:sz="4" w:space="0" w:color="000000"/>
               <w:start w:val="single" w:sz="4" w:space="0" w:color="000000"/>
@@ -4723,8 +4542,8 @@
         <w:tblLook w:firstRow="1" w:noVBand="1" w:lastRow="0" w:firstColumn="1" w:lastColumn="0" w:noHBand="0" w:val="04a0"/>
       </w:tblPr>
       <w:tblGrid>
-        <w:gridCol w:w="1995"/>
-        <w:gridCol w:w="2175"/>
+        <w:gridCol w:w="1994"/>
+        <w:gridCol w:w="2176"/>
         <w:gridCol w:w="1297"/>
         <w:gridCol w:w="3559"/>
       </w:tblGrid>
@@ -4734,7 +4553,7 @@
         </w:trPr>
         <w:tc>
           <w:tcPr>
-            <w:tcW w:w="1995" w:type="dxa"/>
+            <w:tcW w:w="1994" w:type="dxa"/>
             <w:tcBorders>
               <w:top w:val="single" w:sz="4" w:space="0" w:color="000000"/>
               <w:start w:val="single" w:sz="4" w:space="0" w:color="000000"/>
@@ -4761,7 +4580,7 @@
         </w:tc>
         <w:tc>
           <w:tcPr>
-            <w:tcW w:w="2175" w:type="dxa"/>
+            <w:tcW w:w="2176" w:type="dxa"/>
             <w:tcBorders>
               <w:top w:val="single" w:sz="4" w:space="0" w:color="000000"/>
               <w:start w:val="single" w:sz="4" w:space="0" w:color="000000"/>
@@ -4836,7 +4655,7 @@
         <w:trPr/>
         <w:tc>
           <w:tcPr>
-            <w:tcW w:w="1995" w:type="dxa"/>
+            <w:tcW w:w="1994" w:type="dxa"/>
             <w:tcBorders>
               <w:top w:val="single" w:sz="4" w:space="0" w:color="000000"/>
               <w:start w:val="single" w:sz="4" w:space="0" w:color="000000"/>
@@ -4859,7 +4678,7 @@
         </w:tc>
         <w:tc>
           <w:tcPr>
-            <w:tcW w:w="2175" w:type="dxa"/>
+            <w:tcW w:w="2176" w:type="dxa"/>
             <w:tcBorders>
               <w:top w:val="single" w:sz="4" w:space="0" w:color="000000"/>
               <w:start w:val="single" w:sz="4" w:space="0" w:color="000000"/>
@@ -4931,7 +4750,7 @@
         <w:trPr/>
         <w:tc>
           <w:tcPr>
-            <w:tcW w:w="1995" w:type="dxa"/>
+            <w:tcW w:w="1994" w:type="dxa"/>
             <w:tcBorders>
               <w:top w:val="single" w:sz="4" w:space="0" w:color="000000"/>
               <w:start w:val="single" w:sz="4" w:space="0" w:color="000000"/>
@@ -4954,7 +4773,7 @@
         </w:tc>
         <w:tc>
           <w:tcPr>
-            <w:tcW w:w="2175" w:type="dxa"/>
+            <w:tcW w:w="2176" w:type="dxa"/>
             <w:tcBorders>
               <w:top w:val="single" w:sz="4" w:space="0" w:color="000000"/>
               <w:start w:val="single" w:sz="4" w:space="0" w:color="000000"/>
@@ -5026,7 +4845,7 @@
         <w:trPr/>
         <w:tc>
           <w:tcPr>
-            <w:tcW w:w="1995" w:type="dxa"/>
+            <w:tcW w:w="1994" w:type="dxa"/>
             <w:tcBorders>
               <w:top w:val="single" w:sz="4" w:space="0" w:color="000000"/>
               <w:start w:val="single" w:sz="4" w:space="0" w:color="000000"/>
@@ -5049,7 +4868,7 @@
         </w:tc>
         <w:tc>
           <w:tcPr>
-            <w:tcW w:w="2175" w:type="dxa"/>
+            <w:tcW w:w="2176" w:type="dxa"/>
             <w:tcBorders>
               <w:top w:val="single" w:sz="4" w:space="0" w:color="000000"/>
               <w:start w:val="single" w:sz="4" w:space="0" w:color="000000"/>
@@ -5121,7 +4940,7 @@
         <w:trPr/>
         <w:tc>
           <w:tcPr>
-            <w:tcW w:w="1995" w:type="dxa"/>
+            <w:tcW w:w="1994" w:type="dxa"/>
             <w:tcBorders>
               <w:top w:val="single" w:sz="4" w:space="0" w:color="000000"/>
               <w:start w:val="single" w:sz="4" w:space="0" w:color="000000"/>
@@ -5144,7 +4963,7 @@
         </w:tc>
         <w:tc>
           <w:tcPr>
-            <w:tcW w:w="2175" w:type="dxa"/>
+            <w:tcW w:w="2176" w:type="dxa"/>
             <w:tcBorders>
               <w:top w:val="single" w:sz="4" w:space="0" w:color="000000"/>
               <w:start w:val="single" w:sz="4" w:space="0" w:color="000000"/>
@@ -5216,7 +5035,7 @@
         <w:trPr/>
         <w:tc>
           <w:tcPr>
-            <w:tcW w:w="1995" w:type="dxa"/>
+            <w:tcW w:w="1994" w:type="dxa"/>
             <w:tcBorders>
               <w:top w:val="single" w:sz="4" w:space="0" w:color="000000"/>
               <w:start w:val="single" w:sz="4" w:space="0" w:color="000000"/>
@@ -5239,7 +5058,7 @@
         </w:tc>
         <w:tc>
           <w:tcPr>
-            <w:tcW w:w="2175" w:type="dxa"/>
+            <w:tcW w:w="2176" w:type="dxa"/>
             <w:tcBorders>
               <w:top w:val="single" w:sz="4" w:space="0" w:color="000000"/>
               <w:start w:val="single" w:sz="4" w:space="0" w:color="000000"/>
@@ -5315,7 +5134,7 @@
         <w:trPr/>
         <w:tc>
           <w:tcPr>
-            <w:tcW w:w="1995" w:type="dxa"/>
+            <w:tcW w:w="1994" w:type="dxa"/>
             <w:tcBorders>
               <w:top w:val="single" w:sz="4" w:space="0" w:color="000000"/>
               <w:start w:val="single" w:sz="4" w:space="0" w:color="000000"/>
@@ -5338,7 +5157,7 @@
         </w:tc>
         <w:tc>
           <w:tcPr>
-            <w:tcW w:w="2175" w:type="dxa"/>
+            <w:tcW w:w="2176" w:type="dxa"/>
             <w:tcBorders>
               <w:top w:val="single" w:sz="4" w:space="0" w:color="000000"/>
               <w:start w:val="single" w:sz="4" w:space="0" w:color="000000"/>
@@ -5518,8 +5337,8 @@
         <w:tblLook w:firstRow="1" w:noVBand="1" w:lastRow="0" w:firstColumn="1" w:lastColumn="0" w:noHBand="0" w:val="04a0"/>
       </w:tblPr>
       <w:tblGrid>
-        <w:gridCol w:w="2799"/>
-        <w:gridCol w:w="6227"/>
+        <w:gridCol w:w="2798"/>
+        <w:gridCol w:w="6228"/>
       </w:tblGrid>
       <w:tr>
         <w:trPr>
@@ -5527,7 +5346,7 @@
         </w:trPr>
         <w:tc>
           <w:tcPr>
-            <w:tcW w:w="2799" w:type="dxa"/>
+            <w:tcW w:w="2798" w:type="dxa"/>
             <w:tcBorders>
               <w:top w:val="single" w:sz="4" w:space="0" w:color="000000"/>
               <w:start w:val="single" w:sz="4" w:space="0" w:color="000000"/>
@@ -5554,7 +5373,7 @@
         </w:tc>
         <w:tc>
           <w:tcPr>
-            <w:tcW w:w="6227" w:type="dxa"/>
+            <w:tcW w:w="6228" w:type="dxa"/>
             <w:tcBorders>
               <w:top w:val="single" w:sz="4" w:space="0" w:color="000000"/>
               <w:start w:val="single" w:sz="4" w:space="0" w:color="000000"/>
@@ -5581,7 +5400,7 @@
         <w:trPr/>
         <w:tc>
           <w:tcPr>
-            <w:tcW w:w="2799" w:type="dxa"/>
+            <w:tcW w:w="2798" w:type="dxa"/>
             <w:tcBorders>
               <w:top w:val="single" w:sz="4" w:space="0" w:color="000000"/>
               <w:start w:val="single" w:sz="4" w:space="0" w:color="000000"/>
@@ -5604,7 +5423,7 @@
         </w:tc>
         <w:tc>
           <w:tcPr>
-            <w:tcW w:w="6227" w:type="dxa"/>
+            <w:tcW w:w="6228" w:type="dxa"/>
             <w:tcBorders>
               <w:top w:val="single" w:sz="4" w:space="0" w:color="000000"/>
               <w:start w:val="single" w:sz="4" w:space="0" w:color="000000"/>
@@ -5630,7 +5449,7 @@
         <w:trPr/>
         <w:tc>
           <w:tcPr>
-            <w:tcW w:w="2799" w:type="dxa"/>
+            <w:tcW w:w="2798" w:type="dxa"/>
             <w:tcBorders>
               <w:top w:val="single" w:sz="4" w:space="0" w:color="000000"/>
               <w:start w:val="single" w:sz="4" w:space="0" w:color="000000"/>
@@ -5653,7 +5472,7 @@
         </w:tc>
         <w:tc>
           <w:tcPr>
-            <w:tcW w:w="6227" w:type="dxa"/>
+            <w:tcW w:w="6228" w:type="dxa"/>
             <w:tcBorders>
               <w:top w:val="single" w:sz="4" w:space="0" w:color="000000"/>
               <w:start w:val="single" w:sz="4" w:space="0" w:color="000000"/>
@@ -5679,7 +5498,7 @@
         <w:trPr/>
         <w:tc>
           <w:tcPr>
-            <w:tcW w:w="2799" w:type="dxa"/>
+            <w:tcW w:w="2798" w:type="dxa"/>
             <w:tcBorders>
               <w:top w:val="single" w:sz="4" w:space="0" w:color="000000"/>
               <w:start w:val="single" w:sz="4" w:space="0" w:color="000000"/>
@@ -5702,7 +5521,7 @@
         </w:tc>
         <w:tc>
           <w:tcPr>
-            <w:tcW w:w="6227" w:type="dxa"/>
+            <w:tcW w:w="6228" w:type="dxa"/>
             <w:tcBorders>
               <w:top w:val="single" w:sz="4" w:space="0" w:color="000000"/>
               <w:start w:val="single" w:sz="4" w:space="0" w:color="000000"/>
@@ -6114,8 +5933,8 @@
         <w:tblLook w:firstRow="1" w:noVBand="1" w:lastRow="0" w:firstColumn="1" w:lastColumn="0" w:noHBand="0" w:val="04a0"/>
       </w:tblPr>
       <w:tblGrid>
-        <w:gridCol w:w="2799"/>
-        <w:gridCol w:w="6227"/>
+        <w:gridCol w:w="2798"/>
+        <w:gridCol w:w="6228"/>
       </w:tblGrid>
       <w:tr>
         <w:trPr>
@@ -6123,7 +5942,7 @@
         </w:trPr>
         <w:tc>
           <w:tcPr>
-            <w:tcW w:w="2799" w:type="dxa"/>
+            <w:tcW w:w="2798" w:type="dxa"/>
             <w:tcBorders>
               <w:top w:val="single" w:sz="4" w:space="0" w:color="000000"/>
               <w:start w:val="single" w:sz="4" w:space="0" w:color="000000"/>
@@ -6150,7 +5969,7 @@
         </w:tc>
         <w:tc>
           <w:tcPr>
-            <w:tcW w:w="6227" w:type="dxa"/>
+            <w:tcW w:w="6228" w:type="dxa"/>
             <w:tcBorders>
               <w:top w:val="single" w:sz="4" w:space="0" w:color="000000"/>
               <w:start w:val="single" w:sz="4" w:space="0" w:color="000000"/>
@@ -6177,7 +5996,7 @@
         <w:trPr/>
         <w:tc>
           <w:tcPr>
-            <w:tcW w:w="2799" w:type="dxa"/>
+            <w:tcW w:w="2798" w:type="dxa"/>
             <w:tcBorders>
               <w:top w:val="single" w:sz="4" w:space="0" w:color="000000"/>
               <w:start w:val="single" w:sz="4" w:space="0" w:color="000000"/>
@@ -6200,7 +6019,7 @@
         </w:tc>
         <w:tc>
           <w:tcPr>
-            <w:tcW w:w="6227" w:type="dxa"/>
+            <w:tcW w:w="6228" w:type="dxa"/>
             <w:tcBorders>
               <w:top w:val="single" w:sz="4" w:space="0" w:color="000000"/>
               <w:start w:val="single" w:sz="4" w:space="0" w:color="000000"/>
@@ -6226,7 +6045,7 @@
         <w:trPr/>
         <w:tc>
           <w:tcPr>
-            <w:tcW w:w="2799" w:type="dxa"/>
+            <w:tcW w:w="2798" w:type="dxa"/>
             <w:tcBorders>
               <w:top w:val="single" w:sz="4" w:space="0" w:color="000000"/>
               <w:start w:val="single" w:sz="4" w:space="0" w:color="000000"/>
@@ -6249,7 +6068,7 @@
         </w:tc>
         <w:tc>
           <w:tcPr>
-            <w:tcW w:w="6227" w:type="dxa"/>
+            <w:tcW w:w="6228" w:type="dxa"/>
             <w:tcBorders>
               <w:top w:val="single" w:sz="4" w:space="0" w:color="000000"/>
               <w:start w:val="single" w:sz="4" w:space="0" w:color="000000"/>
@@ -6465,8 +6284,8 @@
         <w:tblLook w:firstRow="1" w:noVBand="1" w:lastRow="0" w:firstColumn="1" w:lastColumn="0" w:noHBand="0" w:val="04a0"/>
       </w:tblPr>
       <w:tblGrid>
-        <w:gridCol w:w="2799"/>
-        <w:gridCol w:w="6227"/>
+        <w:gridCol w:w="2798"/>
+        <w:gridCol w:w="6228"/>
       </w:tblGrid>
       <w:tr>
         <w:trPr>
@@ -6474,7 +6293,7 @@
         </w:trPr>
         <w:tc>
           <w:tcPr>
-            <w:tcW w:w="2799" w:type="dxa"/>
+            <w:tcW w:w="2798" w:type="dxa"/>
             <w:tcBorders>
               <w:top w:val="single" w:sz="4" w:space="0" w:color="000000"/>
               <w:start w:val="single" w:sz="4" w:space="0" w:color="000000"/>
@@ -6501,7 +6320,7 @@
         </w:tc>
         <w:tc>
           <w:tcPr>
-            <w:tcW w:w="6227" w:type="dxa"/>
+            <w:tcW w:w="6228" w:type="dxa"/>
             <w:tcBorders>
               <w:top w:val="single" w:sz="4" w:space="0" w:color="000000"/>
               <w:start w:val="single" w:sz="4" w:space="0" w:color="000000"/>
@@ -6528,7 +6347,7 @@
         <w:trPr/>
         <w:tc>
           <w:tcPr>
-            <w:tcW w:w="2799" w:type="dxa"/>
+            <w:tcW w:w="2798" w:type="dxa"/>
             <w:tcBorders>
               <w:top w:val="single" w:sz="4" w:space="0" w:color="000000"/>
               <w:start w:val="single" w:sz="4" w:space="0" w:color="000000"/>
@@ -6551,7 +6370,7 @@
         </w:tc>
         <w:tc>
           <w:tcPr>
-            <w:tcW w:w="6227" w:type="dxa"/>
+            <w:tcW w:w="6228" w:type="dxa"/>
             <w:tcBorders>
               <w:top w:val="single" w:sz="4" w:space="0" w:color="000000"/>
               <w:start w:val="single" w:sz="4" w:space="0" w:color="000000"/>
@@ -6607,7 +6426,7 @@
         <w:trPr/>
         <w:tc>
           <w:tcPr>
-            <w:tcW w:w="2799" w:type="dxa"/>
+            <w:tcW w:w="2798" w:type="dxa"/>
             <w:tcBorders>
               <w:top w:val="single" w:sz="4" w:space="0" w:color="000000"/>
               <w:start w:val="single" w:sz="4" w:space="0" w:color="000000"/>
@@ -6630,7 +6449,7 @@
         </w:tc>
         <w:tc>
           <w:tcPr>
-            <w:tcW w:w="6227" w:type="dxa"/>
+            <w:tcW w:w="6228" w:type="dxa"/>
             <w:tcBorders>
               <w:top w:val="single" w:sz="4" w:space="0" w:color="000000"/>
               <w:start w:val="single" w:sz="4" w:space="0" w:color="000000"/>
@@ -6656,7 +6475,7 @@
         <w:trPr/>
         <w:tc>
           <w:tcPr>
-            <w:tcW w:w="2799" w:type="dxa"/>
+            <w:tcW w:w="2798" w:type="dxa"/>
             <w:tcBorders>
               <w:top w:val="single" w:sz="4" w:space="0" w:color="000000"/>
               <w:start w:val="single" w:sz="4" w:space="0" w:color="000000"/>
@@ -6679,7 +6498,7 @@
         </w:tc>
         <w:tc>
           <w:tcPr>
-            <w:tcW w:w="6227" w:type="dxa"/>
+            <w:tcW w:w="6228" w:type="dxa"/>
             <w:tcBorders>
               <w:top w:val="single" w:sz="4" w:space="0" w:color="000000"/>
               <w:start w:val="single" w:sz="4" w:space="0" w:color="000000"/>
@@ -6705,7 +6524,7 @@
         <w:trPr/>
         <w:tc>
           <w:tcPr>
-            <w:tcW w:w="2799" w:type="dxa"/>
+            <w:tcW w:w="2798" w:type="dxa"/>
             <w:tcBorders>
               <w:top w:val="single" w:sz="4" w:space="0" w:color="000000"/>
               <w:start w:val="single" w:sz="4" w:space="0" w:color="000000"/>
@@ -6728,7 +6547,7 @@
         </w:tc>
         <w:tc>
           <w:tcPr>
-            <w:tcW w:w="6227" w:type="dxa"/>
+            <w:tcW w:w="6228" w:type="dxa"/>
             <w:tcBorders>
               <w:top w:val="single" w:sz="4" w:space="0" w:color="000000"/>
               <w:start w:val="single" w:sz="4" w:space="0" w:color="000000"/>
@@ -6963,8 +6782,8 @@
       </w:tblPr>
       <w:tblGrid>
         <w:gridCol w:w="2400"/>
-        <w:gridCol w:w="2799"/>
-        <w:gridCol w:w="3827"/>
+        <w:gridCol w:w="2798"/>
+        <w:gridCol w:w="3828"/>
       </w:tblGrid>
       <w:tr>
         <w:trPr>
@@ -6999,7 +6818,7 @@
         </w:tc>
         <w:tc>
           <w:tcPr>
-            <w:tcW w:w="2799" w:type="dxa"/>
+            <w:tcW w:w="2798" w:type="dxa"/>
             <w:tcBorders>
               <w:top w:val="single" w:sz="4" w:space="0" w:color="000000"/>
               <w:start w:val="single" w:sz="4" w:space="0" w:color="000000"/>
@@ -7023,7 +6842,7 @@
         </w:tc>
         <w:tc>
           <w:tcPr>
-            <w:tcW w:w="3827" w:type="dxa"/>
+            <w:tcW w:w="3828" w:type="dxa"/>
             <w:tcBorders>
               <w:top w:val="single" w:sz="4" w:space="0" w:color="000000"/>
               <w:start w:val="single" w:sz="4" w:space="0" w:color="000000"/>
@@ -7073,7 +6892,7 @@
         </w:tc>
         <w:tc>
           <w:tcPr>
-            <w:tcW w:w="2799" w:type="dxa"/>
+            <w:tcW w:w="2798" w:type="dxa"/>
             <w:tcBorders>
               <w:top w:val="single" w:sz="4" w:space="0" w:color="000000"/>
               <w:start w:val="single" w:sz="4" w:space="0" w:color="000000"/>
@@ -7096,7 +6915,7 @@
         </w:tc>
         <w:tc>
           <w:tcPr>
-            <w:tcW w:w="3827" w:type="dxa"/>
+            <w:tcW w:w="3828" w:type="dxa"/>
             <w:tcBorders>
               <w:top w:val="single" w:sz="4" w:space="0" w:color="000000"/>
               <w:start w:val="single" w:sz="4" w:space="0" w:color="000000"/>
@@ -7145,7 +6964,7 @@
         </w:tc>
         <w:tc>
           <w:tcPr>
-            <w:tcW w:w="2799" w:type="dxa"/>
+            <w:tcW w:w="2798" w:type="dxa"/>
             <w:tcBorders>
               <w:top w:val="single" w:sz="4" w:space="0" w:color="000000"/>
               <w:start w:val="single" w:sz="4" w:space="0" w:color="000000"/>
@@ -7168,7 +6987,7 @@
         </w:tc>
         <w:tc>
           <w:tcPr>
-            <w:tcW w:w="3827" w:type="dxa"/>
+            <w:tcW w:w="3828" w:type="dxa"/>
             <w:tcBorders>
               <w:top w:val="single" w:sz="4" w:space="0" w:color="000000"/>
               <w:start w:val="single" w:sz="4" w:space="0" w:color="000000"/>
@@ -7217,7 +7036,7 @@
         </w:tc>
         <w:tc>
           <w:tcPr>
-            <w:tcW w:w="2799" w:type="dxa"/>
+            <w:tcW w:w="2798" w:type="dxa"/>
             <w:tcBorders>
               <w:top w:val="single" w:sz="4" w:space="0" w:color="000000"/>
               <w:start w:val="single" w:sz="4" w:space="0" w:color="000000"/>
@@ -7240,7 +7059,7 @@
         </w:tc>
         <w:tc>
           <w:tcPr>
-            <w:tcW w:w="3827" w:type="dxa"/>
+            <w:tcW w:w="3828" w:type="dxa"/>
             <w:tcBorders>
               <w:top w:val="single" w:sz="4" w:space="0" w:color="000000"/>
               <w:start w:val="single" w:sz="4" w:space="0" w:color="000000"/>
@@ -7317,8 +7136,8 @@
       </w:tblPr>
       <w:tblGrid>
         <w:gridCol w:w="2400"/>
-        <w:gridCol w:w="2799"/>
-        <w:gridCol w:w="3827"/>
+        <w:gridCol w:w="2798"/>
+        <w:gridCol w:w="3828"/>
       </w:tblGrid>
       <w:tr>
         <w:trPr>
@@ -7353,7 +7172,7 @@
         </w:tc>
         <w:tc>
           <w:tcPr>
-            <w:tcW w:w="2799" w:type="dxa"/>
+            <w:tcW w:w="2798" w:type="dxa"/>
             <w:tcBorders>
               <w:top w:val="single" w:sz="4" w:space="0" w:color="000000"/>
               <w:start w:val="single" w:sz="4" w:space="0" w:color="000000"/>
@@ -7377,7 +7196,7 @@
         </w:tc>
         <w:tc>
           <w:tcPr>
-            <w:tcW w:w="3827" w:type="dxa"/>
+            <w:tcW w:w="3828" w:type="dxa"/>
             <w:tcBorders>
               <w:top w:val="single" w:sz="4" w:space="0" w:color="000000"/>
               <w:start w:val="single" w:sz="4" w:space="0" w:color="000000"/>
@@ -7427,7 +7246,7 @@
         </w:tc>
         <w:tc>
           <w:tcPr>
-            <w:tcW w:w="2799" w:type="dxa"/>
+            <w:tcW w:w="2798" w:type="dxa"/>
             <w:tcBorders>
               <w:top w:val="single" w:sz="4" w:space="0" w:color="000000"/>
               <w:start w:val="single" w:sz="4" w:space="0" w:color="000000"/>
@@ -7450,7 +7269,7 @@
         </w:tc>
         <w:tc>
           <w:tcPr>
-            <w:tcW w:w="3827" w:type="dxa"/>
+            <w:tcW w:w="3828" w:type="dxa"/>
             <w:tcBorders>
               <w:top w:val="single" w:sz="4" w:space="0" w:color="000000"/>
               <w:start w:val="single" w:sz="4" w:space="0" w:color="000000"/>
@@ -7499,7 +7318,7 @@
         </w:tc>
         <w:tc>
           <w:tcPr>
-            <w:tcW w:w="2799" w:type="dxa"/>
+            <w:tcW w:w="2798" w:type="dxa"/>
             <w:tcBorders>
               <w:top w:val="single" w:sz="4" w:space="0" w:color="000000"/>
               <w:start w:val="single" w:sz="4" w:space="0" w:color="000000"/>
@@ -7522,7 +7341,7 @@
         </w:tc>
         <w:tc>
           <w:tcPr>
-            <w:tcW w:w="3827" w:type="dxa"/>
+            <w:tcW w:w="3828" w:type="dxa"/>
             <w:tcBorders>
               <w:top w:val="single" w:sz="4" w:space="0" w:color="000000"/>
               <w:start w:val="single" w:sz="4" w:space="0" w:color="000000"/>
@@ -7571,7 +7390,7 @@
         </w:tc>
         <w:tc>
           <w:tcPr>
-            <w:tcW w:w="2799" w:type="dxa"/>
+            <w:tcW w:w="2798" w:type="dxa"/>
             <w:tcBorders>
               <w:top w:val="single" w:sz="4" w:space="0" w:color="000000"/>
               <w:start w:val="single" w:sz="4" w:space="0" w:color="000000"/>
@@ -7594,7 +7413,7 @@
         </w:tc>
         <w:tc>
           <w:tcPr>
-            <w:tcW w:w="3827" w:type="dxa"/>
+            <w:tcW w:w="3828" w:type="dxa"/>
             <w:tcBorders>
               <w:top w:val="single" w:sz="4" w:space="0" w:color="000000"/>
               <w:start w:val="single" w:sz="4" w:space="0" w:color="000000"/>
@@ -7643,7 +7462,7 @@
         </w:tc>
         <w:tc>
           <w:tcPr>
-            <w:tcW w:w="2799" w:type="dxa"/>
+            <w:tcW w:w="2798" w:type="dxa"/>
             <w:tcBorders>
               <w:top w:val="single" w:sz="4" w:space="0" w:color="000000"/>
               <w:start w:val="single" w:sz="4" w:space="0" w:color="000000"/>
@@ -7666,7 +7485,7 @@
         </w:tc>
         <w:tc>
           <w:tcPr>
-            <w:tcW w:w="3827" w:type="dxa"/>
+            <w:tcW w:w="3828" w:type="dxa"/>
             <w:tcBorders>
               <w:top w:val="single" w:sz="4" w:space="0" w:color="000000"/>
               <w:start w:val="single" w:sz="4" w:space="0" w:color="000000"/>
@@ -7755,8 +7574,8 @@
       </w:tblPr>
       <w:tblGrid>
         <w:gridCol w:w="2400"/>
-        <w:gridCol w:w="2799"/>
-        <w:gridCol w:w="3827"/>
+        <w:gridCol w:w="2798"/>
+        <w:gridCol w:w="3828"/>
       </w:tblGrid>
       <w:tr>
         <w:trPr>
@@ -7791,7 +7610,7 @@
         </w:tc>
         <w:tc>
           <w:tcPr>
-            <w:tcW w:w="2799" w:type="dxa"/>
+            <w:tcW w:w="2798" w:type="dxa"/>
             <w:tcBorders>
               <w:top w:val="single" w:sz="4" w:space="0" w:color="000000"/>
               <w:start w:val="single" w:sz="4" w:space="0" w:color="000000"/>
@@ -7815,7 +7634,7 @@
         </w:tc>
         <w:tc>
           <w:tcPr>
-            <w:tcW w:w="3827" w:type="dxa"/>
+            <w:tcW w:w="3828" w:type="dxa"/>
             <w:tcBorders>
               <w:top w:val="single" w:sz="4" w:space="0" w:color="000000"/>
               <w:start w:val="single" w:sz="4" w:space="0" w:color="000000"/>
@@ -7865,7 +7684,7 @@
         </w:tc>
         <w:tc>
           <w:tcPr>
-            <w:tcW w:w="2799" w:type="dxa"/>
+            <w:tcW w:w="2798" w:type="dxa"/>
             <w:tcBorders>
               <w:top w:val="single" w:sz="4" w:space="0" w:color="000000"/>
               <w:start w:val="single" w:sz="4" w:space="0" w:color="000000"/>
@@ -7888,7 +7707,7 @@
         </w:tc>
         <w:tc>
           <w:tcPr>
-            <w:tcW w:w="3827" w:type="dxa"/>
+            <w:tcW w:w="3828" w:type="dxa"/>
             <w:tcBorders>
               <w:top w:val="single" w:sz="4" w:space="0" w:color="000000"/>
               <w:start w:val="single" w:sz="4" w:space="0" w:color="000000"/>
@@ -7937,7 +7756,7 @@
         </w:tc>
         <w:tc>
           <w:tcPr>
-            <w:tcW w:w="2799" w:type="dxa"/>
+            <w:tcW w:w="2798" w:type="dxa"/>
             <w:tcBorders>
               <w:top w:val="single" w:sz="4" w:space="0" w:color="000000"/>
               <w:start w:val="single" w:sz="4" w:space="0" w:color="000000"/>
@@ -7960,7 +7779,7 @@
         </w:tc>
         <w:tc>
           <w:tcPr>
-            <w:tcW w:w="3827" w:type="dxa"/>
+            <w:tcW w:w="3828" w:type="dxa"/>
             <w:tcBorders>
               <w:top w:val="single" w:sz="4" w:space="0" w:color="000000"/>
               <w:start w:val="single" w:sz="4" w:space="0" w:color="000000"/>
@@ -8009,7 +7828,7 @@
         </w:tc>
         <w:tc>
           <w:tcPr>
-            <w:tcW w:w="2799" w:type="dxa"/>
+            <w:tcW w:w="2798" w:type="dxa"/>
             <w:tcBorders>
               <w:top w:val="single" w:sz="4" w:space="0" w:color="000000"/>
               <w:start w:val="single" w:sz="4" w:space="0" w:color="000000"/>
@@ -8032,7 +7851,7 @@
         </w:tc>
         <w:tc>
           <w:tcPr>
-            <w:tcW w:w="3827" w:type="dxa"/>
+            <w:tcW w:w="3828" w:type="dxa"/>
             <w:tcBorders>
               <w:top w:val="single" w:sz="4" w:space="0" w:color="000000"/>
               <w:start w:val="single" w:sz="4" w:space="0" w:color="000000"/>
@@ -8081,7 +7900,7 @@
         </w:tc>
         <w:tc>
           <w:tcPr>
-            <w:tcW w:w="2799" w:type="dxa"/>
+            <w:tcW w:w="2798" w:type="dxa"/>
             <w:tcBorders>
               <w:top w:val="single" w:sz="4" w:space="0" w:color="000000"/>
               <w:start w:val="single" w:sz="4" w:space="0" w:color="000000"/>
@@ -8104,7 +7923,7 @@
         </w:tc>
         <w:tc>
           <w:tcPr>
-            <w:tcW w:w="3827" w:type="dxa"/>
+            <w:tcW w:w="3828" w:type="dxa"/>
             <w:tcBorders>
               <w:top w:val="single" w:sz="4" w:space="0" w:color="000000"/>
               <w:start w:val="single" w:sz="4" w:space="0" w:color="000000"/>
@@ -8153,7 +7972,7 @@
         </w:tc>
         <w:tc>
           <w:tcPr>
-            <w:tcW w:w="2799" w:type="dxa"/>
+            <w:tcW w:w="2798" w:type="dxa"/>
             <w:tcBorders>
               <w:top w:val="single" w:sz="4" w:space="0" w:color="000000"/>
               <w:start w:val="single" w:sz="4" w:space="0" w:color="000000"/>
@@ -8176,7 +7995,7 @@
         </w:tc>
         <w:tc>
           <w:tcPr>
-            <w:tcW w:w="3827" w:type="dxa"/>
+            <w:tcW w:w="3828" w:type="dxa"/>
             <w:tcBorders>
               <w:top w:val="single" w:sz="4" w:space="0" w:color="000000"/>
               <w:start w:val="single" w:sz="4" w:space="0" w:color="000000"/>
@@ -8225,7 +8044,7 @@
         </w:tc>
         <w:tc>
           <w:tcPr>
-            <w:tcW w:w="2799" w:type="dxa"/>
+            <w:tcW w:w="2798" w:type="dxa"/>
             <w:tcBorders>
               <w:top w:val="single" w:sz="4" w:space="0" w:color="000000"/>
               <w:start w:val="single" w:sz="4" w:space="0" w:color="000000"/>
@@ -8248,7 +8067,7 @@
         </w:tc>
         <w:tc>
           <w:tcPr>
-            <w:tcW w:w="3827" w:type="dxa"/>
+            <w:tcW w:w="3828" w:type="dxa"/>
             <w:tcBorders>
               <w:top w:val="single" w:sz="4" w:space="0" w:color="000000"/>
               <w:start w:val="single" w:sz="4" w:space="0" w:color="000000"/>
@@ -8358,9 +8177,9 @@
         <w:tblLook w:firstRow="1" w:noVBand="1" w:lastRow="0" w:firstColumn="1" w:lastColumn="0" w:noHBand="0" w:val="04a0"/>
       </w:tblPr>
       <w:tblGrid>
-        <w:gridCol w:w="2799"/>
+        <w:gridCol w:w="2798"/>
         <w:gridCol w:w="2400"/>
-        <w:gridCol w:w="3827"/>
+        <w:gridCol w:w="3828"/>
       </w:tblGrid>
       <w:tr>
         <w:trPr>
@@ -8368,7 +8187,7 @@
         </w:trPr>
         <w:tc>
           <w:tcPr>
-            <w:tcW w:w="2799" w:type="dxa"/>
+            <w:tcW w:w="2798" w:type="dxa"/>
             <w:tcBorders>
               <w:top w:val="single" w:sz="4" w:space="0" w:color="000000"/>
               <w:start w:val="single" w:sz="4" w:space="0" w:color="000000"/>
@@ -8419,7 +8238,7 @@
         </w:tc>
         <w:tc>
           <w:tcPr>
-            <w:tcW w:w="3827" w:type="dxa"/>
+            <w:tcW w:w="3828" w:type="dxa"/>
             <w:tcBorders>
               <w:top w:val="single" w:sz="4" w:space="0" w:color="000000"/>
               <w:start w:val="single" w:sz="4" w:space="0" w:color="000000"/>
@@ -8446,7 +8265,7 @@
         <w:trPr/>
         <w:tc>
           <w:tcPr>
-            <w:tcW w:w="2799" w:type="dxa"/>
+            <w:tcW w:w="2798" w:type="dxa"/>
             <w:tcBorders>
               <w:top w:val="single" w:sz="4" w:space="0" w:color="000000"/>
               <w:start w:val="single" w:sz="4" w:space="0" w:color="000000"/>
@@ -8492,7 +8311,7 @@
         </w:tc>
         <w:tc>
           <w:tcPr>
-            <w:tcW w:w="3827" w:type="dxa"/>
+            <w:tcW w:w="3828" w:type="dxa"/>
             <w:tcBorders>
               <w:top w:val="single" w:sz="4" w:space="0" w:color="000000"/>
               <w:start w:val="single" w:sz="4" w:space="0" w:color="000000"/>
@@ -8518,7 +8337,7 @@
         <w:trPr/>
         <w:tc>
           <w:tcPr>
-            <w:tcW w:w="2799" w:type="dxa"/>
+            <w:tcW w:w="2798" w:type="dxa"/>
             <w:tcBorders>
               <w:top w:val="single" w:sz="4" w:space="0" w:color="000000"/>
               <w:start w:val="single" w:sz="4" w:space="0" w:color="000000"/>
@@ -8564,7 +8383,7 @@
         </w:tc>
         <w:tc>
           <w:tcPr>
-            <w:tcW w:w="3827" w:type="dxa"/>
+            <w:tcW w:w="3828" w:type="dxa"/>
             <w:tcBorders>
               <w:top w:val="single" w:sz="4" w:space="0" w:color="000000"/>
               <w:start w:val="single" w:sz="4" w:space="0" w:color="000000"/>
@@ -8590,7 +8409,7 @@
         <w:trPr/>
         <w:tc>
           <w:tcPr>
-            <w:tcW w:w="2799" w:type="dxa"/>
+            <w:tcW w:w="2798" w:type="dxa"/>
             <w:tcBorders>
               <w:top w:val="single" w:sz="4" w:space="0" w:color="000000"/>
               <w:start w:val="single" w:sz="4" w:space="0" w:color="000000"/>
@@ -8636,7 +8455,7 @@
         </w:tc>
         <w:tc>
           <w:tcPr>
-            <w:tcW w:w="3827" w:type="dxa"/>
+            <w:tcW w:w="3828" w:type="dxa"/>
             <w:tcBorders>
               <w:top w:val="single" w:sz="4" w:space="0" w:color="000000"/>
               <w:start w:val="single" w:sz="4" w:space="0" w:color="000000"/>
@@ -8662,7 +8481,7 @@
         <w:trPr/>
         <w:tc>
           <w:tcPr>
-            <w:tcW w:w="2799" w:type="dxa"/>
+            <w:tcW w:w="2798" w:type="dxa"/>
             <w:tcBorders>
               <w:top w:val="single" w:sz="4" w:space="0" w:color="000000"/>
               <w:start w:val="single" w:sz="4" w:space="0" w:color="000000"/>
@@ -8708,7 +8527,7 @@
         </w:tc>
         <w:tc>
           <w:tcPr>
-            <w:tcW w:w="3827" w:type="dxa"/>
+            <w:tcW w:w="3828" w:type="dxa"/>
             <w:tcBorders>
               <w:top w:val="single" w:sz="4" w:space="0" w:color="000000"/>
               <w:start w:val="single" w:sz="4" w:space="0" w:color="000000"/>
@@ -8734,7 +8553,7 @@
         <w:trPr/>
         <w:tc>
           <w:tcPr>
-            <w:tcW w:w="2799" w:type="dxa"/>
+            <w:tcW w:w="2798" w:type="dxa"/>
             <w:tcBorders>
               <w:top w:val="single" w:sz="4" w:space="0" w:color="000000"/>
               <w:start w:val="single" w:sz="4" w:space="0" w:color="000000"/>
@@ -8780,7 +8599,7 @@
         </w:tc>
         <w:tc>
           <w:tcPr>
-            <w:tcW w:w="3827" w:type="dxa"/>
+            <w:tcW w:w="3828" w:type="dxa"/>
             <w:tcBorders>
               <w:top w:val="single" w:sz="4" w:space="0" w:color="000000"/>
               <w:start w:val="single" w:sz="4" w:space="0" w:color="000000"/>
@@ -8890,9 +8709,9 @@
         <w:tblLook w:firstRow="1" w:noVBand="1" w:lastRow="0" w:firstColumn="1" w:lastColumn="0" w:noHBand="0" w:val="04a0"/>
       </w:tblPr>
       <w:tblGrid>
-        <w:gridCol w:w="2799"/>
+        <w:gridCol w:w="2798"/>
         <w:gridCol w:w="2400"/>
-        <w:gridCol w:w="3827"/>
+        <w:gridCol w:w="3828"/>
       </w:tblGrid>
       <w:tr>
         <w:trPr>
@@ -8900,7 +8719,7 @@
         </w:trPr>
         <w:tc>
           <w:tcPr>
-            <w:tcW w:w="2799" w:type="dxa"/>
+            <w:tcW w:w="2798" w:type="dxa"/>
             <w:tcBorders>
               <w:top w:val="single" w:sz="4" w:space="0" w:color="000000"/>
               <w:start w:val="single" w:sz="4" w:space="0" w:color="000000"/>
@@ -8951,7 +8770,7 @@
         </w:tc>
         <w:tc>
           <w:tcPr>
-            <w:tcW w:w="3827" w:type="dxa"/>
+            <w:tcW w:w="3828" w:type="dxa"/>
             <w:tcBorders>
               <w:top w:val="single" w:sz="4" w:space="0" w:color="000000"/>
               <w:start w:val="single" w:sz="4" w:space="0" w:color="000000"/>
@@ -8978,7 +8797,7 @@
         <w:trPr/>
         <w:tc>
           <w:tcPr>
-            <w:tcW w:w="2799" w:type="dxa"/>
+            <w:tcW w:w="2798" w:type="dxa"/>
             <w:tcBorders>
               <w:top w:val="single" w:sz="4" w:space="0" w:color="000000"/>
               <w:start w:val="single" w:sz="4" w:space="0" w:color="000000"/>
@@ -9024,7 +8843,7 @@
         </w:tc>
         <w:tc>
           <w:tcPr>
-            <w:tcW w:w="3827" w:type="dxa"/>
+            <w:tcW w:w="3828" w:type="dxa"/>
             <w:tcBorders>
               <w:top w:val="single" w:sz="4" w:space="0" w:color="000000"/>
               <w:start w:val="single" w:sz="4" w:space="0" w:color="000000"/>
@@ -9050,7 +8869,7 @@
         <w:trPr/>
         <w:tc>
           <w:tcPr>
-            <w:tcW w:w="2799" w:type="dxa"/>
+            <w:tcW w:w="2798" w:type="dxa"/>
             <w:tcBorders>
               <w:top w:val="single" w:sz="4" w:space="0" w:color="000000"/>
               <w:start w:val="single" w:sz="4" w:space="0" w:color="000000"/>
@@ -9096,7 +8915,7 @@
         </w:tc>
         <w:tc>
           <w:tcPr>
-            <w:tcW w:w="3827" w:type="dxa"/>
+            <w:tcW w:w="3828" w:type="dxa"/>
             <w:tcBorders>
               <w:top w:val="single" w:sz="4" w:space="0" w:color="000000"/>
               <w:start w:val="single" w:sz="4" w:space="0" w:color="000000"/>
@@ -9122,7 +8941,7 @@
         <w:trPr/>
         <w:tc>
           <w:tcPr>
-            <w:tcW w:w="2799" w:type="dxa"/>
+            <w:tcW w:w="2798" w:type="dxa"/>
             <w:tcBorders>
               <w:top w:val="single" w:sz="4" w:space="0" w:color="000000"/>
               <w:start w:val="single" w:sz="4" w:space="0" w:color="000000"/>
@@ -9168,7 +8987,7 @@
         </w:tc>
         <w:tc>
           <w:tcPr>
-            <w:tcW w:w="3827" w:type="dxa"/>
+            <w:tcW w:w="3828" w:type="dxa"/>
             <w:tcBorders>
               <w:top w:val="single" w:sz="4" w:space="0" w:color="000000"/>
               <w:start w:val="single" w:sz="4" w:space="0" w:color="000000"/>
@@ -9194,7 +9013,7 @@
         <w:trPr/>
         <w:tc>
           <w:tcPr>
-            <w:tcW w:w="2799" w:type="dxa"/>
+            <w:tcW w:w="2798" w:type="dxa"/>
             <w:tcBorders>
               <w:top w:val="single" w:sz="4" w:space="0" w:color="000000"/>
               <w:start w:val="single" w:sz="4" w:space="0" w:color="000000"/>
@@ -9240,7 +9059,7 @@
         </w:tc>
         <w:tc>
           <w:tcPr>
-            <w:tcW w:w="3827" w:type="dxa"/>
+            <w:tcW w:w="3828" w:type="dxa"/>
             <w:tcBorders>
               <w:top w:val="single" w:sz="4" w:space="0" w:color="000000"/>
               <w:start w:val="single" w:sz="4" w:space="0" w:color="000000"/>
@@ -9457,9 +9276,9 @@
       </w:tblPr>
       <w:tblGrid>
         <w:gridCol w:w="2418"/>
-        <w:gridCol w:w="2218"/>
+        <w:gridCol w:w="2217"/>
         <w:gridCol w:w="1891"/>
-        <w:gridCol w:w="2499"/>
+        <w:gridCol w:w="2500"/>
       </w:tblGrid>
       <w:tr>
         <w:trPr>
@@ -9494,7 +9313,7 @@
         </w:tc>
         <w:tc>
           <w:tcPr>
-            <w:tcW w:w="2218" w:type="dxa"/>
+            <w:tcW w:w="2217" w:type="dxa"/>
             <w:tcBorders>
               <w:top w:val="single" w:sz="4" w:space="0" w:color="000000"/>
               <w:start w:val="single" w:sz="4" w:space="0" w:color="000000"/>
@@ -9542,7 +9361,7 @@
         </w:tc>
         <w:tc>
           <w:tcPr>
-            <w:tcW w:w="2499" w:type="dxa"/>
+            <w:tcW w:w="2500" w:type="dxa"/>
             <w:tcBorders>
               <w:top w:val="single" w:sz="4" w:space="0" w:color="000000"/>
               <w:start w:val="single" w:sz="4" w:space="0" w:color="000000"/>
@@ -9592,7 +9411,7 @@
         </w:tc>
         <w:tc>
           <w:tcPr>
-            <w:tcW w:w="2218" w:type="dxa"/>
+            <w:tcW w:w="2217" w:type="dxa"/>
             <w:tcBorders>
               <w:top w:val="single" w:sz="4" w:space="0" w:color="000000"/>
               <w:start w:val="single" w:sz="4" w:space="0" w:color="000000"/>
@@ -9638,7 +9457,7 @@
         </w:tc>
         <w:tc>
           <w:tcPr>
-            <w:tcW w:w="2499" w:type="dxa"/>
+            <w:tcW w:w="2500" w:type="dxa"/>
             <w:tcBorders>
               <w:top w:val="single" w:sz="4" w:space="0" w:color="000000"/>
               <w:start w:val="single" w:sz="4" w:space="0" w:color="000000"/>
@@ -9687,7 +9506,7 @@
         </w:tc>
         <w:tc>
           <w:tcPr>
-            <w:tcW w:w="2218" w:type="dxa"/>
+            <w:tcW w:w="2217" w:type="dxa"/>
             <w:tcBorders>
               <w:top w:val="single" w:sz="4" w:space="0" w:color="000000"/>
               <w:start w:val="single" w:sz="4" w:space="0" w:color="000000"/>
@@ -9733,7 +9552,7 @@
         </w:tc>
         <w:tc>
           <w:tcPr>
-            <w:tcW w:w="2499" w:type="dxa"/>
+            <w:tcW w:w="2500" w:type="dxa"/>
             <w:tcBorders>
               <w:top w:val="single" w:sz="4" w:space="0" w:color="000000"/>
               <w:start w:val="single" w:sz="4" w:space="0" w:color="000000"/>
@@ -9782,7 +9601,7 @@
         </w:tc>
         <w:tc>
           <w:tcPr>
-            <w:tcW w:w="2218" w:type="dxa"/>
+            <w:tcW w:w="2217" w:type="dxa"/>
             <w:tcBorders>
               <w:top w:val="single" w:sz="4" w:space="0" w:color="000000"/>
               <w:start w:val="single" w:sz="4" w:space="0" w:color="000000"/>
@@ -9828,7 +9647,7 @@
         </w:tc>
         <w:tc>
           <w:tcPr>
-            <w:tcW w:w="2499" w:type="dxa"/>
+            <w:tcW w:w="2500" w:type="dxa"/>
             <w:tcBorders>
               <w:top w:val="single" w:sz="4" w:space="0" w:color="000000"/>
               <w:start w:val="single" w:sz="4" w:space="0" w:color="000000"/>
@@ -9877,7 +9696,7 @@
         </w:tc>
         <w:tc>
           <w:tcPr>
-            <w:tcW w:w="2218" w:type="dxa"/>
+            <w:tcW w:w="2217" w:type="dxa"/>
             <w:tcBorders>
               <w:top w:val="single" w:sz="4" w:space="0" w:color="000000"/>
               <w:start w:val="single" w:sz="4" w:space="0" w:color="000000"/>
@@ -9923,7 +9742,7 @@
         </w:tc>
         <w:tc>
           <w:tcPr>
-            <w:tcW w:w="2499" w:type="dxa"/>
+            <w:tcW w:w="2500" w:type="dxa"/>
             <w:tcBorders>
               <w:top w:val="single" w:sz="4" w:space="0" w:color="000000"/>
               <w:start w:val="single" w:sz="4" w:space="0" w:color="000000"/>
@@ -10009,8 +9828,8 @@
         <w:tblLook w:firstRow="1" w:noVBand="1" w:lastRow="0" w:firstColumn="1" w:lastColumn="0" w:noHBand="0" w:val="04a0"/>
       </w:tblPr>
       <w:tblGrid>
-        <w:gridCol w:w="2799"/>
-        <w:gridCol w:w="6227"/>
+        <w:gridCol w:w="2798"/>
+        <w:gridCol w:w="6228"/>
       </w:tblGrid>
       <w:tr>
         <w:trPr>
@@ -10018,7 +9837,7 @@
         </w:trPr>
         <w:tc>
           <w:tcPr>
-            <w:tcW w:w="2799" w:type="dxa"/>
+            <w:tcW w:w="2798" w:type="dxa"/>
             <w:tcBorders>
               <w:top w:val="single" w:sz="4" w:space="0" w:color="000000"/>
               <w:start w:val="single" w:sz="4" w:space="0" w:color="000000"/>
@@ -10045,7 +9864,7 @@
         </w:tc>
         <w:tc>
           <w:tcPr>
-            <w:tcW w:w="6227" w:type="dxa"/>
+            <w:tcW w:w="6228" w:type="dxa"/>
             <w:tcBorders>
               <w:top w:val="single" w:sz="4" w:space="0" w:color="000000"/>
               <w:start w:val="single" w:sz="4" w:space="0" w:color="000000"/>
@@ -10072,7 +9891,7 @@
         <w:trPr/>
         <w:tc>
           <w:tcPr>
-            <w:tcW w:w="2799" w:type="dxa"/>
+            <w:tcW w:w="2798" w:type="dxa"/>
             <w:tcBorders>
               <w:top w:val="single" w:sz="4" w:space="0" w:color="000000"/>
               <w:start w:val="single" w:sz="4" w:space="0" w:color="000000"/>
@@ -10095,7 +9914,7 @@
         </w:tc>
         <w:tc>
           <w:tcPr>
-            <w:tcW w:w="6227" w:type="dxa"/>
+            <w:tcW w:w="6228" w:type="dxa"/>
             <w:tcBorders>
               <w:top w:val="single" w:sz="4" w:space="0" w:color="000000"/>
               <w:start w:val="single" w:sz="4" w:space="0" w:color="000000"/>
@@ -10121,7 +9940,7 @@
         <w:trPr/>
         <w:tc>
           <w:tcPr>
-            <w:tcW w:w="2799" w:type="dxa"/>
+            <w:tcW w:w="2798" w:type="dxa"/>
             <w:tcBorders>
               <w:top w:val="single" w:sz="4" w:space="0" w:color="000000"/>
               <w:start w:val="single" w:sz="4" w:space="0" w:color="000000"/>
@@ -10144,7 +9963,7 @@
         </w:tc>
         <w:tc>
           <w:tcPr>
-            <w:tcW w:w="6227" w:type="dxa"/>
+            <w:tcW w:w="6228" w:type="dxa"/>
             <w:tcBorders>
               <w:top w:val="single" w:sz="4" w:space="0" w:color="000000"/>
               <w:start w:val="single" w:sz="4" w:space="0" w:color="000000"/>
@@ -10170,7 +9989,7 @@
         <w:trPr/>
         <w:tc>
           <w:tcPr>
-            <w:tcW w:w="2799" w:type="dxa"/>
+            <w:tcW w:w="2798" w:type="dxa"/>
             <w:tcBorders>
               <w:top w:val="single" w:sz="4" w:space="0" w:color="000000"/>
               <w:start w:val="single" w:sz="4" w:space="0" w:color="000000"/>
@@ -10193,7 +10012,7 @@
         </w:tc>
         <w:tc>
           <w:tcPr>
-            <w:tcW w:w="6227" w:type="dxa"/>
+            <w:tcW w:w="6228" w:type="dxa"/>
             <w:tcBorders>
               <w:top w:val="single" w:sz="4" w:space="0" w:color="000000"/>
               <w:start w:val="single" w:sz="4" w:space="0" w:color="000000"/>
@@ -10219,7 +10038,7 @@
         <w:trPr/>
         <w:tc>
           <w:tcPr>
-            <w:tcW w:w="2799" w:type="dxa"/>
+            <w:tcW w:w="2798" w:type="dxa"/>
             <w:tcBorders>
               <w:top w:val="single" w:sz="4" w:space="0" w:color="000000"/>
               <w:start w:val="single" w:sz="4" w:space="0" w:color="000000"/>
@@ -10242,7 +10061,7 @@
         </w:tc>
         <w:tc>
           <w:tcPr>
-            <w:tcW w:w="6227" w:type="dxa"/>
+            <w:tcW w:w="6228" w:type="dxa"/>
             <w:tcBorders>
               <w:top w:val="single" w:sz="4" w:space="0" w:color="000000"/>
               <w:start w:val="single" w:sz="4" w:space="0" w:color="000000"/>
@@ -10268,7 +10087,7 @@
         <w:trPr/>
         <w:tc>
           <w:tcPr>
-            <w:tcW w:w="2799" w:type="dxa"/>
+            <w:tcW w:w="2798" w:type="dxa"/>
             <w:tcBorders>
               <w:top w:val="single" w:sz="4" w:space="0" w:color="000000"/>
               <w:start w:val="single" w:sz="4" w:space="0" w:color="000000"/>
@@ -10291,7 +10110,7 @@
         </w:tc>
         <w:tc>
           <w:tcPr>
-            <w:tcW w:w="6227" w:type="dxa"/>
+            <w:tcW w:w="6228" w:type="dxa"/>
             <w:tcBorders>
               <w:top w:val="single" w:sz="4" w:space="0" w:color="000000"/>
               <w:start w:val="single" w:sz="4" w:space="0" w:color="000000"/>
@@ -10355,7 +10174,7 @@
         <w:pStyle w:val="ListParagraph"/>
         <w:numPr>
           <w:ilvl w:val="0"/>
-          <w:numId w:val="3"/>
+          <w:numId w:val="4"/>
         </w:numPr>
         <w:spacing w:lineRule="auto" w:line="360"/>
         <w:rPr/>
@@ -10370,7 +10189,7 @@
         <w:pStyle w:val="ListParagraph"/>
         <w:numPr>
           <w:ilvl w:val="0"/>
-          <w:numId w:val="1"/>
+          <w:numId w:val="2"/>
         </w:numPr>
         <w:spacing w:lineRule="auto" w:line="360"/>
         <w:rPr>
@@ -10423,7 +10242,7 @@
         <w:pStyle w:val="ListParagraph"/>
         <w:numPr>
           <w:ilvl w:val="0"/>
-          <w:numId w:val="1"/>
+          <w:numId w:val="2"/>
         </w:numPr>
         <w:spacing w:lineRule="auto" w:line="360"/>
         <w:rPr>
@@ -10466,7 +10285,7 @@
         <w:pStyle w:val="ListParagraph"/>
         <w:numPr>
           <w:ilvl w:val="0"/>
-          <w:numId w:val="1"/>
+          <w:numId w:val="2"/>
         </w:numPr>
         <w:spacing w:lineRule="auto" w:line="360"/>
         <w:rPr/>
@@ -10481,7 +10300,7 @@
         <w:pStyle w:val="ListParagraph"/>
         <w:numPr>
           <w:ilvl w:val="0"/>
-          <w:numId w:val="1"/>
+          <w:numId w:val="2"/>
         </w:numPr>
         <w:spacing w:lineRule="auto" w:line="360"/>
         <w:rPr/>
@@ -10696,17 +10515,20 @@
           <w:szCs w:val="22"/>
           <w:lang w:val="en-US"/>
         </w:rPr>
-        <w:t>pip install -r requirements.txt</w:t>
-      </w:r>
-    </w:p>
-    <w:p>
-      <w:pPr>
-        <w:pStyle w:val="Normal"/>
-        <w:shd w:val="clear" w:color="auto" w:fill="F2F2F2"/>
-        <w:rPr>
-          <w:lang w:val="en-US"/>
-        </w:rPr>
-      </w:pPr>
+        <w:t xml:space="preserve">git clone </w:t>
+      </w:r>
+      <w:hyperlink r:id="rId2">
+        <w:r>
+          <w:rPr>
+            <w:rStyle w:val="Hyperlink"/>
+            <w:rFonts w:eastAsia="Courier New" w:cs="Courier New" w:ascii="Courier New" w:hAnsi="Courier New"/>
+            <w:sz w:val="22"/>
+            <w:szCs w:val="22"/>
+            <w:lang w:val="en-US"/>
+          </w:rPr>
+          <w:t>https://github.com/yourusername/TrueConf.git</w:t>
+        </w:r>
+      </w:hyperlink>
       <w:r>
         <w:rPr>
           <w:rFonts w:eastAsia="Courier New" w:cs="Courier New" w:ascii="Courier New" w:hAnsi="Courier New"/>
@@ -10714,7 +10536,100 @@
           <w:szCs w:val="22"/>
           <w:lang w:val="en-US"/>
         </w:rPr>
+        <w:br/>
+        <w:t>cd TrueConf</w:t>
+        <w:br/>
+        <w:t xml:space="preserve">conda create --name Lada </w:t>
+      </w:r>
+    </w:p>
+    <w:p>
+      <w:pPr>
+        <w:pStyle w:val="Normal"/>
+        <w:shd w:val="clear" w:color="auto" w:fill="F2F2F2"/>
+        <w:rPr>
+          <w:lang w:val="en-US"/>
+        </w:rPr>
+      </w:pPr>
+      <w:r>
+        <w:rPr>
+          <w:rFonts w:eastAsia="Courier New" w:cs="Courier New" w:ascii="Courier New" w:hAnsi="Courier New"/>
+          <w:sz w:val="22"/>
+          <w:szCs w:val="22"/>
+          <w:lang w:val="en-US"/>
+        </w:rPr>
+        <w:t>conda activate Lada</w:t>
+      </w:r>
+    </w:p>
+    <w:p>
+      <w:pPr>
+        <w:pStyle w:val="Normal"/>
+        <w:shd w:val="clear" w:color="auto" w:fill="F2F2F2"/>
+        <w:rPr>
+          <w:lang w:val="en-US"/>
+        </w:rPr>
+      </w:pPr>
+      <w:r>
+        <w:rPr>
+          <w:rFonts w:eastAsia="Courier New" w:cs="Courier New" w:ascii="Courier New" w:hAnsi="Courier New"/>
+          <w:sz w:val="22"/>
+          <w:szCs w:val="22"/>
+          <w:lang w:val="en-US"/>
+        </w:rPr>
+        <w:t>pip install -r requirements.txt</w:t>
+      </w:r>
+    </w:p>
+    <w:p>
+      <w:pPr>
+        <w:pStyle w:val="Normal"/>
+        <w:shd w:val="clear" w:color="auto" w:fill="F2F2F2"/>
+        <w:rPr>
+          <w:lang w:val="en-US"/>
+        </w:rPr>
+      </w:pPr>
+      <w:r>
+        <w:rPr>
+          <w:rFonts w:eastAsia="Courier New" w:cs="Courier New" w:ascii="Courier New" w:hAnsi="Courier New"/>
+          <w:sz w:val="22"/>
+          <w:szCs w:val="22"/>
+          <w:lang w:val="en-US"/>
+        </w:rPr>
+        <w:t>python DBUPDATE.py</w:t>
+      </w:r>
+    </w:p>
+    <w:p>
+      <w:pPr>
+        <w:pStyle w:val="Normal"/>
+        <w:shd w:val="clear" w:color="auto" w:fill="F2F2F2"/>
+        <w:rPr>
+          <w:lang w:val="en-US"/>
+        </w:rPr>
+      </w:pPr>
+      <w:r>
+        <w:rPr>
+          <w:rFonts w:eastAsia="Courier New" w:cs="Courier New" w:ascii="Courier New" w:hAnsi="Courier New"/>
+          <w:sz w:val="22"/>
+          <w:szCs w:val="22"/>
+          <w:lang w:val="en-US"/>
+        </w:rPr>
         <w:t>python Trueconf.py</w:t>
+      </w:r>
+    </w:p>
+    <w:p>
+      <w:pPr>
+        <w:pStyle w:val="Normal"/>
+        <w:spacing w:lineRule="auto" w:line="360"/>
+        <w:rPr>
+          <w:lang w:val="en-US"/>
+        </w:rPr>
+      </w:pPr>
+      <w:r>
+        <w:rPr>
+          <w:rFonts w:ascii="Consolas;Courier New;monospace" w:hAnsi="Consolas;Courier New;monospace"/>
+          <w:b w:val="false"/>
+          <w:color w:val="3B3B3B"/>
+          <w:sz w:val="21"/>
+          <w:shd w:fill="FFFFFF" w:val="clear"/>
+        </w:rPr>
       </w:r>
     </w:p>
     <w:p>
@@ -10740,7 +10655,15 @@
       </w:pPr>
       <w:r>
         <w:rPr/>
-        <w:t>При первом запуске файл lada.db отсутствует. Необходимо перейти в «Настройки» и нажать кнопку обновления. Процесс занимает 2–5 минут. Повторное обновление доступно не ранее чем через 30 минут.</w:t>
+        <w:t xml:space="preserve">При первом запуске файл lada.db отсутствует. Необходимо </w:t>
+      </w:r>
+      <w:r>
+        <w:rPr/>
+        <w:t xml:space="preserve">инициализировать через </w:t>
+      </w:r>
+      <w:r>
+        <w:rPr/>
+        <w:t xml:space="preserve"> DBUPDATE.py. Повторное обновление доступно не ранее чем через 30 минут.</w:t>
       </w:r>
     </w:p>
     <w:p>
@@ -10786,7 +10709,7 @@
         <w:pStyle w:val="ListParagraph"/>
         <w:numPr>
           <w:ilvl w:val="0"/>
-          <w:numId w:val="1"/>
+          <w:numId w:val="2"/>
         </w:numPr>
         <w:spacing w:lineRule="auto" w:line="360"/>
         <w:rPr/>
@@ -10801,7 +10724,7 @@
         <w:pStyle w:val="ListParagraph"/>
         <w:numPr>
           <w:ilvl w:val="0"/>
-          <w:numId w:val="1"/>
+          <w:numId w:val="2"/>
         </w:numPr>
         <w:spacing w:lineRule="auto" w:line="360"/>
         <w:rPr/>
@@ -10816,7 +10739,7 @@
         <w:pStyle w:val="ListParagraph"/>
         <w:numPr>
           <w:ilvl w:val="0"/>
-          <w:numId w:val="1"/>
+          <w:numId w:val="2"/>
         </w:numPr>
         <w:spacing w:lineRule="auto" w:line="360"/>
         <w:rPr/>
@@ -10831,7 +10754,7 @@
         <w:pStyle w:val="ListParagraph"/>
         <w:numPr>
           <w:ilvl w:val="0"/>
-          <w:numId w:val="1"/>
+          <w:numId w:val="2"/>
         </w:numPr>
         <w:spacing w:lineRule="auto" w:line="360"/>
         <w:rPr/>
@@ -11257,8 +11180,8 @@
       </w:tblPr>
       <w:tblGrid>
         <w:gridCol w:w="2916"/>
-        <w:gridCol w:w="2137"/>
-        <w:gridCol w:w="3973"/>
+        <w:gridCol w:w="2136"/>
+        <w:gridCol w:w="3974"/>
       </w:tblGrid>
       <w:tr>
         <w:trPr>
@@ -11293,7 +11216,7 @@
         </w:tc>
         <w:tc>
           <w:tcPr>
-            <w:tcW w:w="2137" w:type="dxa"/>
+            <w:tcW w:w="2136" w:type="dxa"/>
             <w:tcBorders>
               <w:top w:val="single" w:sz="4" w:space="0" w:color="000000"/>
               <w:start w:val="single" w:sz="4" w:space="0" w:color="000000"/>
@@ -11317,7 +11240,7 @@
         </w:tc>
         <w:tc>
           <w:tcPr>
-            <w:tcW w:w="3973" w:type="dxa"/>
+            <w:tcW w:w="3974" w:type="dxa"/>
             <w:tcBorders>
               <w:top w:val="single" w:sz="4" w:space="0" w:color="000000"/>
               <w:start w:val="single" w:sz="4" w:space="0" w:color="000000"/>
@@ -11371,7 +11294,7 @@
         </w:tc>
         <w:tc>
           <w:tcPr>
-            <w:tcW w:w="2137" w:type="dxa"/>
+            <w:tcW w:w="2136" w:type="dxa"/>
             <w:tcBorders>
               <w:top w:val="single" w:sz="4" w:space="0" w:color="000000"/>
               <w:start w:val="single" w:sz="4" w:space="0" w:color="000000"/>
@@ -11394,7 +11317,7 @@
         </w:tc>
         <w:tc>
           <w:tcPr>
-            <w:tcW w:w="3973" w:type="dxa"/>
+            <w:tcW w:w="3974" w:type="dxa"/>
             <w:tcBorders>
               <w:top w:val="single" w:sz="4" w:space="0" w:color="000000"/>
               <w:start w:val="single" w:sz="4" w:space="0" w:color="000000"/>
@@ -11461,7 +11384,7 @@
         </w:tc>
         <w:tc>
           <w:tcPr>
-            <w:tcW w:w="2137" w:type="dxa"/>
+            <w:tcW w:w="2136" w:type="dxa"/>
             <w:tcBorders>
               <w:top w:val="single" w:sz="4" w:space="0" w:color="000000"/>
               <w:start w:val="single" w:sz="4" w:space="0" w:color="000000"/>
@@ -11484,7 +11407,7 @@
         </w:tc>
         <w:tc>
           <w:tcPr>
-            <w:tcW w:w="3973" w:type="dxa"/>
+            <w:tcW w:w="3974" w:type="dxa"/>
             <w:tcBorders>
               <w:top w:val="single" w:sz="4" w:space="0" w:color="000000"/>
               <w:start w:val="single" w:sz="4" w:space="0" w:color="000000"/>
@@ -11533,7 +11456,7 @@
         </w:tc>
         <w:tc>
           <w:tcPr>
-            <w:tcW w:w="2137" w:type="dxa"/>
+            <w:tcW w:w="2136" w:type="dxa"/>
             <w:tcBorders>
               <w:top w:val="single" w:sz="4" w:space="0" w:color="000000"/>
               <w:start w:val="single" w:sz="4" w:space="0" w:color="000000"/>
@@ -11556,7 +11479,7 @@
         </w:tc>
         <w:tc>
           <w:tcPr>
-            <w:tcW w:w="3973" w:type="dxa"/>
+            <w:tcW w:w="3974" w:type="dxa"/>
             <w:tcBorders>
               <w:top w:val="single" w:sz="4" w:space="0" w:color="000000"/>
               <w:start w:val="single" w:sz="4" w:space="0" w:color="000000"/>
@@ -11605,7 +11528,7 @@
         </w:tc>
         <w:tc>
           <w:tcPr>
-            <w:tcW w:w="2137" w:type="dxa"/>
+            <w:tcW w:w="2136" w:type="dxa"/>
             <w:tcBorders>
               <w:top w:val="single" w:sz="4" w:space="0" w:color="000000"/>
               <w:start w:val="single" w:sz="4" w:space="0" w:color="000000"/>
@@ -11628,7 +11551,7 @@
         </w:tc>
         <w:tc>
           <w:tcPr>
-            <w:tcW w:w="3973" w:type="dxa"/>
+            <w:tcW w:w="3974" w:type="dxa"/>
             <w:tcBorders>
               <w:top w:val="single" w:sz="4" w:space="0" w:color="000000"/>
               <w:start w:val="single" w:sz="4" w:space="0" w:color="000000"/>
@@ -11677,7 +11600,7 @@
         </w:tc>
         <w:tc>
           <w:tcPr>
-            <w:tcW w:w="2137" w:type="dxa"/>
+            <w:tcW w:w="2136" w:type="dxa"/>
             <w:tcBorders>
               <w:top w:val="single" w:sz="4" w:space="0" w:color="000000"/>
               <w:start w:val="single" w:sz="4" w:space="0" w:color="000000"/>
@@ -11700,7 +11623,7 @@
         </w:tc>
         <w:tc>
           <w:tcPr>
-            <w:tcW w:w="3973" w:type="dxa"/>
+            <w:tcW w:w="3974" w:type="dxa"/>
             <w:tcBorders>
               <w:top w:val="single" w:sz="4" w:space="0" w:color="000000"/>
               <w:start w:val="single" w:sz="4" w:space="0" w:color="000000"/>
@@ -11749,7 +11672,7 @@
         </w:tc>
         <w:tc>
           <w:tcPr>
-            <w:tcW w:w="2137" w:type="dxa"/>
+            <w:tcW w:w="2136" w:type="dxa"/>
             <w:tcBorders>
               <w:top w:val="single" w:sz="4" w:space="0" w:color="000000"/>
               <w:start w:val="single" w:sz="4" w:space="0" w:color="000000"/>
@@ -11772,7 +11695,7 @@
         </w:tc>
         <w:tc>
           <w:tcPr>
-            <w:tcW w:w="3973" w:type="dxa"/>
+            <w:tcW w:w="3974" w:type="dxa"/>
             <w:tcBorders>
               <w:top w:val="single" w:sz="4" w:space="0" w:color="000000"/>
               <w:start w:val="single" w:sz="4" w:space="0" w:color="000000"/>
@@ -11821,7 +11744,7 @@
         </w:tc>
         <w:tc>
           <w:tcPr>
-            <w:tcW w:w="2137" w:type="dxa"/>
+            <w:tcW w:w="2136" w:type="dxa"/>
             <w:tcBorders>
               <w:top w:val="single" w:sz="4" w:space="0" w:color="000000"/>
               <w:start w:val="single" w:sz="4" w:space="0" w:color="000000"/>
@@ -11844,7 +11767,7 @@
         </w:tc>
         <w:tc>
           <w:tcPr>
-            <w:tcW w:w="3973" w:type="dxa"/>
+            <w:tcW w:w="3974" w:type="dxa"/>
             <w:tcBorders>
               <w:top w:val="single" w:sz="4" w:space="0" w:color="000000"/>
               <w:start w:val="single" w:sz="4" w:space="0" w:color="000000"/>
@@ -12044,9 +11967,9 @@
       </w:r>
     </w:p>
     <w:sectPr>
-      <w:footerReference w:type="even" r:id="rId2"/>
-      <w:footerReference w:type="default" r:id="rId3"/>
-      <w:footerReference w:type="first" r:id="rId4"/>
+      <w:footerReference w:type="even" r:id="rId3"/>
+      <w:footerReference w:type="default" r:id="rId4"/>
+      <w:footerReference w:type="first" r:id="rId5"/>
       <w:type w:val="nextPage"/>
       <w:pgSz w:w="11906" w:h="16838"/>
       <w:pgMar w:left="1701" w:right="851" w:gutter="0" w:header="0" w:top="1134" w:footer="709" w:bottom="1134"/>
@@ -12095,7 +12018,7 @@
     </w:r>
     <w:r>
       <w:rPr/>
-      <w:t>1</w:t>
+      <w:t>21</w:t>
     </w:r>
     <w:r>
       <w:rPr/>
@@ -12127,7 +12050,7 @@
     </w:r>
     <w:r>
       <w:rPr/>
-      <w:t>1</w:t>
+      <w:t>21</w:t>
     </w:r>
     <w:r>
       <w:rPr/>
@@ -12263,6 +12186,127 @@
   <w:abstractNum w:abstractNumId="2">
     <w:lvl w:ilvl="0">
       <w:start w:val="1"/>
+      <w:numFmt w:val="bullet"/>
+      <w:lvlText w:val="–"/>
+      <w:lvlJc w:val="start"/>
+      <w:pPr>
+        <w:tabs>
+          <w:tab w:val="num" w:pos="0"/>
+        </w:tabs>
+        <w:ind w:start="720" w:hanging="360"/>
+      </w:pPr>
+      <w:rPr>
+        <w:rFonts w:ascii="Times New Roman" w:hAnsi="Times New Roman" w:cs="Times New Roman" w:hint="default"/>
+      </w:rPr>
+    </w:lvl>
+    <w:lvl w:ilvl="1">
+      <w:start w:val="0"/>
+      <w:numFmt w:val="decimal"/>
+      <w:lvlText w:val=""/>
+      <w:lvlJc w:val="start"/>
+      <w:pPr>
+        <w:tabs>
+          <w:tab w:val="num" w:pos="0"/>
+        </w:tabs>
+        <w:ind w:start="0" w:hanging="0"/>
+      </w:pPr>
+      <w:rPr/>
+    </w:lvl>
+    <w:lvl w:ilvl="2">
+      <w:start w:val="0"/>
+      <w:numFmt w:val="decimal"/>
+      <w:lvlText w:val=""/>
+      <w:lvlJc w:val="start"/>
+      <w:pPr>
+        <w:tabs>
+          <w:tab w:val="num" w:pos="0"/>
+        </w:tabs>
+        <w:ind w:start="0" w:hanging="0"/>
+      </w:pPr>
+      <w:rPr/>
+    </w:lvl>
+    <w:lvl w:ilvl="3">
+      <w:start w:val="0"/>
+      <w:numFmt w:val="decimal"/>
+      <w:lvlText w:val=""/>
+      <w:lvlJc w:val="start"/>
+      <w:pPr>
+        <w:tabs>
+          <w:tab w:val="num" w:pos="0"/>
+        </w:tabs>
+        <w:ind w:start="0" w:hanging="0"/>
+      </w:pPr>
+      <w:rPr/>
+    </w:lvl>
+    <w:lvl w:ilvl="4">
+      <w:start w:val="0"/>
+      <w:numFmt w:val="decimal"/>
+      <w:lvlText w:val=""/>
+      <w:lvlJc w:val="start"/>
+      <w:pPr>
+        <w:tabs>
+          <w:tab w:val="num" w:pos="0"/>
+        </w:tabs>
+        <w:ind w:start="0" w:hanging="0"/>
+      </w:pPr>
+      <w:rPr/>
+    </w:lvl>
+    <w:lvl w:ilvl="5">
+      <w:start w:val="0"/>
+      <w:numFmt w:val="decimal"/>
+      <w:lvlText w:val=""/>
+      <w:lvlJc w:val="start"/>
+      <w:pPr>
+        <w:tabs>
+          <w:tab w:val="num" w:pos="0"/>
+        </w:tabs>
+        <w:ind w:start="0" w:hanging="0"/>
+      </w:pPr>
+      <w:rPr/>
+    </w:lvl>
+    <w:lvl w:ilvl="6">
+      <w:start w:val="0"/>
+      <w:numFmt w:val="decimal"/>
+      <w:lvlText w:val=""/>
+      <w:lvlJc w:val="start"/>
+      <w:pPr>
+        <w:tabs>
+          <w:tab w:val="num" w:pos="0"/>
+        </w:tabs>
+        <w:ind w:start="0" w:hanging="0"/>
+      </w:pPr>
+      <w:rPr/>
+    </w:lvl>
+    <w:lvl w:ilvl="7">
+      <w:start w:val="0"/>
+      <w:numFmt w:val="decimal"/>
+      <w:lvlText w:val=""/>
+      <w:lvlJc w:val="start"/>
+      <w:pPr>
+        <w:tabs>
+          <w:tab w:val="num" w:pos="0"/>
+        </w:tabs>
+        <w:ind w:start="0" w:hanging="0"/>
+      </w:pPr>
+      <w:rPr/>
+    </w:lvl>
+    <w:lvl w:ilvl="8">
+      <w:start w:val="0"/>
+      <w:numFmt w:val="decimal"/>
+      <w:lvlText w:val=""/>
+      <w:lvlJc w:val="start"/>
+      <w:pPr>
+        <w:tabs>
+          <w:tab w:val="num" w:pos="0"/>
+        </w:tabs>
+        <w:ind w:start="0" w:hanging="0"/>
+      </w:pPr>
+      <w:rPr/>
+    </w:lvl>
+  </w:abstractNum>
+  <w:abstractNum w:abstractNumId="3">
+    <w:lvl w:ilvl="0">
+      <w:start w:val="1"/>
       <w:numFmt w:val="none"/>
       <w:suff w:val="nothing"/>
       <w:lvlText w:val=""/>
@@ -12386,7 +12430,10 @@
     <w:abstractNumId w:val="2"/>
   </w:num>
   <w:num w:numId="3">
-    <w:abstractNumId w:val="1"/>
+    <w:abstractNumId w:val="3"/>
+  </w:num>
+  <w:num w:numId="4">
+    <w:abstractNumId w:val="2"/>
     <w:lvlOverride w:ilvl="0">
       <w:startOverride w:val="1"/>
     </w:lvlOverride>
@@ -12794,6 +12841,7 @@
     <w:qFormat/>
     <w:pPr>
       <w:widowControl/>
+      <w:suppressAutoHyphens w:val="true"/>
       <w:bidi w:val="0"/>
       <w:spacing w:before="0" w:after="0"/>
       <w:jc w:val="start"/>
@@ -12813,6 +12861,7 @@
     <w:qFormat/>
     <w:pPr>
       <w:widowControl/>
+      <w:suppressAutoHyphens w:val="true"/>
       <w:bidi w:val="0"/>
       <w:spacing w:lineRule="auto" w:line="360" w:before="280" w:after="140"/>
       <w:jc w:val="start"/>
@@ -12836,6 +12885,7 @@
     <w:qFormat/>
     <w:pPr>
       <w:widowControl/>
+      <w:suppressAutoHyphens w:val="true"/>
       <w:bidi w:val="0"/>
       <w:spacing w:lineRule="auto" w:line="360" w:before="200" w:after="100"/>
       <w:jc w:val="start"/>
@@ -12860,6 +12910,7 @@
     <w:qFormat/>
     <w:pPr>
       <w:widowControl/>
+      <w:suppressAutoHyphens w:val="true"/>
       <w:bidi w:val="0"/>
       <w:spacing w:lineRule="auto" w:line="360" w:before="160" w:after="80"/>
       <w:jc w:val="start"/>
@@ -12884,6 +12935,7 @@
     <w:qFormat/>
     <w:pPr>
       <w:widowControl/>
+      <w:suppressAutoHyphens w:val="true"/>
       <w:bidi w:val="0"/>
       <w:spacing w:before="0" w:after="0"/>
       <w:jc w:val="start"/>
@@ -12908,6 +12960,7 @@
     <w:qFormat/>
     <w:pPr>
       <w:widowControl/>
+      <w:suppressAutoHyphens w:val="true"/>
       <w:bidi w:val="0"/>
       <w:spacing w:before="0" w:after="0"/>
       <w:jc w:val="start"/>
@@ -12930,6 +12983,7 @@
     <w:qFormat/>
     <w:pPr>
       <w:widowControl/>
+      <w:suppressAutoHyphens w:val="true"/>
       <w:bidi w:val="0"/>
       <w:spacing w:before="0" w:after="0"/>
       <w:jc w:val="start"/>
@@ -12961,11 +13015,18 @@
       <w:u w:val="single"/>
     </w:rPr>
   </w:style>
-  <w:style w:type="character" w:styleId="Style8">
-    <w:name w:val="Символ сноски"/>
+  <w:style w:type="character" w:styleId="user">
+    <w:name w:val="Символ сноски (user)"/>
     <w:uiPriority w:val="99"/>
     <w:semiHidden/>
     <w:unhideWhenUsed/>
+    <w:qFormat/>
+    <w:rPr>
+      <w:vertAlign w:val="superscript"/>
+    </w:rPr>
+  </w:style>
+  <w:style w:type="character" w:styleId="Style8">
+    <w:name w:val="Символ сноски"/>
     <w:qFormat/>
     <w:rPr>
       <w:vertAlign w:val="superscript"/>
@@ -12988,11 +13049,18 @@
       <w:szCs w:val="20"/>
     </w:rPr>
   </w:style>
-  <w:style w:type="character" w:styleId="Style10">
-    <w:name w:val="Символ концевой сноски"/>
+  <w:style w:type="character" w:styleId="user1">
+    <w:name w:val="Символ концевой сноски (user)"/>
     <w:uiPriority w:val="99"/>
     <w:semiHidden/>
     <w:unhideWhenUsed/>
+    <w:qFormat/>
+    <w:rPr>
+      <w:vertAlign w:val="superscript"/>
+    </w:rPr>
+  </w:style>
+  <w:style w:type="character" w:styleId="Style10">
+    <w:name w:val="Символ концевой сноски"/>
     <w:qFormat/>
     <w:rPr>
       <w:vertAlign w:val="superscript"/>
@@ -13015,12 +13083,12 @@
       <w:szCs w:val="20"/>
     </w:rPr>
   </w:style>
-  <w:style w:type="character" w:styleId="Style12">
-    <w:name w:val="Ссылка указателя"/>
+  <w:style w:type="character" w:styleId="user2">
+    <w:name w:val="Ссылка указателя (user)"/>
     <w:qFormat/>
     <w:rPr/>
   </w:style>
-  <w:style w:type="paragraph" w:styleId="Style13">
+  <w:style w:type="paragraph" w:styleId="Style12">
     <w:name w:val="Заголовок"/>
     <w:basedOn w:val="Normal"/>
     <w:next w:val="BodyText"/>
@@ -13067,8 +13135,34 @@
       <w:szCs w:val="24"/>
     </w:rPr>
   </w:style>
-  <w:style w:type="paragraph" w:styleId="Style14">
+  <w:style w:type="paragraph" w:styleId="Style13">
     <w:name w:val="Указатель"/>
+    <w:basedOn w:val="Normal"/>
+    <w:qFormat/>
+    <w:pPr>
+      <w:suppressLineNumbers/>
+    </w:pPr>
+    <w:rPr>
+      <w:rFonts w:cs="Lucida Sans"/>
+    </w:rPr>
+  </w:style>
+  <w:style w:type="paragraph" w:styleId="user3">
+    <w:name w:val="Заголовок (user)"/>
+    <w:basedOn w:val="Normal"/>
+    <w:next w:val="BodyText"/>
+    <w:qFormat/>
+    <w:pPr>
+      <w:keepNext w:val="true"/>
+      <w:spacing w:before="240" w:after="120"/>
+    </w:pPr>
+    <w:rPr>
+      <w:rFonts w:ascii="Liberation Sans" w:hAnsi="Liberation Sans" w:eastAsia="Microsoft YaHei" w:cs="Lucida Sans"/>
+      <w:sz w:val="28"/>
+      <w:szCs w:val="28"/>
+    </w:rPr>
+  </w:style>
+  <w:style w:type="paragraph" w:styleId="user4">
+    <w:name w:val="Указатель (user)"/>
     <w:basedOn w:val="Normal"/>
     <w:qFormat/>
     <w:pPr>
@@ -13084,6 +13178,7 @@
     <w:qFormat/>
     <w:pPr>
       <w:widowControl/>
+      <w:suppressAutoHyphens w:val="true"/>
       <w:bidi w:val="0"/>
       <w:spacing w:before="0" w:after="0"/>
       <w:jc w:val="start"/>
@@ -13102,6 +13197,7 @@
     <w:qFormat/>
     <w:pPr>
       <w:widowControl/>
+      <w:suppressAutoHyphens w:val="true"/>
       <w:bidi w:val="0"/>
       <w:spacing w:before="0" w:after="0"/>
       <w:jc w:val="start"/>
@@ -13122,6 +13218,7 @@
     <w:qFormat/>
     <w:pPr>
       <w:widowControl/>
+      <w:suppressAutoHyphens w:val="true"/>
       <w:bidi w:val="0"/>
       <w:spacing w:before="0" w:after="0"/>
       <w:jc w:val="start"/>
@@ -13143,6 +13240,7 @@
     <w:unhideWhenUsed/>
     <w:pPr>
       <w:widowControl/>
+      <w:suppressAutoHyphens w:val="true"/>
       <w:bidi w:val="0"/>
       <w:spacing w:before="0" w:after="0"/>
       <w:jc w:val="start"/>
@@ -13164,6 +13262,7 @@
     <w:unhideWhenUsed/>
     <w:pPr>
       <w:widowControl/>
+      <w:suppressAutoHyphens w:val="true"/>
       <w:bidi w:val="0"/>
       <w:spacing w:before="0" w:after="0"/>
       <w:jc w:val="start"/>
@@ -13204,7 +13303,14 @@
     </w:pPr>
     <w:rPr/>
   </w:style>
-  <w:style w:type="paragraph" w:styleId="Style15">
+  <w:style w:type="paragraph" w:styleId="user5">
+    <w:name w:val="Колонтитулы (user)"/>
+    <w:basedOn w:val="Normal"/>
+    <w:qFormat/>
+    <w:pPr/>
+    <w:rPr/>
+  </w:style>
+  <w:style w:type="paragraph" w:styleId="Style14">
     <w:name w:val="Колонтитулы"/>
     <w:basedOn w:val="Normal"/>
     <w:qFormat/>
@@ -13213,12 +13319,12 @@
   </w:style>
   <w:style w:type="paragraph" w:styleId="Footer">
     <w:name w:val="footer"/>
-    <w:basedOn w:val="Style15"/>
+    <w:basedOn w:val="user5"/>
     <w:pPr/>
     <w:rPr/>
   </w:style>
-  <w:style w:type="numbering" w:styleId="Style16" w:default="1">
-    <w:name w:val="Без списка"/>
+  <w:style w:type="numbering" w:styleId="user6" w:default="1">
+    <w:name w:val="Без списка (user)"/>
     <w:uiPriority w:val="99"/>
     <w:semiHidden/>
     <w:unhideWhenUsed/>
